--- a/texte/SmartVoc-Texte-Deutsch Review_MK.docx
+++ b/texte/SmartVoc-Texte-Deutsch Review_MK.docx
@@ -304,13 +304,7 @@
         <w:t xml:space="preserve"> </w:t>
       </w:r>
       <w:r>
-        <w:t>[</w:t>
-      </w:r>
-      <w:r>
-        <w:t>anpassen</w:t>
-      </w:r>
-      <w:r>
-        <w:t>]</w:t>
+        <w:t>[anpassen]</w:t>
       </w:r>
     </w:p>
     <w:p>
@@ -507,21 +501,15 @@
       <w:r>
         <w:t xml:space="preserve">: </w:t>
       </w:r>
-      <w:r>
-        <w:t xml:space="preserve">Hier kriegst </w:t>
-      </w:r>
-      <w:proofErr w:type="spellStart"/>
-      <w:r>
-        <w:t xml:space="preserve">du </w:t>
-      </w:r>
-      <w:proofErr w:type="spellEnd"/>
-      <w:r>
-        <w:t xml:space="preserve">eine Übersicht, wann </w:t>
+      <w:bookmarkStart w:id="1" w:name="OLE_LINK4"/>
+      <w:r>
+        <w:t xml:space="preserve">Hier kriegst du eine Übersicht, wann </w:t>
       </w:r>
       <w:r>
         <w:t>du welche Listen beherrschen möchtest oder wann deine Prüfungen sind. Du siehst auch, Lernen on-track oder im Rückstand bist.</w:t>
       </w:r>
     </w:p>
+    <w:bookmarkEnd w:id="1"/>
     <w:p>
       <w:pPr>
         <w:spacing w:before="140" w:after="20"/>
@@ -607,16 +595,7 @@
         <w:spacing w:after="60"/>
       </w:pPr>
       <w:r>
-        <w:t xml:space="preserve">Hinter dem </w:t>
-      </w:r>
-      <w:r>
-        <w:t>Zahnrad</w:t>
-      </w:r>
-      <w:r>
-        <w:t xml:space="preserve"> oben rechts verbergen sich </w:t>
-      </w:r>
-      <w:r>
-        <w:t>die Einstellungen</w:t>
+        <w:t>Hinter dem Zahnrad oben rechts verbergen sich die Einstellungen</w:t>
       </w:r>
       <w:r>
         <w:t xml:space="preserve"> mit zahlreichen Personalisierungs-Optionen. Ein Hilfemenu mit Anleitung, Lerntipps und Infos zur Lerntheorie hinter </w:t>
@@ -720,10 +699,7 @@
       </w:r>
       <w:proofErr w:type="spellStart"/>
       <w:r>
-        <w:t>dara</w:t>
-      </w:r>
-      <w:r>
-        <w:t>Es</w:t>
+        <w:t>daraEs</w:t>
       </w:r>
       <w:proofErr w:type="spellEnd"/>
       <w:r>
@@ -4251,12 +4227,6 @@
         <w:gridCol w:w="7880"/>
       </w:tblGrid>
       <w:tr>
-        <w:tblPrEx>
-          <w:tblCellMar>
-            <w:top w:w="0" w:type="dxa"/>
-            <w:bottom w:w="0" w:type="dxa"/>
-          </w:tblCellMar>
-        </w:tblPrEx>
         <w:trPr>
           <w:tblHeader/>
         </w:trPr>
@@ -4308,12 +4278,6 @@
         </w:tc>
       </w:tr>
       <w:tr>
-        <w:tblPrEx>
-          <w:tblCellMar>
-            <w:top w:w="0" w:type="dxa"/>
-            <w:bottom w:w="0" w:type="dxa"/>
-          </w:tblCellMar>
-        </w:tblPrEx>
         <w:tc>
           <w:tcPr>
             <w:tcW w:w="1120" w:type="dxa"/>
@@ -4354,12 +4318,6 @@
         </w:tc>
       </w:tr>
       <w:tr>
-        <w:tblPrEx>
-          <w:tblCellMar>
-            <w:top w:w="0" w:type="dxa"/>
-            <w:bottom w:w="0" w:type="dxa"/>
-          </w:tblCellMar>
-        </w:tblPrEx>
         <w:tc>
           <w:tcPr>
             <w:tcW w:w="1120" w:type="dxa"/>
@@ -4400,12 +4358,6 @@
         </w:tc>
       </w:tr>
       <w:tr>
-        <w:tblPrEx>
-          <w:tblCellMar>
-            <w:top w:w="0" w:type="dxa"/>
-            <w:bottom w:w="0" w:type="dxa"/>
-          </w:tblCellMar>
-        </w:tblPrEx>
         <w:tc>
           <w:tcPr>
             <w:tcW w:w="1120" w:type="dxa"/>
@@ -4446,12 +4398,6 @@
         </w:tc>
       </w:tr>
       <w:tr>
-        <w:tblPrEx>
-          <w:tblCellMar>
-            <w:top w:w="0" w:type="dxa"/>
-            <w:bottom w:w="0" w:type="dxa"/>
-          </w:tblCellMar>
-        </w:tblPrEx>
         <w:tc>
           <w:tcPr>
             <w:tcW w:w="1120" w:type="dxa"/>
@@ -4492,12 +4438,6 @@
         </w:tc>
       </w:tr>
       <w:tr>
-        <w:tblPrEx>
-          <w:tblCellMar>
-            <w:top w:w="0" w:type="dxa"/>
-            <w:bottom w:w="0" w:type="dxa"/>
-          </w:tblCellMar>
-        </w:tblPrEx>
         <w:tc>
           <w:tcPr>
             <w:tcW w:w="1120" w:type="dxa"/>
@@ -4538,12 +4478,6 @@
         </w:tc>
       </w:tr>
       <w:tr>
-        <w:tblPrEx>
-          <w:tblCellMar>
-            <w:top w:w="0" w:type="dxa"/>
-            <w:bottom w:w="0" w:type="dxa"/>
-          </w:tblCellMar>
-        </w:tblPrEx>
         <w:tc>
           <w:tcPr>
             <w:tcW w:w="1120" w:type="dxa"/>
@@ -4584,12 +4518,6 @@
         </w:tc>
       </w:tr>
       <w:tr>
-        <w:tblPrEx>
-          <w:tblCellMar>
-            <w:top w:w="0" w:type="dxa"/>
-            <w:bottom w:w="0" w:type="dxa"/>
-          </w:tblCellMar>
-        </w:tblPrEx>
         <w:tc>
           <w:tcPr>
             <w:tcW w:w="1120" w:type="dxa"/>
@@ -4630,12 +4558,6 @@
         </w:tc>
       </w:tr>
       <w:tr>
-        <w:tblPrEx>
-          <w:tblCellMar>
-            <w:top w:w="0" w:type="dxa"/>
-            <w:bottom w:w="0" w:type="dxa"/>
-          </w:tblCellMar>
-        </w:tblPrEx>
         <w:tc>
           <w:tcPr>
             <w:tcW w:w="1120" w:type="dxa"/>
@@ -4676,12 +4598,6 @@
         </w:tc>
       </w:tr>
       <w:tr>
-        <w:tblPrEx>
-          <w:tblCellMar>
-            <w:top w:w="0" w:type="dxa"/>
-            <w:bottom w:w="0" w:type="dxa"/>
-          </w:tblCellMar>
-        </w:tblPrEx>
         <w:tc>
           <w:tcPr>
             <w:tcW w:w="1120" w:type="dxa"/>
@@ -4722,12 +4638,6 @@
         </w:tc>
       </w:tr>
       <w:tr>
-        <w:tblPrEx>
-          <w:tblCellMar>
-            <w:top w:w="0" w:type="dxa"/>
-            <w:bottom w:w="0" w:type="dxa"/>
-          </w:tblCellMar>
-        </w:tblPrEx>
         <w:tc>
           <w:tcPr>
             <w:tcW w:w="1120" w:type="dxa"/>
@@ -4768,12 +4678,6 @@
         </w:tc>
       </w:tr>
       <w:tr>
-        <w:tblPrEx>
-          <w:tblCellMar>
-            <w:top w:w="0" w:type="dxa"/>
-            <w:bottom w:w="0" w:type="dxa"/>
-          </w:tblCellMar>
-        </w:tblPrEx>
         <w:tc>
           <w:tcPr>
             <w:tcW w:w="1120" w:type="dxa"/>
@@ -4814,12 +4718,6 @@
         </w:tc>
       </w:tr>
       <w:tr>
-        <w:tblPrEx>
-          <w:tblCellMar>
-            <w:top w:w="0" w:type="dxa"/>
-            <w:bottom w:w="0" w:type="dxa"/>
-          </w:tblCellMar>
-        </w:tblPrEx>
         <w:tc>
           <w:tcPr>
             <w:tcW w:w="1120" w:type="dxa"/>
@@ -4868,12 +4766,6 @@
         </w:tc>
       </w:tr>
       <w:tr>
-        <w:tblPrEx>
-          <w:tblCellMar>
-            <w:top w:w="0" w:type="dxa"/>
-            <w:bottom w:w="0" w:type="dxa"/>
-          </w:tblCellMar>
-        </w:tblPrEx>
         <w:tc>
           <w:tcPr>
             <w:tcW w:w="1120" w:type="dxa"/>
@@ -4914,12 +4806,6 @@
         </w:tc>
       </w:tr>
       <w:tr>
-        <w:tblPrEx>
-          <w:tblCellMar>
-            <w:top w:w="0" w:type="dxa"/>
-            <w:bottom w:w="0" w:type="dxa"/>
-          </w:tblCellMar>
-        </w:tblPrEx>
         <w:tc>
           <w:tcPr>
             <w:tcW w:w="1120" w:type="dxa"/>
@@ -4960,12 +4846,6 @@
         </w:tc>
       </w:tr>
       <w:tr>
-        <w:tblPrEx>
-          <w:tblCellMar>
-            <w:top w:w="0" w:type="dxa"/>
-            <w:bottom w:w="0" w:type="dxa"/>
-          </w:tblCellMar>
-        </w:tblPrEx>
         <w:tc>
           <w:tcPr>
             <w:tcW w:w="1120" w:type="dxa"/>
@@ -5006,12 +4886,6 @@
         </w:tc>
       </w:tr>
       <w:tr>
-        <w:tblPrEx>
-          <w:tblCellMar>
-            <w:top w:w="0" w:type="dxa"/>
-            <w:bottom w:w="0" w:type="dxa"/>
-          </w:tblCellMar>
-        </w:tblPrEx>
         <w:tc>
           <w:tcPr>
             <w:tcW w:w="1120" w:type="dxa"/>
@@ -5057,12 +4931,6 @@
         </w:tc>
       </w:tr>
       <w:tr>
-        <w:tblPrEx>
-          <w:tblCellMar>
-            <w:top w:w="0" w:type="dxa"/>
-            <w:bottom w:w="0" w:type="dxa"/>
-          </w:tblCellMar>
-        </w:tblPrEx>
         <w:tc>
           <w:tcPr>
             <w:tcW w:w="1120" w:type="dxa"/>
@@ -5113,12 +4981,6 @@
         </w:tc>
       </w:tr>
       <w:tr>
-        <w:tblPrEx>
-          <w:tblCellMar>
-            <w:top w:w="0" w:type="dxa"/>
-            <w:bottom w:w="0" w:type="dxa"/>
-          </w:tblCellMar>
-        </w:tblPrEx>
         <w:tc>
           <w:tcPr>
             <w:tcW w:w="1120" w:type="dxa"/>
@@ -5164,12 +5026,6 @@
         </w:tc>
       </w:tr>
       <w:tr>
-        <w:tblPrEx>
-          <w:tblCellMar>
-            <w:top w:w="0" w:type="dxa"/>
-            <w:bottom w:w="0" w:type="dxa"/>
-          </w:tblCellMar>
-        </w:tblPrEx>
         <w:tc>
           <w:tcPr>
             <w:tcW w:w="1120" w:type="dxa"/>
@@ -5210,12 +5066,6 @@
         </w:tc>
       </w:tr>
       <w:tr>
-        <w:tblPrEx>
-          <w:tblCellMar>
-            <w:top w:w="0" w:type="dxa"/>
-            <w:bottom w:w="0" w:type="dxa"/>
-          </w:tblCellMar>
-        </w:tblPrEx>
         <w:tc>
           <w:tcPr>
             <w:tcW w:w="1120" w:type="dxa"/>
@@ -5256,12 +5106,6 @@
         </w:tc>
       </w:tr>
       <w:tr>
-        <w:tblPrEx>
-          <w:tblCellMar>
-            <w:top w:w="0" w:type="dxa"/>
-            <w:bottom w:w="0" w:type="dxa"/>
-          </w:tblCellMar>
-        </w:tblPrEx>
         <w:tc>
           <w:tcPr>
             <w:tcW w:w="1120" w:type="dxa"/>
@@ -5302,12 +5146,6 @@
         </w:tc>
       </w:tr>
       <w:tr>
-        <w:tblPrEx>
-          <w:tblCellMar>
-            <w:top w:w="0" w:type="dxa"/>
-            <w:bottom w:w="0" w:type="dxa"/>
-          </w:tblCellMar>
-        </w:tblPrEx>
         <w:tc>
           <w:tcPr>
             <w:tcW w:w="1120" w:type="dxa"/>
@@ -5348,12 +5186,6 @@
         </w:tc>
       </w:tr>
       <w:tr>
-        <w:tblPrEx>
-          <w:tblCellMar>
-            <w:top w:w="0" w:type="dxa"/>
-            <w:bottom w:w="0" w:type="dxa"/>
-          </w:tblCellMar>
-        </w:tblPrEx>
         <w:tc>
           <w:tcPr>
             <w:tcW w:w="1120" w:type="dxa"/>
@@ -5394,12 +5226,6 @@
         </w:tc>
       </w:tr>
       <w:tr>
-        <w:tblPrEx>
-          <w:tblCellMar>
-            <w:top w:w="0" w:type="dxa"/>
-            <w:bottom w:w="0" w:type="dxa"/>
-          </w:tblCellMar>
-        </w:tblPrEx>
         <w:tc>
           <w:tcPr>
             <w:tcW w:w="1120" w:type="dxa"/>
@@ -5440,12 +5266,6 @@
         </w:tc>
       </w:tr>
       <w:tr>
-        <w:tblPrEx>
-          <w:tblCellMar>
-            <w:top w:w="0" w:type="dxa"/>
-            <w:bottom w:w="0" w:type="dxa"/>
-          </w:tblCellMar>
-        </w:tblPrEx>
         <w:tc>
           <w:tcPr>
             <w:tcW w:w="1120" w:type="dxa"/>
@@ -5494,12 +5314,6 @@
         </w:tc>
       </w:tr>
       <w:tr>
-        <w:tblPrEx>
-          <w:tblCellMar>
-            <w:top w:w="0" w:type="dxa"/>
-            <w:bottom w:w="0" w:type="dxa"/>
-          </w:tblCellMar>
-        </w:tblPrEx>
         <w:tc>
           <w:tcPr>
             <w:tcW w:w="1120" w:type="dxa"/>
@@ -5540,12 +5354,6 @@
         </w:tc>
       </w:tr>
       <w:tr>
-        <w:tblPrEx>
-          <w:tblCellMar>
-            <w:top w:w="0" w:type="dxa"/>
-            <w:bottom w:w="0" w:type="dxa"/>
-          </w:tblCellMar>
-        </w:tblPrEx>
         <w:tc>
           <w:tcPr>
             <w:tcW w:w="1120" w:type="dxa"/>
@@ -5586,12 +5394,6 @@
         </w:tc>
       </w:tr>
       <w:tr>
-        <w:tblPrEx>
-          <w:tblCellMar>
-            <w:top w:w="0" w:type="dxa"/>
-            <w:bottom w:w="0" w:type="dxa"/>
-          </w:tblCellMar>
-        </w:tblPrEx>
         <w:tc>
           <w:tcPr>
             <w:tcW w:w="1120" w:type="dxa"/>
@@ -5632,12 +5434,6 @@
         </w:tc>
       </w:tr>
       <w:tr>
-        <w:tblPrEx>
-          <w:tblCellMar>
-            <w:top w:w="0" w:type="dxa"/>
-            <w:bottom w:w="0" w:type="dxa"/>
-          </w:tblCellMar>
-        </w:tblPrEx>
         <w:tc>
           <w:tcPr>
             <w:tcW w:w="1120" w:type="dxa"/>
@@ -5678,12 +5474,6 @@
         </w:tc>
       </w:tr>
       <w:tr>
-        <w:tblPrEx>
-          <w:tblCellMar>
-            <w:top w:w="0" w:type="dxa"/>
-            <w:bottom w:w="0" w:type="dxa"/>
-          </w:tblCellMar>
-        </w:tblPrEx>
         <w:tc>
           <w:tcPr>
             <w:tcW w:w="1120" w:type="dxa"/>
@@ -5725,12 +5515,6 @@
         </w:tc>
       </w:tr>
       <w:tr>
-        <w:tblPrEx>
-          <w:tblCellMar>
-            <w:top w:w="0" w:type="dxa"/>
-            <w:bottom w:w="0" w:type="dxa"/>
-          </w:tblCellMar>
-        </w:tblPrEx>
         <w:tc>
           <w:tcPr>
             <w:tcW w:w="1120" w:type="dxa"/>
@@ -5771,12 +5555,6 @@
         </w:tc>
       </w:tr>
       <w:tr>
-        <w:tblPrEx>
-          <w:tblCellMar>
-            <w:top w:w="0" w:type="dxa"/>
-            <w:bottom w:w="0" w:type="dxa"/>
-          </w:tblCellMar>
-        </w:tblPrEx>
         <w:tc>
           <w:tcPr>
             <w:tcW w:w="1120" w:type="dxa"/>
@@ -5817,12 +5595,6 @@
         </w:tc>
       </w:tr>
       <w:tr>
-        <w:tblPrEx>
-          <w:tblCellMar>
-            <w:top w:w="0" w:type="dxa"/>
-            <w:bottom w:w="0" w:type="dxa"/>
-          </w:tblCellMar>
-        </w:tblPrEx>
         <w:tc>
           <w:tcPr>
             <w:tcW w:w="1120" w:type="dxa"/>
@@ -5863,12 +5635,6 @@
         </w:tc>
       </w:tr>
       <w:tr>
-        <w:tblPrEx>
-          <w:tblCellMar>
-            <w:top w:w="0" w:type="dxa"/>
-            <w:bottom w:w="0" w:type="dxa"/>
-          </w:tblCellMar>
-        </w:tblPrEx>
         <w:tc>
           <w:tcPr>
             <w:tcW w:w="1120" w:type="dxa"/>
@@ -5909,12 +5675,6 @@
         </w:tc>
       </w:tr>
       <w:tr>
-        <w:tblPrEx>
-          <w:tblCellMar>
-            <w:top w:w="0" w:type="dxa"/>
-            <w:bottom w:w="0" w:type="dxa"/>
-          </w:tblCellMar>
-        </w:tblPrEx>
         <w:tc>
           <w:tcPr>
             <w:tcW w:w="1120" w:type="dxa"/>
@@ -5955,12 +5715,6 @@
         </w:tc>
       </w:tr>
       <w:tr>
-        <w:tblPrEx>
-          <w:tblCellMar>
-            <w:top w:w="0" w:type="dxa"/>
-            <w:bottom w:w="0" w:type="dxa"/>
-          </w:tblCellMar>
-        </w:tblPrEx>
         <w:tc>
           <w:tcPr>
             <w:tcW w:w="1120" w:type="dxa"/>
@@ -6001,12 +5755,6 @@
         </w:tc>
       </w:tr>
       <w:tr>
-        <w:tblPrEx>
-          <w:tblCellMar>
-            <w:top w:w="0" w:type="dxa"/>
-            <w:bottom w:w="0" w:type="dxa"/>
-          </w:tblCellMar>
-        </w:tblPrEx>
         <w:tc>
           <w:tcPr>
             <w:tcW w:w="1120" w:type="dxa"/>
@@ -6047,12 +5795,6 @@
         </w:tc>
       </w:tr>
       <w:tr>
-        <w:tblPrEx>
-          <w:tblCellMar>
-            <w:top w:w="0" w:type="dxa"/>
-            <w:bottom w:w="0" w:type="dxa"/>
-          </w:tblCellMar>
-        </w:tblPrEx>
         <w:tc>
           <w:tcPr>
             <w:tcW w:w="1120" w:type="dxa"/>
@@ -6093,12 +5835,6 @@
         </w:tc>
       </w:tr>
       <w:tr>
-        <w:tblPrEx>
-          <w:tblCellMar>
-            <w:top w:w="0" w:type="dxa"/>
-            <w:bottom w:w="0" w:type="dxa"/>
-          </w:tblCellMar>
-        </w:tblPrEx>
         <w:tc>
           <w:tcPr>
             <w:tcW w:w="1120" w:type="dxa"/>
@@ -6139,12 +5875,6 @@
         </w:tc>
       </w:tr>
       <w:tr>
-        <w:tblPrEx>
-          <w:tblCellMar>
-            <w:top w:w="0" w:type="dxa"/>
-            <w:bottom w:w="0" w:type="dxa"/>
-          </w:tblCellMar>
-        </w:tblPrEx>
         <w:tc>
           <w:tcPr>
             <w:tcW w:w="1120" w:type="dxa"/>
@@ -6185,12 +5915,6 @@
         </w:tc>
       </w:tr>
       <w:tr>
-        <w:tblPrEx>
-          <w:tblCellMar>
-            <w:top w:w="0" w:type="dxa"/>
-            <w:bottom w:w="0" w:type="dxa"/>
-          </w:tblCellMar>
-        </w:tblPrEx>
         <w:tc>
           <w:tcPr>
             <w:tcW w:w="1120" w:type="dxa"/>
@@ -6231,12 +5955,6 @@
         </w:tc>
       </w:tr>
       <w:tr>
-        <w:tblPrEx>
-          <w:tblCellMar>
-            <w:top w:w="0" w:type="dxa"/>
-            <w:bottom w:w="0" w:type="dxa"/>
-          </w:tblCellMar>
-        </w:tblPrEx>
         <w:tc>
           <w:tcPr>
             <w:tcW w:w="1120" w:type="dxa"/>
@@ -6277,12 +5995,6 @@
         </w:tc>
       </w:tr>
       <w:tr>
-        <w:tblPrEx>
-          <w:tblCellMar>
-            <w:top w:w="0" w:type="dxa"/>
-            <w:bottom w:w="0" w:type="dxa"/>
-          </w:tblCellMar>
-        </w:tblPrEx>
         <w:tc>
           <w:tcPr>
             <w:tcW w:w="1120" w:type="dxa"/>
@@ -6323,12 +6035,6 @@
         </w:tc>
       </w:tr>
       <w:tr>
-        <w:tblPrEx>
-          <w:tblCellMar>
-            <w:top w:w="0" w:type="dxa"/>
-            <w:bottom w:w="0" w:type="dxa"/>
-          </w:tblCellMar>
-        </w:tblPrEx>
         <w:tc>
           <w:tcPr>
             <w:tcW w:w="1120" w:type="dxa"/>
@@ -6369,12 +6075,6 @@
         </w:tc>
       </w:tr>
       <w:tr>
-        <w:tblPrEx>
-          <w:tblCellMar>
-            <w:top w:w="0" w:type="dxa"/>
-            <w:bottom w:w="0" w:type="dxa"/>
-          </w:tblCellMar>
-        </w:tblPrEx>
         <w:tc>
           <w:tcPr>
             <w:tcW w:w="1120" w:type="dxa"/>
@@ -6415,12 +6115,6 @@
         </w:tc>
       </w:tr>
       <w:tr>
-        <w:tblPrEx>
-          <w:tblCellMar>
-            <w:top w:w="0" w:type="dxa"/>
-            <w:bottom w:w="0" w:type="dxa"/>
-          </w:tblCellMar>
-        </w:tblPrEx>
         <w:tc>
           <w:tcPr>
             <w:tcW w:w="1120" w:type="dxa"/>
@@ -6461,12 +6155,6 @@
         </w:tc>
       </w:tr>
       <w:tr>
-        <w:tblPrEx>
-          <w:tblCellMar>
-            <w:top w:w="0" w:type="dxa"/>
-            <w:bottom w:w="0" w:type="dxa"/>
-          </w:tblCellMar>
-        </w:tblPrEx>
         <w:tc>
           <w:tcPr>
             <w:tcW w:w="1120" w:type="dxa"/>
@@ -6507,12 +6195,6 @@
         </w:tc>
       </w:tr>
       <w:tr>
-        <w:tblPrEx>
-          <w:tblCellMar>
-            <w:top w:w="0" w:type="dxa"/>
-            <w:bottom w:w="0" w:type="dxa"/>
-          </w:tblCellMar>
-        </w:tblPrEx>
         <w:tc>
           <w:tcPr>
             <w:tcW w:w="1120" w:type="dxa"/>
@@ -6553,12 +6235,6 @@
         </w:tc>
       </w:tr>
       <w:tr>
-        <w:tblPrEx>
-          <w:tblCellMar>
-            <w:top w:w="0" w:type="dxa"/>
-            <w:bottom w:w="0" w:type="dxa"/>
-          </w:tblCellMar>
-        </w:tblPrEx>
         <w:tc>
           <w:tcPr>
             <w:tcW w:w="1120" w:type="dxa"/>
@@ -6599,12 +6275,6 @@
         </w:tc>
       </w:tr>
       <w:tr>
-        <w:tblPrEx>
-          <w:tblCellMar>
-            <w:top w:w="0" w:type="dxa"/>
-            <w:bottom w:w="0" w:type="dxa"/>
-          </w:tblCellMar>
-        </w:tblPrEx>
         <w:tc>
           <w:tcPr>
             <w:tcW w:w="1120" w:type="dxa"/>
@@ -6645,12 +6315,6 @@
         </w:tc>
       </w:tr>
       <w:tr>
-        <w:tblPrEx>
-          <w:tblCellMar>
-            <w:top w:w="0" w:type="dxa"/>
-            <w:bottom w:w="0" w:type="dxa"/>
-          </w:tblCellMar>
-        </w:tblPrEx>
         <w:tc>
           <w:tcPr>
             <w:tcW w:w="1120" w:type="dxa"/>
@@ -6691,12 +6355,6 @@
         </w:tc>
       </w:tr>
       <w:tr>
-        <w:tblPrEx>
-          <w:tblCellMar>
-            <w:top w:w="0" w:type="dxa"/>
-            <w:bottom w:w="0" w:type="dxa"/>
-          </w:tblCellMar>
-        </w:tblPrEx>
         <w:tc>
           <w:tcPr>
             <w:tcW w:w="1120" w:type="dxa"/>
@@ -6737,12 +6395,6 @@
         </w:tc>
       </w:tr>
       <w:tr>
-        <w:tblPrEx>
-          <w:tblCellMar>
-            <w:top w:w="0" w:type="dxa"/>
-            <w:bottom w:w="0" w:type="dxa"/>
-          </w:tblCellMar>
-        </w:tblPrEx>
         <w:tc>
           <w:tcPr>
             <w:tcW w:w="1120" w:type="dxa"/>
@@ -6783,12 +6435,6 @@
         </w:tc>
       </w:tr>
       <w:tr>
-        <w:tblPrEx>
-          <w:tblCellMar>
-            <w:top w:w="0" w:type="dxa"/>
-            <w:bottom w:w="0" w:type="dxa"/>
-          </w:tblCellMar>
-        </w:tblPrEx>
         <w:tc>
           <w:tcPr>
             <w:tcW w:w="1120" w:type="dxa"/>
@@ -6829,12 +6475,6 @@
         </w:tc>
       </w:tr>
       <w:tr>
-        <w:tblPrEx>
-          <w:tblCellMar>
-            <w:top w:w="0" w:type="dxa"/>
-            <w:bottom w:w="0" w:type="dxa"/>
-          </w:tblCellMar>
-        </w:tblPrEx>
         <w:tc>
           <w:tcPr>
             <w:tcW w:w="1120" w:type="dxa"/>
@@ -6875,12 +6515,6 @@
         </w:tc>
       </w:tr>
       <w:tr>
-        <w:tblPrEx>
-          <w:tblCellMar>
-            <w:top w:w="0" w:type="dxa"/>
-            <w:bottom w:w="0" w:type="dxa"/>
-          </w:tblCellMar>
-        </w:tblPrEx>
         <w:tc>
           <w:tcPr>
             <w:tcW w:w="1120" w:type="dxa"/>
@@ -6921,12 +6555,6 @@
         </w:tc>
       </w:tr>
       <w:tr>
-        <w:tblPrEx>
-          <w:tblCellMar>
-            <w:top w:w="0" w:type="dxa"/>
-            <w:bottom w:w="0" w:type="dxa"/>
-          </w:tblCellMar>
-        </w:tblPrEx>
         <w:tc>
           <w:tcPr>
             <w:tcW w:w="1120" w:type="dxa"/>
@@ -6967,12 +6595,6 @@
         </w:tc>
       </w:tr>
       <w:tr>
-        <w:tblPrEx>
-          <w:tblCellMar>
-            <w:top w:w="0" w:type="dxa"/>
-            <w:bottom w:w="0" w:type="dxa"/>
-          </w:tblCellMar>
-        </w:tblPrEx>
         <w:tc>
           <w:tcPr>
             <w:tcW w:w="1120" w:type="dxa"/>
@@ -7013,12 +6635,6 @@
         </w:tc>
       </w:tr>
       <w:tr>
-        <w:tblPrEx>
-          <w:tblCellMar>
-            <w:top w:w="0" w:type="dxa"/>
-            <w:bottom w:w="0" w:type="dxa"/>
-          </w:tblCellMar>
-        </w:tblPrEx>
         <w:tc>
           <w:tcPr>
             <w:tcW w:w="1120" w:type="dxa"/>
@@ -7059,12 +6675,6 @@
         </w:tc>
       </w:tr>
       <w:tr>
-        <w:tblPrEx>
-          <w:tblCellMar>
-            <w:top w:w="0" w:type="dxa"/>
-            <w:bottom w:w="0" w:type="dxa"/>
-          </w:tblCellMar>
-        </w:tblPrEx>
         <w:tc>
           <w:tcPr>
             <w:tcW w:w="1120" w:type="dxa"/>
@@ -7105,12 +6715,6 @@
         </w:tc>
       </w:tr>
       <w:tr>
-        <w:tblPrEx>
-          <w:tblCellMar>
-            <w:top w:w="0" w:type="dxa"/>
-            <w:bottom w:w="0" w:type="dxa"/>
-          </w:tblCellMar>
-        </w:tblPrEx>
         <w:tc>
           <w:tcPr>
             <w:tcW w:w="1120" w:type="dxa"/>
@@ -7151,12 +6755,6 @@
         </w:tc>
       </w:tr>
       <w:tr>
-        <w:tblPrEx>
-          <w:tblCellMar>
-            <w:top w:w="0" w:type="dxa"/>
-            <w:bottom w:w="0" w:type="dxa"/>
-          </w:tblCellMar>
-        </w:tblPrEx>
         <w:tc>
           <w:tcPr>
             <w:tcW w:w="1120" w:type="dxa"/>
@@ -7197,12 +6795,6 @@
         </w:tc>
       </w:tr>
       <w:tr>
-        <w:tblPrEx>
-          <w:tblCellMar>
-            <w:top w:w="0" w:type="dxa"/>
-            <w:bottom w:w="0" w:type="dxa"/>
-          </w:tblCellMar>
-        </w:tblPrEx>
         <w:tc>
           <w:tcPr>
             <w:tcW w:w="1120" w:type="dxa"/>
@@ -7243,12 +6835,6 @@
         </w:tc>
       </w:tr>
       <w:tr>
-        <w:tblPrEx>
-          <w:tblCellMar>
-            <w:top w:w="0" w:type="dxa"/>
-            <w:bottom w:w="0" w:type="dxa"/>
-          </w:tblCellMar>
-        </w:tblPrEx>
         <w:tc>
           <w:tcPr>
             <w:tcW w:w="1120" w:type="dxa"/>
@@ -7289,12 +6875,6 @@
         </w:tc>
       </w:tr>
       <w:tr>
-        <w:tblPrEx>
-          <w:tblCellMar>
-            <w:top w:w="0" w:type="dxa"/>
-            <w:bottom w:w="0" w:type="dxa"/>
-          </w:tblCellMar>
-        </w:tblPrEx>
         <w:tc>
           <w:tcPr>
             <w:tcW w:w="1120" w:type="dxa"/>
@@ -7335,12 +6915,6 @@
         </w:tc>
       </w:tr>
       <w:tr>
-        <w:tblPrEx>
-          <w:tblCellMar>
-            <w:top w:w="0" w:type="dxa"/>
-            <w:bottom w:w="0" w:type="dxa"/>
-          </w:tblCellMar>
-        </w:tblPrEx>
         <w:tc>
           <w:tcPr>
             <w:tcW w:w="1120" w:type="dxa"/>
@@ -7382,12 +6956,6 @@
         </w:tc>
       </w:tr>
       <w:tr>
-        <w:tblPrEx>
-          <w:tblCellMar>
-            <w:top w:w="0" w:type="dxa"/>
-            <w:bottom w:w="0" w:type="dxa"/>
-          </w:tblCellMar>
-        </w:tblPrEx>
         <w:tc>
           <w:tcPr>
             <w:tcW w:w="1120" w:type="dxa"/>
@@ -7428,12 +6996,6 @@
         </w:tc>
       </w:tr>
       <w:tr>
-        <w:tblPrEx>
-          <w:tblCellMar>
-            <w:top w:w="0" w:type="dxa"/>
-            <w:bottom w:w="0" w:type="dxa"/>
-          </w:tblCellMar>
-        </w:tblPrEx>
         <w:tc>
           <w:tcPr>
             <w:tcW w:w="1120" w:type="dxa"/>
@@ -7474,12 +7036,6 @@
         </w:tc>
       </w:tr>
       <w:tr>
-        <w:tblPrEx>
-          <w:tblCellMar>
-            <w:top w:w="0" w:type="dxa"/>
-            <w:bottom w:w="0" w:type="dxa"/>
-          </w:tblCellMar>
-        </w:tblPrEx>
         <w:tc>
           <w:tcPr>
             <w:tcW w:w="1120" w:type="dxa"/>
@@ -7520,12 +7076,6 @@
         </w:tc>
       </w:tr>
       <w:tr>
-        <w:tblPrEx>
-          <w:tblCellMar>
-            <w:top w:w="0" w:type="dxa"/>
-            <w:bottom w:w="0" w:type="dxa"/>
-          </w:tblCellMar>
-        </w:tblPrEx>
         <w:tc>
           <w:tcPr>
             <w:tcW w:w="1120" w:type="dxa"/>
@@ -7574,12 +7124,6 @@
         </w:tc>
       </w:tr>
       <w:tr>
-        <w:tblPrEx>
-          <w:tblCellMar>
-            <w:top w:w="0" w:type="dxa"/>
-            <w:bottom w:w="0" w:type="dxa"/>
-          </w:tblCellMar>
-        </w:tblPrEx>
         <w:tc>
           <w:tcPr>
             <w:tcW w:w="1120" w:type="dxa"/>
@@ -7620,12 +7164,6 @@
         </w:tc>
       </w:tr>
       <w:tr>
-        <w:tblPrEx>
-          <w:tblCellMar>
-            <w:top w:w="0" w:type="dxa"/>
-            <w:bottom w:w="0" w:type="dxa"/>
-          </w:tblCellMar>
-        </w:tblPrEx>
         <w:tc>
           <w:tcPr>
             <w:tcW w:w="1120" w:type="dxa"/>
@@ -7666,12 +7204,6 @@
         </w:tc>
       </w:tr>
       <w:tr>
-        <w:tblPrEx>
-          <w:tblCellMar>
-            <w:top w:w="0" w:type="dxa"/>
-            <w:bottom w:w="0" w:type="dxa"/>
-          </w:tblCellMar>
-        </w:tblPrEx>
         <w:tc>
           <w:tcPr>
             <w:tcW w:w="1120" w:type="dxa"/>
@@ -7712,12 +7244,6 @@
         </w:tc>
       </w:tr>
       <w:tr>
-        <w:tblPrEx>
-          <w:tblCellMar>
-            <w:top w:w="0" w:type="dxa"/>
-            <w:bottom w:w="0" w:type="dxa"/>
-          </w:tblCellMar>
-        </w:tblPrEx>
         <w:tc>
           <w:tcPr>
             <w:tcW w:w="1120" w:type="dxa"/>
@@ -7758,12 +7284,6 @@
         </w:tc>
       </w:tr>
       <w:tr>
-        <w:tblPrEx>
-          <w:tblCellMar>
-            <w:top w:w="0" w:type="dxa"/>
-            <w:bottom w:w="0" w:type="dxa"/>
-          </w:tblCellMar>
-        </w:tblPrEx>
         <w:tc>
           <w:tcPr>
             <w:tcW w:w="1120" w:type="dxa"/>
@@ -7804,12 +7324,6 @@
         </w:tc>
       </w:tr>
       <w:tr>
-        <w:tblPrEx>
-          <w:tblCellMar>
-            <w:top w:w="0" w:type="dxa"/>
-            <w:bottom w:w="0" w:type="dxa"/>
-          </w:tblCellMar>
-        </w:tblPrEx>
         <w:tc>
           <w:tcPr>
             <w:tcW w:w="1120" w:type="dxa"/>
@@ -7850,12 +7364,6 @@
         </w:tc>
       </w:tr>
       <w:tr>
-        <w:tblPrEx>
-          <w:tblCellMar>
-            <w:top w:w="0" w:type="dxa"/>
-            <w:bottom w:w="0" w:type="dxa"/>
-          </w:tblCellMar>
-        </w:tblPrEx>
         <w:tc>
           <w:tcPr>
             <w:tcW w:w="1120" w:type="dxa"/>
@@ -7896,12 +7404,6 @@
         </w:tc>
       </w:tr>
       <w:tr>
-        <w:tblPrEx>
-          <w:tblCellMar>
-            <w:top w:w="0" w:type="dxa"/>
-            <w:bottom w:w="0" w:type="dxa"/>
-          </w:tblCellMar>
-        </w:tblPrEx>
         <w:tc>
           <w:tcPr>
             <w:tcW w:w="1120" w:type="dxa"/>
@@ -7942,12 +7444,6 @@
         </w:tc>
       </w:tr>
       <w:tr>
-        <w:tblPrEx>
-          <w:tblCellMar>
-            <w:top w:w="0" w:type="dxa"/>
-            <w:bottom w:w="0" w:type="dxa"/>
-          </w:tblCellMar>
-        </w:tblPrEx>
         <w:tc>
           <w:tcPr>
             <w:tcW w:w="1120" w:type="dxa"/>
@@ -7988,12 +7484,6 @@
         </w:tc>
       </w:tr>
       <w:tr>
-        <w:tblPrEx>
-          <w:tblCellMar>
-            <w:top w:w="0" w:type="dxa"/>
-            <w:bottom w:w="0" w:type="dxa"/>
-          </w:tblCellMar>
-        </w:tblPrEx>
         <w:tc>
           <w:tcPr>
             <w:tcW w:w="1120" w:type="dxa"/>
@@ -8034,12 +7524,6 @@
         </w:tc>
       </w:tr>
       <w:tr>
-        <w:tblPrEx>
-          <w:tblCellMar>
-            <w:top w:w="0" w:type="dxa"/>
-            <w:bottom w:w="0" w:type="dxa"/>
-          </w:tblCellMar>
-        </w:tblPrEx>
         <w:tc>
           <w:tcPr>
             <w:tcW w:w="1120" w:type="dxa"/>
@@ -8116,12 +7600,6 @@
         <w:gridCol w:w="7880"/>
       </w:tblGrid>
       <w:tr>
-        <w:tblPrEx>
-          <w:tblCellMar>
-            <w:top w:w="0" w:type="dxa"/>
-            <w:bottom w:w="0" w:type="dxa"/>
-          </w:tblCellMar>
-        </w:tblPrEx>
         <w:trPr>
           <w:tblHeader/>
         </w:trPr>
@@ -8173,12 +7651,6 @@
         </w:tc>
       </w:tr>
       <w:tr>
-        <w:tblPrEx>
-          <w:tblCellMar>
-            <w:top w:w="0" w:type="dxa"/>
-            <w:bottom w:w="0" w:type="dxa"/>
-          </w:tblCellMar>
-        </w:tblPrEx>
         <w:tc>
           <w:tcPr>
             <w:tcW w:w="1120" w:type="dxa"/>
@@ -8219,12 +7691,6 @@
         </w:tc>
       </w:tr>
       <w:tr>
-        <w:tblPrEx>
-          <w:tblCellMar>
-            <w:top w:w="0" w:type="dxa"/>
-            <w:bottom w:w="0" w:type="dxa"/>
-          </w:tblCellMar>
-        </w:tblPrEx>
         <w:tc>
           <w:tcPr>
             <w:tcW w:w="1120" w:type="dxa"/>
@@ -8265,12 +7731,6 @@
         </w:tc>
       </w:tr>
       <w:tr>
-        <w:tblPrEx>
-          <w:tblCellMar>
-            <w:top w:w="0" w:type="dxa"/>
-            <w:bottom w:w="0" w:type="dxa"/>
-          </w:tblCellMar>
-        </w:tblPrEx>
         <w:tc>
           <w:tcPr>
             <w:tcW w:w="1120" w:type="dxa"/>
@@ -8311,12 +7771,6 @@
         </w:tc>
       </w:tr>
       <w:tr>
-        <w:tblPrEx>
-          <w:tblCellMar>
-            <w:top w:w="0" w:type="dxa"/>
-            <w:bottom w:w="0" w:type="dxa"/>
-          </w:tblCellMar>
-        </w:tblPrEx>
         <w:tc>
           <w:tcPr>
             <w:tcW w:w="1120" w:type="dxa"/>
@@ -8357,12 +7811,6 @@
         </w:tc>
       </w:tr>
       <w:tr>
-        <w:tblPrEx>
-          <w:tblCellMar>
-            <w:top w:w="0" w:type="dxa"/>
-            <w:bottom w:w="0" w:type="dxa"/>
-          </w:tblCellMar>
-        </w:tblPrEx>
         <w:tc>
           <w:tcPr>
             <w:tcW w:w="1120" w:type="dxa"/>
@@ -8411,12 +7859,6 @@
         </w:tc>
       </w:tr>
       <w:tr>
-        <w:tblPrEx>
-          <w:tblCellMar>
-            <w:top w:w="0" w:type="dxa"/>
-            <w:bottom w:w="0" w:type="dxa"/>
-          </w:tblCellMar>
-        </w:tblPrEx>
         <w:tc>
           <w:tcPr>
             <w:tcW w:w="1120" w:type="dxa"/>
@@ -8457,12 +7899,6 @@
         </w:tc>
       </w:tr>
       <w:tr>
-        <w:tblPrEx>
-          <w:tblCellMar>
-            <w:top w:w="0" w:type="dxa"/>
-            <w:bottom w:w="0" w:type="dxa"/>
-          </w:tblCellMar>
-        </w:tblPrEx>
         <w:tc>
           <w:tcPr>
             <w:tcW w:w="1120" w:type="dxa"/>
@@ -8503,12 +7939,6 @@
         </w:tc>
       </w:tr>
       <w:tr>
-        <w:tblPrEx>
-          <w:tblCellMar>
-            <w:top w:w="0" w:type="dxa"/>
-            <w:bottom w:w="0" w:type="dxa"/>
-          </w:tblCellMar>
-        </w:tblPrEx>
         <w:tc>
           <w:tcPr>
             <w:tcW w:w="1120" w:type="dxa"/>
@@ -8549,12 +7979,6 @@
         </w:tc>
       </w:tr>
       <w:tr>
-        <w:tblPrEx>
-          <w:tblCellMar>
-            <w:top w:w="0" w:type="dxa"/>
-            <w:bottom w:w="0" w:type="dxa"/>
-          </w:tblCellMar>
-        </w:tblPrEx>
         <w:tc>
           <w:tcPr>
             <w:tcW w:w="1120" w:type="dxa"/>
@@ -8595,12 +8019,6 @@
         </w:tc>
       </w:tr>
       <w:tr>
-        <w:tblPrEx>
-          <w:tblCellMar>
-            <w:top w:w="0" w:type="dxa"/>
-            <w:bottom w:w="0" w:type="dxa"/>
-          </w:tblCellMar>
-        </w:tblPrEx>
         <w:tc>
           <w:tcPr>
             <w:tcW w:w="1120" w:type="dxa"/>
@@ -8641,12 +8059,6 @@
         </w:tc>
       </w:tr>
       <w:tr>
-        <w:tblPrEx>
-          <w:tblCellMar>
-            <w:top w:w="0" w:type="dxa"/>
-            <w:bottom w:w="0" w:type="dxa"/>
-          </w:tblCellMar>
-        </w:tblPrEx>
         <w:tc>
           <w:tcPr>
             <w:tcW w:w="1120" w:type="dxa"/>
@@ -8687,12 +8099,6 @@
         </w:tc>
       </w:tr>
       <w:tr>
-        <w:tblPrEx>
-          <w:tblCellMar>
-            <w:top w:w="0" w:type="dxa"/>
-            <w:bottom w:w="0" w:type="dxa"/>
-          </w:tblCellMar>
-        </w:tblPrEx>
         <w:tc>
           <w:tcPr>
             <w:tcW w:w="1120" w:type="dxa"/>
@@ -8733,12 +8139,6 @@
         </w:tc>
       </w:tr>
       <w:tr>
-        <w:tblPrEx>
-          <w:tblCellMar>
-            <w:top w:w="0" w:type="dxa"/>
-            <w:bottom w:w="0" w:type="dxa"/>
-          </w:tblCellMar>
-        </w:tblPrEx>
         <w:tc>
           <w:tcPr>
             <w:tcW w:w="1120" w:type="dxa"/>
@@ -8779,12 +8179,6 @@
         </w:tc>
       </w:tr>
       <w:tr>
-        <w:tblPrEx>
-          <w:tblCellMar>
-            <w:top w:w="0" w:type="dxa"/>
-            <w:bottom w:w="0" w:type="dxa"/>
-          </w:tblCellMar>
-        </w:tblPrEx>
         <w:tc>
           <w:tcPr>
             <w:tcW w:w="1120" w:type="dxa"/>
@@ -8825,12 +8219,6 @@
         </w:tc>
       </w:tr>
       <w:tr>
-        <w:tblPrEx>
-          <w:tblCellMar>
-            <w:top w:w="0" w:type="dxa"/>
-            <w:bottom w:w="0" w:type="dxa"/>
-          </w:tblCellMar>
-        </w:tblPrEx>
         <w:tc>
           <w:tcPr>
             <w:tcW w:w="1120" w:type="dxa"/>
@@ -8871,12 +8259,6 @@
         </w:tc>
       </w:tr>
       <w:tr>
-        <w:tblPrEx>
-          <w:tblCellMar>
-            <w:top w:w="0" w:type="dxa"/>
-            <w:bottom w:w="0" w:type="dxa"/>
-          </w:tblCellMar>
-        </w:tblPrEx>
         <w:tc>
           <w:tcPr>
             <w:tcW w:w="1120" w:type="dxa"/>
@@ -8917,12 +8299,6 @@
         </w:tc>
       </w:tr>
       <w:tr>
-        <w:tblPrEx>
-          <w:tblCellMar>
-            <w:top w:w="0" w:type="dxa"/>
-            <w:bottom w:w="0" w:type="dxa"/>
-          </w:tblCellMar>
-        </w:tblPrEx>
         <w:tc>
           <w:tcPr>
             <w:tcW w:w="1120" w:type="dxa"/>
@@ -8963,12 +8339,6 @@
         </w:tc>
       </w:tr>
       <w:tr>
-        <w:tblPrEx>
-          <w:tblCellMar>
-            <w:top w:w="0" w:type="dxa"/>
-            <w:bottom w:w="0" w:type="dxa"/>
-          </w:tblCellMar>
-        </w:tblPrEx>
         <w:tc>
           <w:tcPr>
             <w:tcW w:w="1120" w:type="dxa"/>
@@ -9010,12 +8380,6 @@
         </w:tc>
       </w:tr>
       <w:tr>
-        <w:tblPrEx>
-          <w:tblCellMar>
-            <w:top w:w="0" w:type="dxa"/>
-            <w:bottom w:w="0" w:type="dxa"/>
-          </w:tblCellMar>
-        </w:tblPrEx>
         <w:tc>
           <w:tcPr>
             <w:tcW w:w="1120" w:type="dxa"/>
@@ -9056,12 +8420,6 @@
         </w:tc>
       </w:tr>
       <w:tr>
-        <w:tblPrEx>
-          <w:tblCellMar>
-            <w:top w:w="0" w:type="dxa"/>
-            <w:bottom w:w="0" w:type="dxa"/>
-          </w:tblCellMar>
-        </w:tblPrEx>
         <w:tc>
           <w:tcPr>
             <w:tcW w:w="1120" w:type="dxa"/>
@@ -9102,12 +8460,6 @@
         </w:tc>
       </w:tr>
       <w:tr>
-        <w:tblPrEx>
-          <w:tblCellMar>
-            <w:top w:w="0" w:type="dxa"/>
-            <w:bottom w:w="0" w:type="dxa"/>
-          </w:tblCellMar>
-        </w:tblPrEx>
         <w:tc>
           <w:tcPr>
             <w:tcW w:w="1120" w:type="dxa"/>
@@ -9148,12 +8500,6 @@
         </w:tc>
       </w:tr>
       <w:tr>
-        <w:tblPrEx>
-          <w:tblCellMar>
-            <w:top w:w="0" w:type="dxa"/>
-            <w:bottom w:w="0" w:type="dxa"/>
-          </w:tblCellMar>
-        </w:tblPrEx>
         <w:tc>
           <w:tcPr>
             <w:tcW w:w="1120" w:type="dxa"/>
@@ -9194,12 +8540,6 @@
         </w:tc>
       </w:tr>
       <w:tr>
-        <w:tblPrEx>
-          <w:tblCellMar>
-            <w:top w:w="0" w:type="dxa"/>
-            <w:bottom w:w="0" w:type="dxa"/>
-          </w:tblCellMar>
-        </w:tblPrEx>
         <w:tc>
           <w:tcPr>
             <w:tcW w:w="1120" w:type="dxa"/>
@@ -9240,12 +8580,6 @@
         </w:tc>
       </w:tr>
       <w:tr>
-        <w:tblPrEx>
-          <w:tblCellMar>
-            <w:top w:w="0" w:type="dxa"/>
-            <w:bottom w:w="0" w:type="dxa"/>
-          </w:tblCellMar>
-        </w:tblPrEx>
         <w:tc>
           <w:tcPr>
             <w:tcW w:w="1120" w:type="dxa"/>
@@ -9286,12 +8620,6 @@
         </w:tc>
       </w:tr>
       <w:tr>
-        <w:tblPrEx>
-          <w:tblCellMar>
-            <w:top w:w="0" w:type="dxa"/>
-            <w:bottom w:w="0" w:type="dxa"/>
-          </w:tblCellMar>
-        </w:tblPrEx>
         <w:tc>
           <w:tcPr>
             <w:tcW w:w="1120" w:type="dxa"/>
@@ -9332,12 +8660,6 @@
         </w:tc>
       </w:tr>
       <w:tr>
-        <w:tblPrEx>
-          <w:tblCellMar>
-            <w:top w:w="0" w:type="dxa"/>
-            <w:bottom w:w="0" w:type="dxa"/>
-          </w:tblCellMar>
-        </w:tblPrEx>
         <w:tc>
           <w:tcPr>
             <w:tcW w:w="1120" w:type="dxa"/>
@@ -9378,12 +8700,6 @@
         </w:tc>
       </w:tr>
       <w:tr>
-        <w:tblPrEx>
-          <w:tblCellMar>
-            <w:top w:w="0" w:type="dxa"/>
-            <w:bottom w:w="0" w:type="dxa"/>
-          </w:tblCellMar>
-        </w:tblPrEx>
         <w:tc>
           <w:tcPr>
             <w:tcW w:w="1120" w:type="dxa"/>
@@ -9424,12 +8740,6 @@
         </w:tc>
       </w:tr>
       <w:tr>
-        <w:tblPrEx>
-          <w:tblCellMar>
-            <w:top w:w="0" w:type="dxa"/>
-            <w:bottom w:w="0" w:type="dxa"/>
-          </w:tblCellMar>
-        </w:tblPrEx>
         <w:tc>
           <w:tcPr>
             <w:tcW w:w="1120" w:type="dxa"/>
@@ -9470,12 +8780,6 @@
         </w:tc>
       </w:tr>
       <w:tr>
-        <w:tblPrEx>
-          <w:tblCellMar>
-            <w:top w:w="0" w:type="dxa"/>
-            <w:bottom w:w="0" w:type="dxa"/>
-          </w:tblCellMar>
-        </w:tblPrEx>
         <w:tc>
           <w:tcPr>
             <w:tcW w:w="1120" w:type="dxa"/>
@@ -9516,12 +8820,6 @@
         </w:tc>
       </w:tr>
       <w:tr>
-        <w:tblPrEx>
-          <w:tblCellMar>
-            <w:top w:w="0" w:type="dxa"/>
-            <w:bottom w:w="0" w:type="dxa"/>
-          </w:tblCellMar>
-        </w:tblPrEx>
         <w:tc>
           <w:tcPr>
             <w:tcW w:w="1120" w:type="dxa"/>
@@ -9598,12 +8896,6 @@
         <w:gridCol w:w="7880"/>
       </w:tblGrid>
       <w:tr>
-        <w:tblPrEx>
-          <w:tblCellMar>
-            <w:top w:w="0" w:type="dxa"/>
-            <w:bottom w:w="0" w:type="dxa"/>
-          </w:tblCellMar>
-        </w:tblPrEx>
         <w:trPr>
           <w:tblHeader/>
         </w:trPr>
@@ -9655,12 +8947,6 @@
         </w:tc>
       </w:tr>
       <w:tr>
-        <w:tblPrEx>
-          <w:tblCellMar>
-            <w:top w:w="0" w:type="dxa"/>
-            <w:bottom w:w="0" w:type="dxa"/>
-          </w:tblCellMar>
-        </w:tblPrEx>
         <w:tc>
           <w:tcPr>
             <w:tcW w:w="1120" w:type="dxa"/>
@@ -9701,12 +8987,6 @@
         </w:tc>
       </w:tr>
       <w:tr>
-        <w:tblPrEx>
-          <w:tblCellMar>
-            <w:top w:w="0" w:type="dxa"/>
-            <w:bottom w:w="0" w:type="dxa"/>
-          </w:tblCellMar>
-        </w:tblPrEx>
         <w:tc>
           <w:tcPr>
             <w:tcW w:w="1120" w:type="dxa"/>
@@ -9747,12 +9027,6 @@
         </w:tc>
       </w:tr>
       <w:tr>
-        <w:tblPrEx>
-          <w:tblCellMar>
-            <w:top w:w="0" w:type="dxa"/>
-            <w:bottom w:w="0" w:type="dxa"/>
-          </w:tblCellMar>
-        </w:tblPrEx>
         <w:tc>
           <w:tcPr>
             <w:tcW w:w="1120" w:type="dxa"/>
@@ -9793,12 +9067,6 @@
         </w:tc>
       </w:tr>
       <w:tr>
-        <w:tblPrEx>
-          <w:tblCellMar>
-            <w:top w:w="0" w:type="dxa"/>
-            <w:bottom w:w="0" w:type="dxa"/>
-          </w:tblCellMar>
-        </w:tblPrEx>
         <w:tc>
           <w:tcPr>
             <w:tcW w:w="1120" w:type="dxa"/>
@@ -9847,12 +9115,6 @@
         </w:tc>
       </w:tr>
       <w:tr>
-        <w:tblPrEx>
-          <w:tblCellMar>
-            <w:top w:w="0" w:type="dxa"/>
-            <w:bottom w:w="0" w:type="dxa"/>
-          </w:tblCellMar>
-        </w:tblPrEx>
         <w:tc>
           <w:tcPr>
             <w:tcW w:w="1120" w:type="dxa"/>
@@ -9893,12 +9155,6 @@
         </w:tc>
       </w:tr>
       <w:tr>
-        <w:tblPrEx>
-          <w:tblCellMar>
-            <w:top w:w="0" w:type="dxa"/>
-            <w:bottom w:w="0" w:type="dxa"/>
-          </w:tblCellMar>
-        </w:tblPrEx>
         <w:tc>
           <w:tcPr>
             <w:tcW w:w="1120" w:type="dxa"/>
@@ -9939,12 +9195,6 @@
         </w:tc>
       </w:tr>
       <w:tr>
-        <w:tblPrEx>
-          <w:tblCellMar>
-            <w:top w:w="0" w:type="dxa"/>
-            <w:bottom w:w="0" w:type="dxa"/>
-          </w:tblCellMar>
-        </w:tblPrEx>
         <w:tc>
           <w:tcPr>
             <w:tcW w:w="1120" w:type="dxa"/>
@@ -9985,12 +9235,6 @@
         </w:tc>
       </w:tr>
       <w:tr>
-        <w:tblPrEx>
-          <w:tblCellMar>
-            <w:top w:w="0" w:type="dxa"/>
-            <w:bottom w:w="0" w:type="dxa"/>
-          </w:tblCellMar>
-        </w:tblPrEx>
         <w:tc>
           <w:tcPr>
             <w:tcW w:w="1120" w:type="dxa"/>
@@ -10031,12 +9275,6 @@
         </w:tc>
       </w:tr>
       <w:tr>
-        <w:tblPrEx>
-          <w:tblCellMar>
-            <w:top w:w="0" w:type="dxa"/>
-            <w:bottom w:w="0" w:type="dxa"/>
-          </w:tblCellMar>
-        </w:tblPrEx>
         <w:tc>
           <w:tcPr>
             <w:tcW w:w="1120" w:type="dxa"/>
@@ -10077,12 +9315,6 @@
         </w:tc>
       </w:tr>
       <w:tr>
-        <w:tblPrEx>
-          <w:tblCellMar>
-            <w:top w:w="0" w:type="dxa"/>
-            <w:bottom w:w="0" w:type="dxa"/>
-          </w:tblCellMar>
-        </w:tblPrEx>
         <w:tc>
           <w:tcPr>
             <w:tcW w:w="1120" w:type="dxa"/>
@@ -10123,12 +9355,6 @@
         </w:tc>
       </w:tr>
       <w:tr>
-        <w:tblPrEx>
-          <w:tblCellMar>
-            <w:top w:w="0" w:type="dxa"/>
-            <w:bottom w:w="0" w:type="dxa"/>
-          </w:tblCellMar>
-        </w:tblPrEx>
         <w:tc>
           <w:tcPr>
             <w:tcW w:w="1120" w:type="dxa"/>
@@ -10169,12 +9395,6 @@
         </w:tc>
       </w:tr>
       <w:tr>
-        <w:tblPrEx>
-          <w:tblCellMar>
-            <w:top w:w="0" w:type="dxa"/>
-            <w:bottom w:w="0" w:type="dxa"/>
-          </w:tblCellMar>
-        </w:tblPrEx>
         <w:tc>
           <w:tcPr>
             <w:tcW w:w="1120" w:type="dxa"/>
@@ -10215,12 +9435,6 @@
         </w:tc>
       </w:tr>
       <w:tr>
-        <w:tblPrEx>
-          <w:tblCellMar>
-            <w:top w:w="0" w:type="dxa"/>
-            <w:bottom w:w="0" w:type="dxa"/>
-          </w:tblCellMar>
-        </w:tblPrEx>
         <w:tc>
           <w:tcPr>
             <w:tcW w:w="1120" w:type="dxa"/>
@@ -10261,12 +9475,6 @@
         </w:tc>
       </w:tr>
       <w:tr>
-        <w:tblPrEx>
-          <w:tblCellMar>
-            <w:top w:w="0" w:type="dxa"/>
-            <w:bottom w:w="0" w:type="dxa"/>
-          </w:tblCellMar>
-        </w:tblPrEx>
         <w:tc>
           <w:tcPr>
             <w:tcW w:w="1120" w:type="dxa"/>
@@ -10307,12 +9515,6 @@
         </w:tc>
       </w:tr>
       <w:tr>
-        <w:tblPrEx>
-          <w:tblCellMar>
-            <w:top w:w="0" w:type="dxa"/>
-            <w:bottom w:w="0" w:type="dxa"/>
-          </w:tblCellMar>
-        </w:tblPrEx>
         <w:tc>
           <w:tcPr>
             <w:tcW w:w="1120" w:type="dxa"/>
@@ -10353,12 +9555,6 @@
         </w:tc>
       </w:tr>
       <w:tr>
-        <w:tblPrEx>
-          <w:tblCellMar>
-            <w:top w:w="0" w:type="dxa"/>
-            <w:bottom w:w="0" w:type="dxa"/>
-          </w:tblCellMar>
-        </w:tblPrEx>
         <w:tc>
           <w:tcPr>
             <w:tcW w:w="1120" w:type="dxa"/>
@@ -10399,12 +9595,6 @@
         </w:tc>
       </w:tr>
       <w:tr>
-        <w:tblPrEx>
-          <w:tblCellMar>
-            <w:top w:w="0" w:type="dxa"/>
-            <w:bottom w:w="0" w:type="dxa"/>
-          </w:tblCellMar>
-        </w:tblPrEx>
         <w:tc>
           <w:tcPr>
             <w:tcW w:w="1120" w:type="dxa"/>
@@ -10445,12 +9635,6 @@
         </w:tc>
       </w:tr>
       <w:tr>
-        <w:tblPrEx>
-          <w:tblCellMar>
-            <w:top w:w="0" w:type="dxa"/>
-            <w:bottom w:w="0" w:type="dxa"/>
-          </w:tblCellMar>
-        </w:tblPrEx>
         <w:tc>
           <w:tcPr>
             <w:tcW w:w="1120" w:type="dxa"/>
@@ -10491,12 +9675,6 @@
         </w:tc>
       </w:tr>
       <w:tr>
-        <w:tblPrEx>
-          <w:tblCellMar>
-            <w:top w:w="0" w:type="dxa"/>
-            <w:bottom w:w="0" w:type="dxa"/>
-          </w:tblCellMar>
-        </w:tblPrEx>
         <w:tc>
           <w:tcPr>
             <w:tcW w:w="1120" w:type="dxa"/>
@@ -10537,12 +9715,6 @@
         </w:tc>
       </w:tr>
       <w:tr>
-        <w:tblPrEx>
-          <w:tblCellMar>
-            <w:top w:w="0" w:type="dxa"/>
-            <w:bottom w:w="0" w:type="dxa"/>
-          </w:tblCellMar>
-        </w:tblPrEx>
         <w:tc>
           <w:tcPr>
             <w:tcW w:w="1120" w:type="dxa"/>
@@ -10584,12 +9756,6 @@
         </w:tc>
       </w:tr>
       <w:tr>
-        <w:tblPrEx>
-          <w:tblCellMar>
-            <w:top w:w="0" w:type="dxa"/>
-            <w:bottom w:w="0" w:type="dxa"/>
-          </w:tblCellMar>
-        </w:tblPrEx>
         <w:tc>
           <w:tcPr>
             <w:tcW w:w="1120" w:type="dxa"/>
@@ -10630,12 +9796,6 @@
         </w:tc>
       </w:tr>
       <w:tr>
-        <w:tblPrEx>
-          <w:tblCellMar>
-            <w:top w:w="0" w:type="dxa"/>
-            <w:bottom w:w="0" w:type="dxa"/>
-          </w:tblCellMar>
-        </w:tblPrEx>
         <w:tc>
           <w:tcPr>
             <w:tcW w:w="1120" w:type="dxa"/>
@@ -10676,12 +9836,6 @@
         </w:tc>
       </w:tr>
       <w:tr>
-        <w:tblPrEx>
-          <w:tblCellMar>
-            <w:top w:w="0" w:type="dxa"/>
-            <w:bottom w:w="0" w:type="dxa"/>
-          </w:tblCellMar>
-        </w:tblPrEx>
         <w:tc>
           <w:tcPr>
             <w:tcW w:w="1120" w:type="dxa"/>
@@ -10722,12 +9876,6 @@
         </w:tc>
       </w:tr>
       <w:tr>
-        <w:tblPrEx>
-          <w:tblCellMar>
-            <w:top w:w="0" w:type="dxa"/>
-            <w:bottom w:w="0" w:type="dxa"/>
-          </w:tblCellMar>
-        </w:tblPrEx>
         <w:tc>
           <w:tcPr>
             <w:tcW w:w="1120" w:type="dxa"/>
@@ -10768,12 +9916,6 @@
         </w:tc>
       </w:tr>
       <w:tr>
-        <w:tblPrEx>
-          <w:tblCellMar>
-            <w:top w:w="0" w:type="dxa"/>
-            <w:bottom w:w="0" w:type="dxa"/>
-          </w:tblCellMar>
-        </w:tblPrEx>
         <w:tc>
           <w:tcPr>
             <w:tcW w:w="1120" w:type="dxa"/>
@@ -10814,12 +9956,6 @@
         </w:tc>
       </w:tr>
       <w:tr>
-        <w:tblPrEx>
-          <w:tblCellMar>
-            <w:top w:w="0" w:type="dxa"/>
-            <w:bottom w:w="0" w:type="dxa"/>
-          </w:tblCellMar>
-        </w:tblPrEx>
         <w:tc>
           <w:tcPr>
             <w:tcW w:w="1120" w:type="dxa"/>
@@ -10860,12 +9996,6 @@
         </w:tc>
       </w:tr>
       <w:tr>
-        <w:tblPrEx>
-          <w:tblCellMar>
-            <w:top w:w="0" w:type="dxa"/>
-            <w:bottom w:w="0" w:type="dxa"/>
-          </w:tblCellMar>
-        </w:tblPrEx>
         <w:tc>
           <w:tcPr>
             <w:tcW w:w="1120" w:type="dxa"/>
@@ -10906,12 +10036,6 @@
         </w:tc>
       </w:tr>
       <w:tr>
-        <w:tblPrEx>
-          <w:tblCellMar>
-            <w:top w:w="0" w:type="dxa"/>
-            <w:bottom w:w="0" w:type="dxa"/>
-          </w:tblCellMar>
-        </w:tblPrEx>
         <w:tc>
           <w:tcPr>
             <w:tcW w:w="1120" w:type="dxa"/>
@@ -10952,12 +10076,6 @@
         </w:tc>
       </w:tr>
       <w:tr>
-        <w:tblPrEx>
-          <w:tblCellMar>
-            <w:top w:w="0" w:type="dxa"/>
-            <w:bottom w:w="0" w:type="dxa"/>
-          </w:tblCellMar>
-        </w:tblPrEx>
         <w:tc>
           <w:tcPr>
             <w:tcW w:w="1120" w:type="dxa"/>
@@ -10998,12 +10116,6 @@
         </w:tc>
       </w:tr>
       <w:tr>
-        <w:tblPrEx>
-          <w:tblCellMar>
-            <w:top w:w="0" w:type="dxa"/>
-            <w:bottom w:w="0" w:type="dxa"/>
-          </w:tblCellMar>
-        </w:tblPrEx>
         <w:tc>
           <w:tcPr>
             <w:tcW w:w="1120" w:type="dxa"/>
@@ -11044,12 +10156,6 @@
         </w:tc>
       </w:tr>
       <w:tr>
-        <w:tblPrEx>
-          <w:tblCellMar>
-            <w:top w:w="0" w:type="dxa"/>
-            <w:bottom w:w="0" w:type="dxa"/>
-          </w:tblCellMar>
-        </w:tblPrEx>
         <w:tc>
           <w:tcPr>
             <w:tcW w:w="1120" w:type="dxa"/>
@@ -11098,12 +10204,6 @@
         </w:tc>
       </w:tr>
       <w:tr>
-        <w:tblPrEx>
-          <w:tblCellMar>
-            <w:top w:w="0" w:type="dxa"/>
-            <w:bottom w:w="0" w:type="dxa"/>
-          </w:tblCellMar>
-        </w:tblPrEx>
         <w:tc>
           <w:tcPr>
             <w:tcW w:w="1120" w:type="dxa"/>
@@ -11144,12 +10244,6 @@
         </w:tc>
       </w:tr>
       <w:tr>
-        <w:tblPrEx>
-          <w:tblCellMar>
-            <w:top w:w="0" w:type="dxa"/>
-            <w:bottom w:w="0" w:type="dxa"/>
-          </w:tblCellMar>
-        </w:tblPrEx>
         <w:tc>
           <w:tcPr>
             <w:tcW w:w="1120" w:type="dxa"/>
@@ -11190,12 +10284,6 @@
         </w:tc>
       </w:tr>
       <w:tr>
-        <w:tblPrEx>
-          <w:tblCellMar>
-            <w:top w:w="0" w:type="dxa"/>
-            <w:bottom w:w="0" w:type="dxa"/>
-          </w:tblCellMar>
-        </w:tblPrEx>
         <w:tc>
           <w:tcPr>
             <w:tcW w:w="1120" w:type="dxa"/>
@@ -11236,12 +10324,6 @@
         </w:tc>
       </w:tr>
       <w:tr>
-        <w:tblPrEx>
-          <w:tblCellMar>
-            <w:top w:w="0" w:type="dxa"/>
-            <w:bottom w:w="0" w:type="dxa"/>
-          </w:tblCellMar>
-        </w:tblPrEx>
         <w:tc>
           <w:tcPr>
             <w:tcW w:w="1120" w:type="dxa"/>
@@ -11282,12 +10364,6 @@
         </w:tc>
       </w:tr>
       <w:tr>
-        <w:tblPrEx>
-          <w:tblCellMar>
-            <w:top w:w="0" w:type="dxa"/>
-            <w:bottom w:w="0" w:type="dxa"/>
-          </w:tblCellMar>
-        </w:tblPrEx>
         <w:tc>
           <w:tcPr>
             <w:tcW w:w="1120" w:type="dxa"/>
@@ -11328,12 +10404,6 @@
         </w:tc>
       </w:tr>
       <w:tr>
-        <w:tblPrEx>
-          <w:tblCellMar>
-            <w:top w:w="0" w:type="dxa"/>
-            <w:bottom w:w="0" w:type="dxa"/>
-          </w:tblCellMar>
-        </w:tblPrEx>
         <w:tc>
           <w:tcPr>
             <w:tcW w:w="1120" w:type="dxa"/>
@@ -11374,12 +10444,6 @@
         </w:tc>
       </w:tr>
       <w:tr>
-        <w:tblPrEx>
-          <w:tblCellMar>
-            <w:top w:w="0" w:type="dxa"/>
-            <w:bottom w:w="0" w:type="dxa"/>
-          </w:tblCellMar>
-        </w:tblPrEx>
         <w:tc>
           <w:tcPr>
             <w:tcW w:w="1120" w:type="dxa"/>
@@ -11420,12 +10484,6 @@
         </w:tc>
       </w:tr>
       <w:tr>
-        <w:tblPrEx>
-          <w:tblCellMar>
-            <w:top w:w="0" w:type="dxa"/>
-            <w:bottom w:w="0" w:type="dxa"/>
-          </w:tblCellMar>
-        </w:tblPrEx>
         <w:tc>
           <w:tcPr>
             <w:tcW w:w="1120" w:type="dxa"/>
@@ -11466,12 +10524,6 @@
         </w:tc>
       </w:tr>
       <w:tr>
-        <w:tblPrEx>
-          <w:tblCellMar>
-            <w:top w:w="0" w:type="dxa"/>
-            <w:bottom w:w="0" w:type="dxa"/>
-          </w:tblCellMar>
-        </w:tblPrEx>
         <w:tc>
           <w:tcPr>
             <w:tcW w:w="1120" w:type="dxa"/>
@@ -11512,12 +10564,6 @@
         </w:tc>
       </w:tr>
       <w:tr>
-        <w:tblPrEx>
-          <w:tblCellMar>
-            <w:top w:w="0" w:type="dxa"/>
-            <w:bottom w:w="0" w:type="dxa"/>
-          </w:tblCellMar>
-        </w:tblPrEx>
         <w:tc>
           <w:tcPr>
             <w:tcW w:w="1120" w:type="dxa"/>
@@ -11558,12 +10604,6 @@
         </w:tc>
       </w:tr>
       <w:tr>
-        <w:tblPrEx>
-          <w:tblCellMar>
-            <w:top w:w="0" w:type="dxa"/>
-            <w:bottom w:w="0" w:type="dxa"/>
-          </w:tblCellMar>
-        </w:tblPrEx>
         <w:tc>
           <w:tcPr>
             <w:tcW w:w="1120" w:type="dxa"/>
@@ -11604,12 +10644,6 @@
         </w:tc>
       </w:tr>
       <w:tr>
-        <w:tblPrEx>
-          <w:tblCellMar>
-            <w:top w:w="0" w:type="dxa"/>
-            <w:bottom w:w="0" w:type="dxa"/>
-          </w:tblCellMar>
-        </w:tblPrEx>
         <w:tc>
           <w:tcPr>
             <w:tcW w:w="1120" w:type="dxa"/>
@@ -11650,12 +10684,6 @@
         </w:tc>
       </w:tr>
       <w:tr>
-        <w:tblPrEx>
-          <w:tblCellMar>
-            <w:top w:w="0" w:type="dxa"/>
-            <w:bottom w:w="0" w:type="dxa"/>
-          </w:tblCellMar>
-        </w:tblPrEx>
         <w:tc>
           <w:tcPr>
             <w:tcW w:w="1120" w:type="dxa"/>
@@ -11696,12 +10724,6 @@
         </w:tc>
       </w:tr>
       <w:tr>
-        <w:tblPrEx>
-          <w:tblCellMar>
-            <w:top w:w="0" w:type="dxa"/>
-            <w:bottom w:w="0" w:type="dxa"/>
-          </w:tblCellMar>
-        </w:tblPrEx>
         <w:tc>
           <w:tcPr>
             <w:tcW w:w="1120" w:type="dxa"/>
@@ -11742,12 +10764,6 @@
         </w:tc>
       </w:tr>
       <w:tr>
-        <w:tblPrEx>
-          <w:tblCellMar>
-            <w:top w:w="0" w:type="dxa"/>
-            <w:bottom w:w="0" w:type="dxa"/>
-          </w:tblCellMar>
-        </w:tblPrEx>
         <w:tc>
           <w:tcPr>
             <w:tcW w:w="1120" w:type="dxa"/>
@@ -11788,12 +10804,6 @@
         </w:tc>
       </w:tr>
       <w:tr>
-        <w:tblPrEx>
-          <w:tblCellMar>
-            <w:top w:w="0" w:type="dxa"/>
-            <w:bottom w:w="0" w:type="dxa"/>
-          </w:tblCellMar>
-        </w:tblPrEx>
         <w:tc>
           <w:tcPr>
             <w:tcW w:w="1120" w:type="dxa"/>
@@ -11834,12 +10844,6 @@
         </w:tc>
       </w:tr>
       <w:tr>
-        <w:tblPrEx>
-          <w:tblCellMar>
-            <w:top w:w="0" w:type="dxa"/>
-            <w:bottom w:w="0" w:type="dxa"/>
-          </w:tblCellMar>
-        </w:tblPrEx>
         <w:tc>
           <w:tcPr>
             <w:tcW w:w="1120" w:type="dxa"/>
@@ -11880,12 +10884,6 @@
         </w:tc>
       </w:tr>
       <w:tr>
-        <w:tblPrEx>
-          <w:tblCellMar>
-            <w:top w:w="0" w:type="dxa"/>
-            <w:bottom w:w="0" w:type="dxa"/>
-          </w:tblCellMar>
-        </w:tblPrEx>
         <w:tc>
           <w:tcPr>
             <w:tcW w:w="1120" w:type="dxa"/>
@@ -11926,12 +10924,6 @@
         </w:tc>
       </w:tr>
       <w:tr>
-        <w:tblPrEx>
-          <w:tblCellMar>
-            <w:top w:w="0" w:type="dxa"/>
-            <w:bottom w:w="0" w:type="dxa"/>
-          </w:tblCellMar>
-        </w:tblPrEx>
         <w:tc>
           <w:tcPr>
             <w:tcW w:w="1120" w:type="dxa"/>
@@ -11972,12 +10964,6 @@
         </w:tc>
       </w:tr>
       <w:tr>
-        <w:tblPrEx>
-          <w:tblCellMar>
-            <w:top w:w="0" w:type="dxa"/>
-            <w:bottom w:w="0" w:type="dxa"/>
-          </w:tblCellMar>
-        </w:tblPrEx>
         <w:tc>
           <w:tcPr>
             <w:tcW w:w="1120" w:type="dxa"/>
@@ -12018,12 +11004,6 @@
         </w:tc>
       </w:tr>
       <w:tr>
-        <w:tblPrEx>
-          <w:tblCellMar>
-            <w:top w:w="0" w:type="dxa"/>
-            <w:bottom w:w="0" w:type="dxa"/>
-          </w:tblCellMar>
-        </w:tblPrEx>
         <w:tc>
           <w:tcPr>
             <w:tcW w:w="1120" w:type="dxa"/>
@@ -12064,12 +11044,6 @@
         </w:tc>
       </w:tr>
       <w:tr>
-        <w:tblPrEx>
-          <w:tblCellMar>
-            <w:top w:w="0" w:type="dxa"/>
-            <w:bottom w:w="0" w:type="dxa"/>
-          </w:tblCellMar>
-        </w:tblPrEx>
         <w:tc>
           <w:tcPr>
             <w:tcW w:w="1120" w:type="dxa"/>
@@ -12110,12 +11084,6 @@
         </w:tc>
       </w:tr>
       <w:tr>
-        <w:tblPrEx>
-          <w:tblCellMar>
-            <w:top w:w="0" w:type="dxa"/>
-            <w:bottom w:w="0" w:type="dxa"/>
-          </w:tblCellMar>
-        </w:tblPrEx>
         <w:tc>
           <w:tcPr>
             <w:tcW w:w="1120" w:type="dxa"/>
@@ -12157,12 +11125,6 @@
         </w:tc>
       </w:tr>
       <w:tr>
-        <w:tblPrEx>
-          <w:tblCellMar>
-            <w:top w:w="0" w:type="dxa"/>
-            <w:bottom w:w="0" w:type="dxa"/>
-          </w:tblCellMar>
-        </w:tblPrEx>
         <w:tc>
           <w:tcPr>
             <w:tcW w:w="1120" w:type="dxa"/>
@@ -12211,12 +11173,6 @@
         </w:tc>
       </w:tr>
       <w:tr>
-        <w:tblPrEx>
-          <w:tblCellMar>
-            <w:top w:w="0" w:type="dxa"/>
-            <w:bottom w:w="0" w:type="dxa"/>
-          </w:tblCellMar>
-        </w:tblPrEx>
         <w:tc>
           <w:tcPr>
             <w:tcW w:w="1120" w:type="dxa"/>
@@ -12257,12 +11213,6 @@
         </w:tc>
       </w:tr>
       <w:tr>
-        <w:tblPrEx>
-          <w:tblCellMar>
-            <w:top w:w="0" w:type="dxa"/>
-            <w:bottom w:w="0" w:type="dxa"/>
-          </w:tblCellMar>
-        </w:tblPrEx>
         <w:tc>
           <w:tcPr>
             <w:tcW w:w="1120" w:type="dxa"/>
@@ -12303,12 +11253,6 @@
         </w:tc>
       </w:tr>
       <w:tr>
-        <w:tblPrEx>
-          <w:tblCellMar>
-            <w:top w:w="0" w:type="dxa"/>
-            <w:bottom w:w="0" w:type="dxa"/>
-          </w:tblCellMar>
-        </w:tblPrEx>
         <w:tc>
           <w:tcPr>
             <w:tcW w:w="1120" w:type="dxa"/>
@@ -12349,12 +11293,6 @@
         </w:tc>
       </w:tr>
       <w:tr>
-        <w:tblPrEx>
-          <w:tblCellMar>
-            <w:top w:w="0" w:type="dxa"/>
-            <w:bottom w:w="0" w:type="dxa"/>
-          </w:tblCellMar>
-        </w:tblPrEx>
         <w:tc>
           <w:tcPr>
             <w:tcW w:w="1120" w:type="dxa"/>
@@ -12395,12 +11333,6 @@
         </w:tc>
       </w:tr>
       <w:tr>
-        <w:tblPrEx>
-          <w:tblCellMar>
-            <w:top w:w="0" w:type="dxa"/>
-            <w:bottom w:w="0" w:type="dxa"/>
-          </w:tblCellMar>
-        </w:tblPrEx>
         <w:tc>
           <w:tcPr>
             <w:tcW w:w="1120" w:type="dxa"/>
@@ -12441,12 +11373,6 @@
         </w:tc>
       </w:tr>
       <w:tr>
-        <w:tblPrEx>
-          <w:tblCellMar>
-            <w:top w:w="0" w:type="dxa"/>
-            <w:bottom w:w="0" w:type="dxa"/>
-          </w:tblCellMar>
-        </w:tblPrEx>
         <w:tc>
           <w:tcPr>
             <w:tcW w:w="1120" w:type="dxa"/>
@@ -12487,12 +11413,6 @@
         </w:tc>
       </w:tr>
       <w:tr>
-        <w:tblPrEx>
-          <w:tblCellMar>
-            <w:top w:w="0" w:type="dxa"/>
-            <w:bottom w:w="0" w:type="dxa"/>
-          </w:tblCellMar>
-        </w:tblPrEx>
         <w:tc>
           <w:tcPr>
             <w:tcW w:w="1120" w:type="dxa"/>
@@ -12533,12 +11453,6 @@
         </w:tc>
       </w:tr>
       <w:tr>
-        <w:tblPrEx>
-          <w:tblCellMar>
-            <w:top w:w="0" w:type="dxa"/>
-            <w:bottom w:w="0" w:type="dxa"/>
-          </w:tblCellMar>
-        </w:tblPrEx>
         <w:tc>
           <w:tcPr>
             <w:tcW w:w="1120" w:type="dxa"/>
@@ -12579,12 +11493,6 @@
         </w:tc>
       </w:tr>
       <w:tr>
-        <w:tblPrEx>
-          <w:tblCellMar>
-            <w:top w:w="0" w:type="dxa"/>
-            <w:bottom w:w="0" w:type="dxa"/>
-          </w:tblCellMar>
-        </w:tblPrEx>
         <w:tc>
           <w:tcPr>
             <w:tcW w:w="1120" w:type="dxa"/>
@@ -12625,12 +11533,6 @@
         </w:tc>
       </w:tr>
       <w:tr>
-        <w:tblPrEx>
-          <w:tblCellMar>
-            <w:top w:w="0" w:type="dxa"/>
-            <w:bottom w:w="0" w:type="dxa"/>
-          </w:tblCellMar>
-        </w:tblPrEx>
         <w:tc>
           <w:tcPr>
             <w:tcW w:w="1120" w:type="dxa"/>
@@ -12671,12 +11573,6 @@
         </w:tc>
       </w:tr>
       <w:tr>
-        <w:tblPrEx>
-          <w:tblCellMar>
-            <w:top w:w="0" w:type="dxa"/>
-            <w:bottom w:w="0" w:type="dxa"/>
-          </w:tblCellMar>
-        </w:tblPrEx>
         <w:tc>
           <w:tcPr>
             <w:tcW w:w="1120" w:type="dxa"/>
@@ -12717,12 +11613,6 @@
         </w:tc>
       </w:tr>
       <w:tr>
-        <w:tblPrEx>
-          <w:tblCellMar>
-            <w:top w:w="0" w:type="dxa"/>
-            <w:bottom w:w="0" w:type="dxa"/>
-          </w:tblCellMar>
-        </w:tblPrEx>
         <w:tc>
           <w:tcPr>
             <w:tcW w:w="1120" w:type="dxa"/>
@@ -12763,12 +11653,6 @@
         </w:tc>
       </w:tr>
       <w:tr>
-        <w:tblPrEx>
-          <w:tblCellMar>
-            <w:top w:w="0" w:type="dxa"/>
-            <w:bottom w:w="0" w:type="dxa"/>
-          </w:tblCellMar>
-        </w:tblPrEx>
         <w:tc>
           <w:tcPr>
             <w:tcW w:w="1120" w:type="dxa"/>
@@ -12809,12 +11693,6 @@
         </w:tc>
       </w:tr>
       <w:tr>
-        <w:tblPrEx>
-          <w:tblCellMar>
-            <w:top w:w="0" w:type="dxa"/>
-            <w:bottom w:w="0" w:type="dxa"/>
-          </w:tblCellMar>
-        </w:tblPrEx>
         <w:tc>
           <w:tcPr>
             <w:tcW w:w="1120" w:type="dxa"/>
@@ -12855,12 +11733,6 @@
         </w:tc>
       </w:tr>
       <w:tr>
-        <w:tblPrEx>
-          <w:tblCellMar>
-            <w:top w:w="0" w:type="dxa"/>
-            <w:bottom w:w="0" w:type="dxa"/>
-          </w:tblCellMar>
-        </w:tblPrEx>
         <w:tc>
           <w:tcPr>
             <w:tcW w:w="1120" w:type="dxa"/>
@@ -12901,12 +11773,6 @@
         </w:tc>
       </w:tr>
       <w:tr>
-        <w:tblPrEx>
-          <w:tblCellMar>
-            <w:top w:w="0" w:type="dxa"/>
-            <w:bottom w:w="0" w:type="dxa"/>
-          </w:tblCellMar>
-        </w:tblPrEx>
         <w:tc>
           <w:tcPr>
             <w:tcW w:w="1120" w:type="dxa"/>
@@ -12947,12 +11813,6 @@
         </w:tc>
       </w:tr>
       <w:tr>
-        <w:tblPrEx>
-          <w:tblCellMar>
-            <w:top w:w="0" w:type="dxa"/>
-            <w:bottom w:w="0" w:type="dxa"/>
-          </w:tblCellMar>
-        </w:tblPrEx>
         <w:tc>
           <w:tcPr>
             <w:tcW w:w="1120" w:type="dxa"/>
@@ -12993,12 +11853,6 @@
         </w:tc>
       </w:tr>
       <w:tr>
-        <w:tblPrEx>
-          <w:tblCellMar>
-            <w:top w:w="0" w:type="dxa"/>
-            <w:bottom w:w="0" w:type="dxa"/>
-          </w:tblCellMar>
-        </w:tblPrEx>
         <w:tc>
           <w:tcPr>
             <w:tcW w:w="1120" w:type="dxa"/>
@@ -13039,12 +11893,6 @@
         </w:tc>
       </w:tr>
       <w:tr>
-        <w:tblPrEx>
-          <w:tblCellMar>
-            <w:top w:w="0" w:type="dxa"/>
-            <w:bottom w:w="0" w:type="dxa"/>
-          </w:tblCellMar>
-        </w:tblPrEx>
         <w:tc>
           <w:tcPr>
             <w:tcW w:w="1120" w:type="dxa"/>
@@ -13085,12 +11933,6 @@
         </w:tc>
       </w:tr>
       <w:tr>
-        <w:tblPrEx>
-          <w:tblCellMar>
-            <w:top w:w="0" w:type="dxa"/>
-            <w:bottom w:w="0" w:type="dxa"/>
-          </w:tblCellMar>
-        </w:tblPrEx>
         <w:tc>
           <w:tcPr>
             <w:tcW w:w="1120" w:type="dxa"/>
@@ -13131,12 +11973,6 @@
         </w:tc>
       </w:tr>
       <w:tr>
-        <w:tblPrEx>
-          <w:tblCellMar>
-            <w:top w:w="0" w:type="dxa"/>
-            <w:bottom w:w="0" w:type="dxa"/>
-          </w:tblCellMar>
-        </w:tblPrEx>
         <w:tc>
           <w:tcPr>
             <w:tcW w:w="1120" w:type="dxa"/>
@@ -13177,12 +12013,6 @@
         </w:tc>
       </w:tr>
       <w:tr>
-        <w:tblPrEx>
-          <w:tblCellMar>
-            <w:top w:w="0" w:type="dxa"/>
-            <w:bottom w:w="0" w:type="dxa"/>
-          </w:tblCellMar>
-        </w:tblPrEx>
         <w:tc>
           <w:tcPr>
             <w:tcW w:w="1120" w:type="dxa"/>
@@ -13223,12 +12053,6 @@
         </w:tc>
       </w:tr>
       <w:tr>
-        <w:tblPrEx>
-          <w:tblCellMar>
-            <w:top w:w="0" w:type="dxa"/>
-            <w:bottom w:w="0" w:type="dxa"/>
-          </w:tblCellMar>
-        </w:tblPrEx>
         <w:tc>
           <w:tcPr>
             <w:tcW w:w="1120" w:type="dxa"/>
@@ -13269,12 +12093,6 @@
         </w:tc>
       </w:tr>
       <w:tr>
-        <w:tblPrEx>
-          <w:tblCellMar>
-            <w:top w:w="0" w:type="dxa"/>
-            <w:bottom w:w="0" w:type="dxa"/>
-          </w:tblCellMar>
-        </w:tblPrEx>
         <w:tc>
           <w:tcPr>
             <w:tcW w:w="1120" w:type="dxa"/>
@@ -13315,12 +12133,6 @@
         </w:tc>
       </w:tr>
       <w:tr>
-        <w:tblPrEx>
-          <w:tblCellMar>
-            <w:top w:w="0" w:type="dxa"/>
-            <w:bottom w:w="0" w:type="dxa"/>
-          </w:tblCellMar>
-        </w:tblPrEx>
         <w:tc>
           <w:tcPr>
             <w:tcW w:w="1120" w:type="dxa"/>
@@ -13361,12 +12173,6 @@
         </w:tc>
       </w:tr>
       <w:tr>
-        <w:tblPrEx>
-          <w:tblCellMar>
-            <w:top w:w="0" w:type="dxa"/>
-            <w:bottom w:w="0" w:type="dxa"/>
-          </w:tblCellMar>
-        </w:tblPrEx>
         <w:tc>
           <w:tcPr>
             <w:tcW w:w="1120" w:type="dxa"/>
@@ -13407,12 +12213,6 @@
         </w:tc>
       </w:tr>
       <w:tr>
-        <w:tblPrEx>
-          <w:tblCellMar>
-            <w:top w:w="0" w:type="dxa"/>
-            <w:bottom w:w="0" w:type="dxa"/>
-          </w:tblCellMar>
-        </w:tblPrEx>
         <w:tc>
           <w:tcPr>
             <w:tcW w:w="1120" w:type="dxa"/>
@@ -13453,12 +12253,6 @@
         </w:tc>
       </w:tr>
       <w:tr>
-        <w:tblPrEx>
-          <w:tblCellMar>
-            <w:top w:w="0" w:type="dxa"/>
-            <w:bottom w:w="0" w:type="dxa"/>
-          </w:tblCellMar>
-        </w:tblPrEx>
         <w:tc>
           <w:tcPr>
             <w:tcW w:w="1120" w:type="dxa"/>
@@ -13499,12 +12293,6 @@
         </w:tc>
       </w:tr>
       <w:tr>
-        <w:tblPrEx>
-          <w:tblCellMar>
-            <w:top w:w="0" w:type="dxa"/>
-            <w:bottom w:w="0" w:type="dxa"/>
-          </w:tblCellMar>
-        </w:tblPrEx>
         <w:tc>
           <w:tcPr>
             <w:tcW w:w="1120" w:type="dxa"/>
@@ -13545,12 +12333,6 @@
         </w:tc>
       </w:tr>
       <w:tr>
-        <w:tblPrEx>
-          <w:tblCellMar>
-            <w:top w:w="0" w:type="dxa"/>
-            <w:bottom w:w="0" w:type="dxa"/>
-          </w:tblCellMar>
-        </w:tblPrEx>
         <w:tc>
           <w:tcPr>
             <w:tcW w:w="1120" w:type="dxa"/>
@@ -13591,12 +12373,6 @@
         </w:tc>
       </w:tr>
       <w:tr>
-        <w:tblPrEx>
-          <w:tblCellMar>
-            <w:top w:w="0" w:type="dxa"/>
-            <w:bottom w:w="0" w:type="dxa"/>
-          </w:tblCellMar>
-        </w:tblPrEx>
         <w:tc>
           <w:tcPr>
             <w:tcW w:w="1120" w:type="dxa"/>
@@ -13637,12 +12413,6 @@
         </w:tc>
       </w:tr>
       <w:tr>
-        <w:tblPrEx>
-          <w:tblCellMar>
-            <w:top w:w="0" w:type="dxa"/>
-            <w:bottom w:w="0" w:type="dxa"/>
-          </w:tblCellMar>
-        </w:tblPrEx>
         <w:tc>
           <w:tcPr>
             <w:tcW w:w="1120" w:type="dxa"/>
@@ -13683,12 +12453,6 @@
         </w:tc>
       </w:tr>
       <w:tr>
-        <w:tblPrEx>
-          <w:tblCellMar>
-            <w:top w:w="0" w:type="dxa"/>
-            <w:bottom w:w="0" w:type="dxa"/>
-          </w:tblCellMar>
-        </w:tblPrEx>
         <w:tc>
           <w:tcPr>
             <w:tcW w:w="1120" w:type="dxa"/>
@@ -13734,12 +12498,6 @@
         </w:tc>
       </w:tr>
       <w:tr>
-        <w:tblPrEx>
-          <w:tblCellMar>
-            <w:top w:w="0" w:type="dxa"/>
-            <w:bottom w:w="0" w:type="dxa"/>
-          </w:tblCellMar>
-        </w:tblPrEx>
         <w:tc>
           <w:tcPr>
             <w:tcW w:w="1120" w:type="dxa"/>
@@ -13781,12 +12539,6 @@
         </w:tc>
       </w:tr>
       <w:tr>
-        <w:tblPrEx>
-          <w:tblCellMar>
-            <w:top w:w="0" w:type="dxa"/>
-            <w:bottom w:w="0" w:type="dxa"/>
-          </w:tblCellMar>
-        </w:tblPrEx>
         <w:tc>
           <w:tcPr>
             <w:tcW w:w="1120" w:type="dxa"/>
@@ -13827,12 +12579,6 @@
         </w:tc>
       </w:tr>
       <w:tr>
-        <w:tblPrEx>
-          <w:tblCellMar>
-            <w:top w:w="0" w:type="dxa"/>
-            <w:bottom w:w="0" w:type="dxa"/>
-          </w:tblCellMar>
-        </w:tblPrEx>
         <w:tc>
           <w:tcPr>
             <w:tcW w:w="1120" w:type="dxa"/>
@@ -13873,12 +12619,6 @@
         </w:tc>
       </w:tr>
       <w:tr>
-        <w:tblPrEx>
-          <w:tblCellMar>
-            <w:top w:w="0" w:type="dxa"/>
-            <w:bottom w:w="0" w:type="dxa"/>
-          </w:tblCellMar>
-        </w:tblPrEx>
         <w:tc>
           <w:tcPr>
             <w:tcW w:w="1120" w:type="dxa"/>
@@ -13919,12 +12659,6 @@
         </w:tc>
       </w:tr>
       <w:tr>
-        <w:tblPrEx>
-          <w:tblCellMar>
-            <w:top w:w="0" w:type="dxa"/>
-            <w:bottom w:w="0" w:type="dxa"/>
-          </w:tblCellMar>
-        </w:tblPrEx>
         <w:tc>
           <w:tcPr>
             <w:tcW w:w="1120" w:type="dxa"/>
@@ -13965,12 +12699,6 @@
         </w:tc>
       </w:tr>
       <w:tr>
-        <w:tblPrEx>
-          <w:tblCellMar>
-            <w:top w:w="0" w:type="dxa"/>
-            <w:bottom w:w="0" w:type="dxa"/>
-          </w:tblCellMar>
-        </w:tblPrEx>
         <w:tc>
           <w:tcPr>
             <w:tcW w:w="1120" w:type="dxa"/>
@@ -14011,12 +12739,6 @@
         </w:tc>
       </w:tr>
       <w:tr>
-        <w:tblPrEx>
-          <w:tblCellMar>
-            <w:top w:w="0" w:type="dxa"/>
-            <w:bottom w:w="0" w:type="dxa"/>
-          </w:tblCellMar>
-        </w:tblPrEx>
         <w:tc>
           <w:tcPr>
             <w:tcW w:w="1120" w:type="dxa"/>
@@ -14057,12 +12779,6 @@
         </w:tc>
       </w:tr>
       <w:tr>
-        <w:tblPrEx>
-          <w:tblCellMar>
-            <w:top w:w="0" w:type="dxa"/>
-            <w:bottom w:w="0" w:type="dxa"/>
-          </w:tblCellMar>
-        </w:tblPrEx>
         <w:tc>
           <w:tcPr>
             <w:tcW w:w="1120" w:type="dxa"/>
@@ -14103,12 +12819,6 @@
         </w:tc>
       </w:tr>
       <w:tr>
-        <w:tblPrEx>
-          <w:tblCellMar>
-            <w:top w:w="0" w:type="dxa"/>
-            <w:bottom w:w="0" w:type="dxa"/>
-          </w:tblCellMar>
-        </w:tblPrEx>
         <w:tc>
           <w:tcPr>
             <w:tcW w:w="1120" w:type="dxa"/>
@@ -14149,12 +12859,6 @@
         </w:tc>
       </w:tr>
       <w:tr>
-        <w:tblPrEx>
-          <w:tblCellMar>
-            <w:top w:w="0" w:type="dxa"/>
-            <w:bottom w:w="0" w:type="dxa"/>
-          </w:tblCellMar>
-        </w:tblPrEx>
         <w:tc>
           <w:tcPr>
             <w:tcW w:w="1120" w:type="dxa"/>
@@ -14203,12 +12907,6 @@
         </w:tc>
       </w:tr>
       <w:tr>
-        <w:tblPrEx>
-          <w:tblCellMar>
-            <w:top w:w="0" w:type="dxa"/>
-            <w:bottom w:w="0" w:type="dxa"/>
-          </w:tblCellMar>
-        </w:tblPrEx>
         <w:tc>
           <w:tcPr>
             <w:tcW w:w="1120" w:type="dxa"/>
@@ -14249,12 +12947,6 @@
         </w:tc>
       </w:tr>
       <w:tr>
-        <w:tblPrEx>
-          <w:tblCellMar>
-            <w:top w:w="0" w:type="dxa"/>
-            <w:bottom w:w="0" w:type="dxa"/>
-          </w:tblCellMar>
-        </w:tblPrEx>
         <w:tc>
           <w:tcPr>
             <w:tcW w:w="1120" w:type="dxa"/>
@@ -14295,12 +12987,6 @@
         </w:tc>
       </w:tr>
       <w:tr>
-        <w:tblPrEx>
-          <w:tblCellMar>
-            <w:top w:w="0" w:type="dxa"/>
-            <w:bottom w:w="0" w:type="dxa"/>
-          </w:tblCellMar>
-        </w:tblPrEx>
         <w:tc>
           <w:tcPr>
             <w:tcW w:w="1120" w:type="dxa"/>
@@ -14341,12 +13027,6 @@
         </w:tc>
       </w:tr>
       <w:tr>
-        <w:tblPrEx>
-          <w:tblCellMar>
-            <w:top w:w="0" w:type="dxa"/>
-            <w:bottom w:w="0" w:type="dxa"/>
-          </w:tblCellMar>
-        </w:tblPrEx>
         <w:tc>
           <w:tcPr>
             <w:tcW w:w="1120" w:type="dxa"/>
@@ -14387,12 +13067,6 @@
         </w:tc>
       </w:tr>
       <w:tr>
-        <w:tblPrEx>
-          <w:tblCellMar>
-            <w:top w:w="0" w:type="dxa"/>
-            <w:bottom w:w="0" w:type="dxa"/>
-          </w:tblCellMar>
-        </w:tblPrEx>
         <w:tc>
           <w:tcPr>
             <w:tcW w:w="1120" w:type="dxa"/>
@@ -14433,12 +13107,6 @@
         </w:tc>
       </w:tr>
       <w:tr>
-        <w:tblPrEx>
-          <w:tblCellMar>
-            <w:top w:w="0" w:type="dxa"/>
-            <w:bottom w:w="0" w:type="dxa"/>
-          </w:tblCellMar>
-        </w:tblPrEx>
         <w:tc>
           <w:tcPr>
             <w:tcW w:w="1120" w:type="dxa"/>
@@ -14479,12 +13147,6 @@
         </w:tc>
       </w:tr>
       <w:tr>
-        <w:tblPrEx>
-          <w:tblCellMar>
-            <w:top w:w="0" w:type="dxa"/>
-            <w:bottom w:w="0" w:type="dxa"/>
-          </w:tblCellMar>
-        </w:tblPrEx>
         <w:tc>
           <w:tcPr>
             <w:tcW w:w="1120" w:type="dxa"/>
@@ -14525,12 +13187,6 @@
         </w:tc>
       </w:tr>
       <w:tr>
-        <w:tblPrEx>
-          <w:tblCellMar>
-            <w:top w:w="0" w:type="dxa"/>
-            <w:bottom w:w="0" w:type="dxa"/>
-          </w:tblCellMar>
-        </w:tblPrEx>
         <w:tc>
           <w:tcPr>
             <w:tcW w:w="1120" w:type="dxa"/>
@@ -14571,12 +13227,6 @@
         </w:tc>
       </w:tr>
       <w:tr>
-        <w:tblPrEx>
-          <w:tblCellMar>
-            <w:top w:w="0" w:type="dxa"/>
-            <w:bottom w:w="0" w:type="dxa"/>
-          </w:tblCellMar>
-        </w:tblPrEx>
         <w:tc>
           <w:tcPr>
             <w:tcW w:w="1120" w:type="dxa"/>
@@ -14653,12 +13303,6 @@
         <w:gridCol w:w="7880"/>
       </w:tblGrid>
       <w:tr>
-        <w:tblPrEx>
-          <w:tblCellMar>
-            <w:top w:w="0" w:type="dxa"/>
-            <w:bottom w:w="0" w:type="dxa"/>
-          </w:tblCellMar>
-        </w:tblPrEx>
         <w:trPr>
           <w:tblHeader/>
         </w:trPr>
@@ -14710,12 +13354,6 @@
         </w:tc>
       </w:tr>
       <w:tr>
-        <w:tblPrEx>
-          <w:tblCellMar>
-            <w:top w:w="0" w:type="dxa"/>
-            <w:bottom w:w="0" w:type="dxa"/>
-          </w:tblCellMar>
-        </w:tblPrEx>
         <w:tc>
           <w:tcPr>
             <w:tcW w:w="1120" w:type="dxa"/>
@@ -14756,12 +13394,6 @@
         </w:tc>
       </w:tr>
       <w:tr>
-        <w:tblPrEx>
-          <w:tblCellMar>
-            <w:top w:w="0" w:type="dxa"/>
-            <w:bottom w:w="0" w:type="dxa"/>
-          </w:tblCellMar>
-        </w:tblPrEx>
         <w:tc>
           <w:tcPr>
             <w:tcW w:w="1120" w:type="dxa"/>
@@ -14802,12 +13434,6 @@
         </w:tc>
       </w:tr>
       <w:tr>
-        <w:tblPrEx>
-          <w:tblCellMar>
-            <w:top w:w="0" w:type="dxa"/>
-            <w:bottom w:w="0" w:type="dxa"/>
-          </w:tblCellMar>
-        </w:tblPrEx>
         <w:tc>
           <w:tcPr>
             <w:tcW w:w="1120" w:type="dxa"/>
@@ -14848,12 +13474,6 @@
         </w:tc>
       </w:tr>
       <w:tr>
-        <w:tblPrEx>
-          <w:tblCellMar>
-            <w:top w:w="0" w:type="dxa"/>
-            <w:bottom w:w="0" w:type="dxa"/>
-          </w:tblCellMar>
-        </w:tblPrEx>
         <w:tc>
           <w:tcPr>
             <w:tcW w:w="1120" w:type="dxa"/>
@@ -14894,12 +13514,6 @@
         </w:tc>
       </w:tr>
       <w:tr>
-        <w:tblPrEx>
-          <w:tblCellMar>
-            <w:top w:w="0" w:type="dxa"/>
-            <w:bottom w:w="0" w:type="dxa"/>
-          </w:tblCellMar>
-        </w:tblPrEx>
         <w:tc>
           <w:tcPr>
             <w:tcW w:w="1120" w:type="dxa"/>
@@ -14940,12 +13554,6 @@
         </w:tc>
       </w:tr>
       <w:tr>
-        <w:tblPrEx>
-          <w:tblCellMar>
-            <w:top w:w="0" w:type="dxa"/>
-            <w:bottom w:w="0" w:type="dxa"/>
-          </w:tblCellMar>
-        </w:tblPrEx>
         <w:tc>
           <w:tcPr>
             <w:tcW w:w="1120" w:type="dxa"/>
@@ -14986,12 +13594,6 @@
         </w:tc>
       </w:tr>
       <w:tr>
-        <w:tblPrEx>
-          <w:tblCellMar>
-            <w:top w:w="0" w:type="dxa"/>
-            <w:bottom w:w="0" w:type="dxa"/>
-          </w:tblCellMar>
-        </w:tblPrEx>
         <w:tc>
           <w:tcPr>
             <w:tcW w:w="1120" w:type="dxa"/>
@@ -15032,12 +13634,6 @@
         </w:tc>
       </w:tr>
       <w:tr>
-        <w:tblPrEx>
-          <w:tblCellMar>
-            <w:top w:w="0" w:type="dxa"/>
-            <w:bottom w:w="0" w:type="dxa"/>
-          </w:tblCellMar>
-        </w:tblPrEx>
         <w:tc>
           <w:tcPr>
             <w:tcW w:w="1120" w:type="dxa"/>
@@ -15078,12 +13674,6 @@
         </w:tc>
       </w:tr>
       <w:tr>
-        <w:tblPrEx>
-          <w:tblCellMar>
-            <w:top w:w="0" w:type="dxa"/>
-            <w:bottom w:w="0" w:type="dxa"/>
-          </w:tblCellMar>
-        </w:tblPrEx>
         <w:tc>
           <w:tcPr>
             <w:tcW w:w="1120" w:type="dxa"/>
@@ -15124,12 +13714,6 @@
         </w:tc>
       </w:tr>
       <w:tr>
-        <w:tblPrEx>
-          <w:tblCellMar>
-            <w:top w:w="0" w:type="dxa"/>
-            <w:bottom w:w="0" w:type="dxa"/>
-          </w:tblCellMar>
-        </w:tblPrEx>
         <w:tc>
           <w:tcPr>
             <w:tcW w:w="1120" w:type="dxa"/>
@@ -15170,12 +13754,6 @@
         </w:tc>
       </w:tr>
       <w:tr>
-        <w:tblPrEx>
-          <w:tblCellMar>
-            <w:top w:w="0" w:type="dxa"/>
-            <w:bottom w:w="0" w:type="dxa"/>
-          </w:tblCellMar>
-        </w:tblPrEx>
         <w:tc>
           <w:tcPr>
             <w:tcW w:w="1120" w:type="dxa"/>
@@ -15216,12 +13794,6 @@
         </w:tc>
       </w:tr>
       <w:tr>
-        <w:tblPrEx>
-          <w:tblCellMar>
-            <w:top w:w="0" w:type="dxa"/>
-            <w:bottom w:w="0" w:type="dxa"/>
-          </w:tblCellMar>
-        </w:tblPrEx>
         <w:tc>
           <w:tcPr>
             <w:tcW w:w="1120" w:type="dxa"/>
@@ -15262,12 +13834,6 @@
         </w:tc>
       </w:tr>
       <w:tr>
-        <w:tblPrEx>
-          <w:tblCellMar>
-            <w:top w:w="0" w:type="dxa"/>
-            <w:bottom w:w="0" w:type="dxa"/>
-          </w:tblCellMar>
-        </w:tblPrEx>
         <w:tc>
           <w:tcPr>
             <w:tcW w:w="1120" w:type="dxa"/>
@@ -15308,12 +13874,6 @@
         </w:tc>
       </w:tr>
       <w:tr>
-        <w:tblPrEx>
-          <w:tblCellMar>
-            <w:top w:w="0" w:type="dxa"/>
-            <w:bottom w:w="0" w:type="dxa"/>
-          </w:tblCellMar>
-        </w:tblPrEx>
         <w:tc>
           <w:tcPr>
             <w:tcW w:w="1120" w:type="dxa"/>
@@ -15355,12 +13915,6 @@
         </w:tc>
       </w:tr>
       <w:tr>
-        <w:tblPrEx>
-          <w:tblCellMar>
-            <w:top w:w="0" w:type="dxa"/>
-            <w:bottom w:w="0" w:type="dxa"/>
-          </w:tblCellMar>
-        </w:tblPrEx>
         <w:tc>
           <w:tcPr>
             <w:tcW w:w="1120" w:type="dxa"/>
@@ -15401,12 +13955,6 @@
         </w:tc>
       </w:tr>
       <w:tr>
-        <w:tblPrEx>
-          <w:tblCellMar>
-            <w:top w:w="0" w:type="dxa"/>
-            <w:bottom w:w="0" w:type="dxa"/>
-          </w:tblCellMar>
-        </w:tblPrEx>
         <w:tc>
           <w:tcPr>
             <w:tcW w:w="1120" w:type="dxa"/>
@@ -15447,12 +13995,6 @@
         </w:tc>
       </w:tr>
       <w:tr>
-        <w:tblPrEx>
-          <w:tblCellMar>
-            <w:top w:w="0" w:type="dxa"/>
-            <w:bottom w:w="0" w:type="dxa"/>
-          </w:tblCellMar>
-        </w:tblPrEx>
         <w:tc>
           <w:tcPr>
             <w:tcW w:w="1120" w:type="dxa"/>
@@ -15498,12 +14040,6 @@
         </w:tc>
       </w:tr>
       <w:tr>
-        <w:tblPrEx>
-          <w:tblCellMar>
-            <w:top w:w="0" w:type="dxa"/>
-            <w:bottom w:w="0" w:type="dxa"/>
-          </w:tblCellMar>
-        </w:tblPrEx>
         <w:tc>
           <w:tcPr>
             <w:tcW w:w="1120" w:type="dxa"/>
@@ -15544,12 +14080,6 @@
         </w:tc>
       </w:tr>
       <w:tr>
-        <w:tblPrEx>
-          <w:tblCellMar>
-            <w:top w:w="0" w:type="dxa"/>
-            <w:bottom w:w="0" w:type="dxa"/>
-          </w:tblCellMar>
-        </w:tblPrEx>
         <w:tc>
           <w:tcPr>
             <w:tcW w:w="1120" w:type="dxa"/>
@@ -15590,12 +14120,6 @@
         </w:tc>
       </w:tr>
       <w:tr>
-        <w:tblPrEx>
-          <w:tblCellMar>
-            <w:top w:w="0" w:type="dxa"/>
-            <w:bottom w:w="0" w:type="dxa"/>
-          </w:tblCellMar>
-        </w:tblPrEx>
         <w:tc>
           <w:tcPr>
             <w:tcW w:w="1120" w:type="dxa"/>
@@ -15641,12 +14165,6 @@
         </w:tc>
       </w:tr>
       <w:tr>
-        <w:tblPrEx>
-          <w:tblCellMar>
-            <w:top w:w="0" w:type="dxa"/>
-            <w:bottom w:w="0" w:type="dxa"/>
-          </w:tblCellMar>
-        </w:tblPrEx>
         <w:tc>
           <w:tcPr>
             <w:tcW w:w="1120" w:type="dxa"/>
@@ -15687,12 +14205,6 @@
         </w:tc>
       </w:tr>
       <w:tr>
-        <w:tblPrEx>
-          <w:tblCellMar>
-            <w:top w:w="0" w:type="dxa"/>
-            <w:bottom w:w="0" w:type="dxa"/>
-          </w:tblCellMar>
-        </w:tblPrEx>
         <w:tc>
           <w:tcPr>
             <w:tcW w:w="1120" w:type="dxa"/>
@@ -15733,12 +14245,6 @@
         </w:tc>
       </w:tr>
       <w:tr>
-        <w:tblPrEx>
-          <w:tblCellMar>
-            <w:top w:w="0" w:type="dxa"/>
-            <w:bottom w:w="0" w:type="dxa"/>
-          </w:tblCellMar>
-        </w:tblPrEx>
         <w:tc>
           <w:tcPr>
             <w:tcW w:w="1120" w:type="dxa"/>
@@ -15779,12 +14285,6 @@
         </w:tc>
       </w:tr>
       <w:tr>
-        <w:tblPrEx>
-          <w:tblCellMar>
-            <w:top w:w="0" w:type="dxa"/>
-            <w:bottom w:w="0" w:type="dxa"/>
-          </w:tblCellMar>
-        </w:tblPrEx>
         <w:tc>
           <w:tcPr>
             <w:tcW w:w="1120" w:type="dxa"/>
@@ -15825,12 +14325,6 @@
         </w:tc>
       </w:tr>
       <w:tr>
-        <w:tblPrEx>
-          <w:tblCellMar>
-            <w:top w:w="0" w:type="dxa"/>
-            <w:bottom w:w="0" w:type="dxa"/>
-          </w:tblCellMar>
-        </w:tblPrEx>
         <w:tc>
           <w:tcPr>
             <w:tcW w:w="1120" w:type="dxa"/>
@@ -15871,12 +14365,6 @@
         </w:tc>
       </w:tr>
       <w:tr>
-        <w:tblPrEx>
-          <w:tblCellMar>
-            <w:top w:w="0" w:type="dxa"/>
-            <w:bottom w:w="0" w:type="dxa"/>
-          </w:tblCellMar>
-        </w:tblPrEx>
         <w:tc>
           <w:tcPr>
             <w:tcW w:w="1120" w:type="dxa"/>
@@ -15917,12 +14405,6 @@
         </w:tc>
       </w:tr>
       <w:tr>
-        <w:tblPrEx>
-          <w:tblCellMar>
-            <w:top w:w="0" w:type="dxa"/>
-            <w:bottom w:w="0" w:type="dxa"/>
-          </w:tblCellMar>
-        </w:tblPrEx>
         <w:tc>
           <w:tcPr>
             <w:tcW w:w="1120" w:type="dxa"/>
@@ -15963,12 +14445,6 @@
         </w:tc>
       </w:tr>
       <w:tr>
-        <w:tblPrEx>
-          <w:tblCellMar>
-            <w:top w:w="0" w:type="dxa"/>
-            <w:bottom w:w="0" w:type="dxa"/>
-          </w:tblCellMar>
-        </w:tblPrEx>
         <w:tc>
           <w:tcPr>
             <w:tcW w:w="1120" w:type="dxa"/>
@@ -16009,12 +14485,6 @@
         </w:tc>
       </w:tr>
       <w:tr>
-        <w:tblPrEx>
-          <w:tblCellMar>
-            <w:top w:w="0" w:type="dxa"/>
-            <w:bottom w:w="0" w:type="dxa"/>
-          </w:tblCellMar>
-        </w:tblPrEx>
         <w:tc>
           <w:tcPr>
             <w:tcW w:w="1120" w:type="dxa"/>
@@ -16055,12 +14525,6 @@
         </w:tc>
       </w:tr>
       <w:tr>
-        <w:tblPrEx>
-          <w:tblCellMar>
-            <w:top w:w="0" w:type="dxa"/>
-            <w:bottom w:w="0" w:type="dxa"/>
-          </w:tblCellMar>
-        </w:tblPrEx>
         <w:tc>
           <w:tcPr>
             <w:tcW w:w="1120" w:type="dxa"/>
@@ -16101,12 +14565,6 @@
         </w:tc>
       </w:tr>
       <w:tr>
-        <w:tblPrEx>
-          <w:tblCellMar>
-            <w:top w:w="0" w:type="dxa"/>
-            <w:bottom w:w="0" w:type="dxa"/>
-          </w:tblCellMar>
-        </w:tblPrEx>
         <w:tc>
           <w:tcPr>
             <w:tcW w:w="1120" w:type="dxa"/>
@@ -16147,12 +14605,6 @@
         </w:tc>
       </w:tr>
       <w:tr>
-        <w:tblPrEx>
-          <w:tblCellMar>
-            <w:top w:w="0" w:type="dxa"/>
-            <w:bottom w:w="0" w:type="dxa"/>
-          </w:tblCellMar>
-        </w:tblPrEx>
         <w:tc>
           <w:tcPr>
             <w:tcW w:w="1120" w:type="dxa"/>
@@ -16193,12 +14645,6 @@
         </w:tc>
       </w:tr>
       <w:tr>
-        <w:tblPrEx>
-          <w:tblCellMar>
-            <w:top w:w="0" w:type="dxa"/>
-            <w:bottom w:w="0" w:type="dxa"/>
-          </w:tblCellMar>
-        </w:tblPrEx>
         <w:tc>
           <w:tcPr>
             <w:tcW w:w="1120" w:type="dxa"/>
@@ -16247,12 +14693,6 @@
         </w:tc>
       </w:tr>
       <w:tr>
-        <w:tblPrEx>
-          <w:tblCellMar>
-            <w:top w:w="0" w:type="dxa"/>
-            <w:bottom w:w="0" w:type="dxa"/>
-          </w:tblCellMar>
-        </w:tblPrEx>
         <w:tc>
           <w:tcPr>
             <w:tcW w:w="1120" w:type="dxa"/>
@@ -16293,12 +14733,6 @@
         </w:tc>
       </w:tr>
       <w:tr>
-        <w:tblPrEx>
-          <w:tblCellMar>
-            <w:top w:w="0" w:type="dxa"/>
-            <w:bottom w:w="0" w:type="dxa"/>
-          </w:tblCellMar>
-        </w:tblPrEx>
         <w:tc>
           <w:tcPr>
             <w:tcW w:w="1120" w:type="dxa"/>
@@ -16339,12 +14773,6 @@
         </w:tc>
       </w:tr>
       <w:tr>
-        <w:tblPrEx>
-          <w:tblCellMar>
-            <w:top w:w="0" w:type="dxa"/>
-            <w:bottom w:w="0" w:type="dxa"/>
-          </w:tblCellMar>
-        </w:tblPrEx>
         <w:tc>
           <w:tcPr>
             <w:tcW w:w="1120" w:type="dxa"/>
@@ -16385,12 +14813,6 @@
         </w:tc>
       </w:tr>
       <w:tr>
-        <w:tblPrEx>
-          <w:tblCellMar>
-            <w:top w:w="0" w:type="dxa"/>
-            <w:bottom w:w="0" w:type="dxa"/>
-          </w:tblCellMar>
-        </w:tblPrEx>
         <w:tc>
           <w:tcPr>
             <w:tcW w:w="1120" w:type="dxa"/>
@@ -16431,12 +14853,6 @@
         </w:tc>
       </w:tr>
       <w:tr>
-        <w:tblPrEx>
-          <w:tblCellMar>
-            <w:top w:w="0" w:type="dxa"/>
-            <w:bottom w:w="0" w:type="dxa"/>
-          </w:tblCellMar>
-        </w:tblPrEx>
         <w:tc>
           <w:tcPr>
             <w:tcW w:w="1120" w:type="dxa"/>
@@ -16477,12 +14893,6 @@
         </w:tc>
       </w:tr>
       <w:tr>
-        <w:tblPrEx>
-          <w:tblCellMar>
-            <w:top w:w="0" w:type="dxa"/>
-            <w:bottom w:w="0" w:type="dxa"/>
-          </w:tblCellMar>
-        </w:tblPrEx>
         <w:tc>
           <w:tcPr>
             <w:tcW w:w="1120" w:type="dxa"/>
@@ -16523,12 +14933,6 @@
         </w:tc>
       </w:tr>
       <w:tr>
-        <w:tblPrEx>
-          <w:tblCellMar>
-            <w:top w:w="0" w:type="dxa"/>
-            <w:bottom w:w="0" w:type="dxa"/>
-          </w:tblCellMar>
-        </w:tblPrEx>
         <w:tc>
           <w:tcPr>
             <w:tcW w:w="1120" w:type="dxa"/>
@@ -16569,12 +14973,6 @@
         </w:tc>
       </w:tr>
       <w:tr>
-        <w:tblPrEx>
-          <w:tblCellMar>
-            <w:top w:w="0" w:type="dxa"/>
-            <w:bottom w:w="0" w:type="dxa"/>
-          </w:tblCellMar>
-        </w:tblPrEx>
         <w:tc>
           <w:tcPr>
             <w:tcW w:w="1120" w:type="dxa"/>
@@ -16615,12 +15013,6 @@
         </w:tc>
       </w:tr>
       <w:tr>
-        <w:tblPrEx>
-          <w:tblCellMar>
-            <w:top w:w="0" w:type="dxa"/>
-            <w:bottom w:w="0" w:type="dxa"/>
-          </w:tblCellMar>
-        </w:tblPrEx>
         <w:tc>
           <w:tcPr>
             <w:tcW w:w="1120" w:type="dxa"/>
@@ -16661,12 +15053,6 @@
         </w:tc>
       </w:tr>
       <w:tr>
-        <w:tblPrEx>
-          <w:tblCellMar>
-            <w:top w:w="0" w:type="dxa"/>
-            <w:bottom w:w="0" w:type="dxa"/>
-          </w:tblCellMar>
-        </w:tblPrEx>
         <w:tc>
           <w:tcPr>
             <w:tcW w:w="1120" w:type="dxa"/>
@@ -16708,12 +15094,6 @@
         </w:tc>
       </w:tr>
       <w:tr>
-        <w:tblPrEx>
-          <w:tblCellMar>
-            <w:top w:w="0" w:type="dxa"/>
-            <w:bottom w:w="0" w:type="dxa"/>
-          </w:tblCellMar>
-        </w:tblPrEx>
         <w:tc>
           <w:tcPr>
             <w:tcW w:w="1120" w:type="dxa"/>
@@ -16754,12 +15134,6 @@
         </w:tc>
       </w:tr>
       <w:tr>
-        <w:tblPrEx>
-          <w:tblCellMar>
-            <w:top w:w="0" w:type="dxa"/>
-            <w:bottom w:w="0" w:type="dxa"/>
-          </w:tblCellMar>
-        </w:tblPrEx>
         <w:tc>
           <w:tcPr>
             <w:tcW w:w="1120" w:type="dxa"/>
@@ -16800,12 +15174,6 @@
         </w:tc>
       </w:tr>
       <w:tr>
-        <w:tblPrEx>
-          <w:tblCellMar>
-            <w:top w:w="0" w:type="dxa"/>
-            <w:bottom w:w="0" w:type="dxa"/>
-          </w:tblCellMar>
-        </w:tblPrEx>
         <w:tc>
           <w:tcPr>
             <w:tcW w:w="1120" w:type="dxa"/>
@@ -16846,12 +15214,6 @@
         </w:tc>
       </w:tr>
       <w:tr>
-        <w:tblPrEx>
-          <w:tblCellMar>
-            <w:top w:w="0" w:type="dxa"/>
-            <w:bottom w:w="0" w:type="dxa"/>
-          </w:tblCellMar>
-        </w:tblPrEx>
         <w:tc>
           <w:tcPr>
             <w:tcW w:w="1120" w:type="dxa"/>
@@ -16892,12 +15254,6 @@
         </w:tc>
       </w:tr>
       <w:tr>
-        <w:tblPrEx>
-          <w:tblCellMar>
-            <w:top w:w="0" w:type="dxa"/>
-            <w:bottom w:w="0" w:type="dxa"/>
-          </w:tblCellMar>
-        </w:tblPrEx>
         <w:tc>
           <w:tcPr>
             <w:tcW w:w="1120" w:type="dxa"/>
@@ -16938,12 +15294,6 @@
         </w:tc>
       </w:tr>
       <w:tr>
-        <w:tblPrEx>
-          <w:tblCellMar>
-            <w:top w:w="0" w:type="dxa"/>
-            <w:bottom w:w="0" w:type="dxa"/>
-          </w:tblCellMar>
-        </w:tblPrEx>
         <w:tc>
           <w:tcPr>
             <w:tcW w:w="1120" w:type="dxa"/>
@@ -16984,12 +15334,6 @@
         </w:tc>
       </w:tr>
       <w:tr>
-        <w:tblPrEx>
-          <w:tblCellMar>
-            <w:top w:w="0" w:type="dxa"/>
-            <w:bottom w:w="0" w:type="dxa"/>
-          </w:tblCellMar>
-        </w:tblPrEx>
         <w:tc>
           <w:tcPr>
             <w:tcW w:w="1120" w:type="dxa"/>
@@ -17030,12 +15374,6 @@
         </w:tc>
       </w:tr>
       <w:tr>
-        <w:tblPrEx>
-          <w:tblCellMar>
-            <w:top w:w="0" w:type="dxa"/>
-            <w:bottom w:w="0" w:type="dxa"/>
-          </w:tblCellMar>
-        </w:tblPrEx>
         <w:tc>
           <w:tcPr>
             <w:tcW w:w="1120" w:type="dxa"/>
@@ -17076,12 +15414,6 @@
         </w:tc>
       </w:tr>
       <w:tr>
-        <w:tblPrEx>
-          <w:tblCellMar>
-            <w:top w:w="0" w:type="dxa"/>
-            <w:bottom w:w="0" w:type="dxa"/>
-          </w:tblCellMar>
-        </w:tblPrEx>
         <w:tc>
           <w:tcPr>
             <w:tcW w:w="1120" w:type="dxa"/>
@@ -17122,12 +15454,6 @@
         </w:tc>
       </w:tr>
       <w:tr>
-        <w:tblPrEx>
-          <w:tblCellMar>
-            <w:top w:w="0" w:type="dxa"/>
-            <w:bottom w:w="0" w:type="dxa"/>
-          </w:tblCellMar>
-        </w:tblPrEx>
         <w:tc>
           <w:tcPr>
             <w:tcW w:w="1120" w:type="dxa"/>
@@ -17168,12 +15494,6 @@
         </w:tc>
       </w:tr>
       <w:tr>
-        <w:tblPrEx>
-          <w:tblCellMar>
-            <w:top w:w="0" w:type="dxa"/>
-            <w:bottom w:w="0" w:type="dxa"/>
-          </w:tblCellMar>
-        </w:tblPrEx>
         <w:tc>
           <w:tcPr>
             <w:tcW w:w="1120" w:type="dxa"/>
@@ -17214,12 +15534,6 @@
         </w:tc>
       </w:tr>
       <w:tr>
-        <w:tblPrEx>
-          <w:tblCellMar>
-            <w:top w:w="0" w:type="dxa"/>
-            <w:bottom w:w="0" w:type="dxa"/>
-          </w:tblCellMar>
-        </w:tblPrEx>
         <w:tc>
           <w:tcPr>
             <w:tcW w:w="1120" w:type="dxa"/>
@@ -17260,12 +15574,6 @@
         </w:tc>
       </w:tr>
       <w:tr>
-        <w:tblPrEx>
-          <w:tblCellMar>
-            <w:top w:w="0" w:type="dxa"/>
-            <w:bottom w:w="0" w:type="dxa"/>
-          </w:tblCellMar>
-        </w:tblPrEx>
         <w:tc>
           <w:tcPr>
             <w:tcW w:w="1120" w:type="dxa"/>
@@ -17306,12 +15614,6 @@
         </w:tc>
       </w:tr>
       <w:tr>
-        <w:tblPrEx>
-          <w:tblCellMar>
-            <w:top w:w="0" w:type="dxa"/>
-            <w:bottom w:w="0" w:type="dxa"/>
-          </w:tblCellMar>
-        </w:tblPrEx>
         <w:tc>
           <w:tcPr>
             <w:tcW w:w="1120" w:type="dxa"/>
@@ -17352,12 +15654,6 @@
         </w:tc>
       </w:tr>
       <w:tr>
-        <w:tblPrEx>
-          <w:tblCellMar>
-            <w:top w:w="0" w:type="dxa"/>
-            <w:bottom w:w="0" w:type="dxa"/>
-          </w:tblCellMar>
-        </w:tblPrEx>
         <w:tc>
           <w:tcPr>
             <w:tcW w:w="1120" w:type="dxa"/>
@@ -17398,12 +15694,6 @@
         </w:tc>
       </w:tr>
       <w:tr>
-        <w:tblPrEx>
-          <w:tblCellMar>
-            <w:top w:w="0" w:type="dxa"/>
-            <w:bottom w:w="0" w:type="dxa"/>
-          </w:tblCellMar>
-        </w:tblPrEx>
         <w:tc>
           <w:tcPr>
             <w:tcW w:w="1120" w:type="dxa"/>
@@ -17444,12 +15734,6 @@
         </w:tc>
       </w:tr>
       <w:tr>
-        <w:tblPrEx>
-          <w:tblCellMar>
-            <w:top w:w="0" w:type="dxa"/>
-            <w:bottom w:w="0" w:type="dxa"/>
-          </w:tblCellMar>
-        </w:tblPrEx>
         <w:tc>
           <w:tcPr>
             <w:tcW w:w="1120" w:type="dxa"/>
@@ -17490,12 +15774,6 @@
         </w:tc>
       </w:tr>
       <w:tr>
-        <w:tblPrEx>
-          <w:tblCellMar>
-            <w:top w:w="0" w:type="dxa"/>
-            <w:bottom w:w="0" w:type="dxa"/>
-          </w:tblCellMar>
-        </w:tblPrEx>
         <w:tc>
           <w:tcPr>
             <w:tcW w:w="1120" w:type="dxa"/>
@@ -17536,12 +15814,6 @@
         </w:tc>
       </w:tr>
       <w:tr>
-        <w:tblPrEx>
-          <w:tblCellMar>
-            <w:top w:w="0" w:type="dxa"/>
-            <w:bottom w:w="0" w:type="dxa"/>
-          </w:tblCellMar>
-        </w:tblPrEx>
         <w:tc>
           <w:tcPr>
             <w:tcW w:w="1120" w:type="dxa"/>
@@ -17582,12 +15854,6 @@
         </w:tc>
       </w:tr>
       <w:tr>
-        <w:tblPrEx>
-          <w:tblCellMar>
-            <w:top w:w="0" w:type="dxa"/>
-            <w:bottom w:w="0" w:type="dxa"/>
-          </w:tblCellMar>
-        </w:tblPrEx>
         <w:tc>
           <w:tcPr>
             <w:tcW w:w="1120" w:type="dxa"/>
@@ -17628,12 +15894,6 @@
         </w:tc>
       </w:tr>
       <w:tr>
-        <w:tblPrEx>
-          <w:tblCellMar>
-            <w:top w:w="0" w:type="dxa"/>
-            <w:bottom w:w="0" w:type="dxa"/>
-          </w:tblCellMar>
-        </w:tblPrEx>
         <w:tc>
           <w:tcPr>
             <w:tcW w:w="1120" w:type="dxa"/>
@@ -17674,12 +15934,6 @@
         </w:tc>
       </w:tr>
       <w:tr>
-        <w:tblPrEx>
-          <w:tblCellMar>
-            <w:top w:w="0" w:type="dxa"/>
-            <w:bottom w:w="0" w:type="dxa"/>
-          </w:tblCellMar>
-        </w:tblPrEx>
         <w:tc>
           <w:tcPr>
             <w:tcW w:w="1120" w:type="dxa"/>
@@ -17720,12 +15974,6 @@
         </w:tc>
       </w:tr>
       <w:tr>
-        <w:tblPrEx>
-          <w:tblCellMar>
-            <w:top w:w="0" w:type="dxa"/>
-            <w:bottom w:w="0" w:type="dxa"/>
-          </w:tblCellMar>
-        </w:tblPrEx>
         <w:tc>
           <w:tcPr>
             <w:tcW w:w="1120" w:type="dxa"/>
@@ -17766,12 +16014,6 @@
         </w:tc>
       </w:tr>
       <w:tr>
-        <w:tblPrEx>
-          <w:tblCellMar>
-            <w:top w:w="0" w:type="dxa"/>
-            <w:bottom w:w="0" w:type="dxa"/>
-          </w:tblCellMar>
-        </w:tblPrEx>
         <w:tc>
           <w:tcPr>
             <w:tcW w:w="1120" w:type="dxa"/>
@@ -17812,12 +16054,6 @@
         </w:tc>
       </w:tr>
       <w:tr>
-        <w:tblPrEx>
-          <w:tblCellMar>
-            <w:top w:w="0" w:type="dxa"/>
-            <w:bottom w:w="0" w:type="dxa"/>
-          </w:tblCellMar>
-        </w:tblPrEx>
         <w:tc>
           <w:tcPr>
             <w:tcW w:w="1120" w:type="dxa"/>
@@ -17858,12 +16094,6 @@
         </w:tc>
       </w:tr>
       <w:tr>
-        <w:tblPrEx>
-          <w:tblCellMar>
-            <w:top w:w="0" w:type="dxa"/>
-            <w:bottom w:w="0" w:type="dxa"/>
-          </w:tblCellMar>
-        </w:tblPrEx>
         <w:tc>
           <w:tcPr>
             <w:tcW w:w="1120" w:type="dxa"/>
@@ -17904,12 +16134,6 @@
         </w:tc>
       </w:tr>
       <w:tr>
-        <w:tblPrEx>
-          <w:tblCellMar>
-            <w:top w:w="0" w:type="dxa"/>
-            <w:bottom w:w="0" w:type="dxa"/>
-          </w:tblCellMar>
-        </w:tblPrEx>
         <w:tc>
           <w:tcPr>
             <w:tcW w:w="1120" w:type="dxa"/>
@@ -17950,12 +16174,6 @@
         </w:tc>
       </w:tr>
       <w:tr>
-        <w:tblPrEx>
-          <w:tblCellMar>
-            <w:top w:w="0" w:type="dxa"/>
-            <w:bottom w:w="0" w:type="dxa"/>
-          </w:tblCellMar>
-        </w:tblPrEx>
         <w:tc>
           <w:tcPr>
             <w:tcW w:w="1120" w:type="dxa"/>
@@ -17996,12 +16214,6 @@
         </w:tc>
       </w:tr>
       <w:tr>
-        <w:tblPrEx>
-          <w:tblCellMar>
-            <w:top w:w="0" w:type="dxa"/>
-            <w:bottom w:w="0" w:type="dxa"/>
-          </w:tblCellMar>
-        </w:tblPrEx>
         <w:tc>
           <w:tcPr>
             <w:tcW w:w="1120" w:type="dxa"/>
@@ -18042,12 +16254,6 @@
         </w:tc>
       </w:tr>
       <w:tr>
-        <w:tblPrEx>
-          <w:tblCellMar>
-            <w:top w:w="0" w:type="dxa"/>
-            <w:bottom w:w="0" w:type="dxa"/>
-          </w:tblCellMar>
-        </w:tblPrEx>
         <w:tc>
           <w:tcPr>
             <w:tcW w:w="1120" w:type="dxa"/>
@@ -18124,12 +16330,6 @@
         <w:gridCol w:w="7880"/>
       </w:tblGrid>
       <w:tr>
-        <w:tblPrEx>
-          <w:tblCellMar>
-            <w:top w:w="0" w:type="dxa"/>
-            <w:bottom w:w="0" w:type="dxa"/>
-          </w:tblCellMar>
-        </w:tblPrEx>
         <w:trPr>
           <w:tblHeader/>
         </w:trPr>
@@ -18181,12 +16381,6 @@
         </w:tc>
       </w:tr>
       <w:tr>
-        <w:tblPrEx>
-          <w:tblCellMar>
-            <w:top w:w="0" w:type="dxa"/>
-            <w:bottom w:w="0" w:type="dxa"/>
-          </w:tblCellMar>
-        </w:tblPrEx>
         <w:tc>
           <w:tcPr>
             <w:tcW w:w="1120" w:type="dxa"/>
@@ -18235,12 +16429,6 @@
         </w:tc>
       </w:tr>
       <w:tr>
-        <w:tblPrEx>
-          <w:tblCellMar>
-            <w:top w:w="0" w:type="dxa"/>
-            <w:bottom w:w="0" w:type="dxa"/>
-          </w:tblCellMar>
-        </w:tblPrEx>
         <w:tc>
           <w:tcPr>
             <w:tcW w:w="1120" w:type="dxa"/>
@@ -18290,12 +16478,6 @@
         </w:tc>
       </w:tr>
       <w:tr>
-        <w:tblPrEx>
-          <w:tblCellMar>
-            <w:top w:w="0" w:type="dxa"/>
-            <w:bottom w:w="0" w:type="dxa"/>
-          </w:tblCellMar>
-        </w:tblPrEx>
         <w:tc>
           <w:tcPr>
             <w:tcW w:w="1120" w:type="dxa"/>
@@ -18336,12 +16518,6 @@
         </w:tc>
       </w:tr>
       <w:tr>
-        <w:tblPrEx>
-          <w:tblCellMar>
-            <w:top w:w="0" w:type="dxa"/>
-            <w:bottom w:w="0" w:type="dxa"/>
-          </w:tblCellMar>
-        </w:tblPrEx>
         <w:tc>
           <w:tcPr>
             <w:tcW w:w="1120" w:type="dxa"/>
@@ -18382,12 +16558,6 @@
         </w:tc>
       </w:tr>
       <w:tr>
-        <w:tblPrEx>
-          <w:tblCellMar>
-            <w:top w:w="0" w:type="dxa"/>
-            <w:bottom w:w="0" w:type="dxa"/>
-          </w:tblCellMar>
-        </w:tblPrEx>
         <w:tc>
           <w:tcPr>
             <w:tcW w:w="1120" w:type="dxa"/>
@@ -18428,12 +16598,6 @@
         </w:tc>
       </w:tr>
       <w:tr>
-        <w:tblPrEx>
-          <w:tblCellMar>
-            <w:top w:w="0" w:type="dxa"/>
-            <w:bottom w:w="0" w:type="dxa"/>
-          </w:tblCellMar>
-        </w:tblPrEx>
         <w:tc>
           <w:tcPr>
             <w:tcW w:w="1120" w:type="dxa"/>
@@ -18474,12 +16638,6 @@
         </w:tc>
       </w:tr>
       <w:tr>
-        <w:tblPrEx>
-          <w:tblCellMar>
-            <w:top w:w="0" w:type="dxa"/>
-            <w:bottom w:w="0" w:type="dxa"/>
-          </w:tblCellMar>
-        </w:tblPrEx>
         <w:tc>
           <w:tcPr>
             <w:tcW w:w="1120" w:type="dxa"/>
@@ -18520,12 +16678,6 @@
         </w:tc>
       </w:tr>
       <w:tr>
-        <w:tblPrEx>
-          <w:tblCellMar>
-            <w:top w:w="0" w:type="dxa"/>
-            <w:bottom w:w="0" w:type="dxa"/>
-          </w:tblCellMar>
-        </w:tblPrEx>
         <w:tc>
           <w:tcPr>
             <w:tcW w:w="1120" w:type="dxa"/>
@@ -18566,12 +16718,6 @@
         </w:tc>
       </w:tr>
       <w:tr>
-        <w:tblPrEx>
-          <w:tblCellMar>
-            <w:top w:w="0" w:type="dxa"/>
-            <w:bottom w:w="0" w:type="dxa"/>
-          </w:tblCellMar>
-        </w:tblPrEx>
         <w:tc>
           <w:tcPr>
             <w:tcW w:w="1120" w:type="dxa"/>
@@ -18612,12 +16758,6 @@
         </w:tc>
       </w:tr>
       <w:tr>
-        <w:tblPrEx>
-          <w:tblCellMar>
-            <w:top w:w="0" w:type="dxa"/>
-            <w:bottom w:w="0" w:type="dxa"/>
-          </w:tblCellMar>
-        </w:tblPrEx>
         <w:tc>
           <w:tcPr>
             <w:tcW w:w="1120" w:type="dxa"/>
@@ -18658,12 +16798,6 @@
         </w:tc>
       </w:tr>
       <w:tr>
-        <w:tblPrEx>
-          <w:tblCellMar>
-            <w:top w:w="0" w:type="dxa"/>
-            <w:bottom w:w="0" w:type="dxa"/>
-          </w:tblCellMar>
-        </w:tblPrEx>
         <w:tc>
           <w:tcPr>
             <w:tcW w:w="1120" w:type="dxa"/>
@@ -18704,12 +16838,6 @@
         </w:tc>
       </w:tr>
       <w:tr>
-        <w:tblPrEx>
-          <w:tblCellMar>
-            <w:top w:w="0" w:type="dxa"/>
-            <w:bottom w:w="0" w:type="dxa"/>
-          </w:tblCellMar>
-        </w:tblPrEx>
         <w:tc>
           <w:tcPr>
             <w:tcW w:w="1120" w:type="dxa"/>
@@ -18750,12 +16878,6 @@
         </w:tc>
       </w:tr>
       <w:tr>
-        <w:tblPrEx>
-          <w:tblCellMar>
-            <w:top w:w="0" w:type="dxa"/>
-            <w:bottom w:w="0" w:type="dxa"/>
-          </w:tblCellMar>
-        </w:tblPrEx>
         <w:tc>
           <w:tcPr>
             <w:tcW w:w="1120" w:type="dxa"/>
@@ -18796,12 +16918,6 @@
         </w:tc>
       </w:tr>
       <w:tr>
-        <w:tblPrEx>
-          <w:tblCellMar>
-            <w:top w:w="0" w:type="dxa"/>
-            <w:bottom w:w="0" w:type="dxa"/>
-          </w:tblCellMar>
-        </w:tblPrEx>
         <w:tc>
           <w:tcPr>
             <w:tcW w:w="1120" w:type="dxa"/>
@@ -18842,12 +16958,6 @@
         </w:tc>
       </w:tr>
       <w:tr>
-        <w:tblPrEx>
-          <w:tblCellMar>
-            <w:top w:w="0" w:type="dxa"/>
-            <w:bottom w:w="0" w:type="dxa"/>
-          </w:tblCellMar>
-        </w:tblPrEx>
         <w:tc>
           <w:tcPr>
             <w:tcW w:w="1120" w:type="dxa"/>
@@ -18888,12 +16998,6 @@
         </w:tc>
       </w:tr>
       <w:tr>
-        <w:tblPrEx>
-          <w:tblCellMar>
-            <w:top w:w="0" w:type="dxa"/>
-            <w:bottom w:w="0" w:type="dxa"/>
-          </w:tblCellMar>
-        </w:tblPrEx>
         <w:tc>
           <w:tcPr>
             <w:tcW w:w="1120" w:type="dxa"/>
@@ -18934,12 +17038,6 @@
         </w:tc>
       </w:tr>
       <w:tr>
-        <w:tblPrEx>
-          <w:tblCellMar>
-            <w:top w:w="0" w:type="dxa"/>
-            <w:bottom w:w="0" w:type="dxa"/>
-          </w:tblCellMar>
-        </w:tblPrEx>
         <w:tc>
           <w:tcPr>
             <w:tcW w:w="1120" w:type="dxa"/>
@@ -18980,12 +17078,6 @@
         </w:tc>
       </w:tr>
       <w:tr>
-        <w:tblPrEx>
-          <w:tblCellMar>
-            <w:top w:w="0" w:type="dxa"/>
-            <w:bottom w:w="0" w:type="dxa"/>
-          </w:tblCellMar>
-        </w:tblPrEx>
         <w:tc>
           <w:tcPr>
             <w:tcW w:w="1120" w:type="dxa"/>
@@ -19026,12 +17118,6 @@
         </w:tc>
       </w:tr>
       <w:tr>
-        <w:tblPrEx>
-          <w:tblCellMar>
-            <w:top w:w="0" w:type="dxa"/>
-            <w:bottom w:w="0" w:type="dxa"/>
-          </w:tblCellMar>
-        </w:tblPrEx>
         <w:tc>
           <w:tcPr>
             <w:tcW w:w="1120" w:type="dxa"/>
@@ -19072,12 +17158,6 @@
         </w:tc>
       </w:tr>
       <w:tr>
-        <w:tblPrEx>
-          <w:tblCellMar>
-            <w:top w:w="0" w:type="dxa"/>
-            <w:bottom w:w="0" w:type="dxa"/>
-          </w:tblCellMar>
-        </w:tblPrEx>
         <w:tc>
           <w:tcPr>
             <w:tcW w:w="1120" w:type="dxa"/>
@@ -19118,12 +17198,6 @@
         </w:tc>
       </w:tr>
       <w:tr>
-        <w:tblPrEx>
-          <w:tblCellMar>
-            <w:top w:w="0" w:type="dxa"/>
-            <w:bottom w:w="0" w:type="dxa"/>
-          </w:tblCellMar>
-        </w:tblPrEx>
         <w:tc>
           <w:tcPr>
             <w:tcW w:w="1120" w:type="dxa"/>
@@ -19164,12 +17238,6 @@
         </w:tc>
       </w:tr>
       <w:tr>
-        <w:tblPrEx>
-          <w:tblCellMar>
-            <w:top w:w="0" w:type="dxa"/>
-            <w:bottom w:w="0" w:type="dxa"/>
-          </w:tblCellMar>
-        </w:tblPrEx>
         <w:tc>
           <w:tcPr>
             <w:tcW w:w="1120" w:type="dxa"/>
@@ -19210,12 +17278,6 @@
         </w:tc>
       </w:tr>
       <w:tr>
-        <w:tblPrEx>
-          <w:tblCellMar>
-            <w:top w:w="0" w:type="dxa"/>
-            <w:bottom w:w="0" w:type="dxa"/>
-          </w:tblCellMar>
-        </w:tblPrEx>
         <w:tc>
           <w:tcPr>
             <w:tcW w:w="1120" w:type="dxa"/>
@@ -19256,12 +17318,6 @@
         </w:tc>
       </w:tr>
       <w:tr>
-        <w:tblPrEx>
-          <w:tblCellMar>
-            <w:top w:w="0" w:type="dxa"/>
-            <w:bottom w:w="0" w:type="dxa"/>
-          </w:tblCellMar>
-        </w:tblPrEx>
         <w:tc>
           <w:tcPr>
             <w:tcW w:w="1120" w:type="dxa"/>
@@ -19302,12 +17358,6 @@
         </w:tc>
       </w:tr>
       <w:tr>
-        <w:tblPrEx>
-          <w:tblCellMar>
-            <w:top w:w="0" w:type="dxa"/>
-            <w:bottom w:w="0" w:type="dxa"/>
-          </w:tblCellMar>
-        </w:tblPrEx>
         <w:tc>
           <w:tcPr>
             <w:tcW w:w="1120" w:type="dxa"/>
@@ -19348,12 +17398,6 @@
         </w:tc>
       </w:tr>
       <w:tr>
-        <w:tblPrEx>
-          <w:tblCellMar>
-            <w:top w:w="0" w:type="dxa"/>
-            <w:bottom w:w="0" w:type="dxa"/>
-          </w:tblCellMar>
-        </w:tblPrEx>
         <w:tc>
           <w:tcPr>
             <w:tcW w:w="1120" w:type="dxa"/>
@@ -19394,12 +17438,6 @@
         </w:tc>
       </w:tr>
       <w:tr>
-        <w:tblPrEx>
-          <w:tblCellMar>
-            <w:top w:w="0" w:type="dxa"/>
-            <w:bottom w:w="0" w:type="dxa"/>
-          </w:tblCellMar>
-        </w:tblPrEx>
         <w:tc>
           <w:tcPr>
             <w:tcW w:w="1120" w:type="dxa"/>
@@ -19440,12 +17478,6 @@
         </w:tc>
       </w:tr>
       <w:tr>
-        <w:tblPrEx>
-          <w:tblCellMar>
-            <w:top w:w="0" w:type="dxa"/>
-            <w:bottom w:w="0" w:type="dxa"/>
-          </w:tblCellMar>
-        </w:tblPrEx>
         <w:tc>
           <w:tcPr>
             <w:tcW w:w="1120" w:type="dxa"/>
@@ -19486,12 +17518,6 @@
         </w:tc>
       </w:tr>
       <w:tr>
-        <w:tblPrEx>
-          <w:tblCellMar>
-            <w:top w:w="0" w:type="dxa"/>
-            <w:bottom w:w="0" w:type="dxa"/>
-          </w:tblCellMar>
-        </w:tblPrEx>
         <w:tc>
           <w:tcPr>
             <w:tcW w:w="1120" w:type="dxa"/>
@@ -19532,12 +17558,6 @@
         </w:tc>
       </w:tr>
       <w:tr>
-        <w:tblPrEx>
-          <w:tblCellMar>
-            <w:top w:w="0" w:type="dxa"/>
-            <w:bottom w:w="0" w:type="dxa"/>
-          </w:tblCellMar>
-        </w:tblPrEx>
         <w:tc>
           <w:tcPr>
             <w:tcW w:w="1120" w:type="dxa"/>
@@ -19578,12 +17598,6 @@
         </w:tc>
       </w:tr>
       <w:tr>
-        <w:tblPrEx>
-          <w:tblCellMar>
-            <w:top w:w="0" w:type="dxa"/>
-            <w:bottom w:w="0" w:type="dxa"/>
-          </w:tblCellMar>
-        </w:tblPrEx>
         <w:tc>
           <w:tcPr>
             <w:tcW w:w="1120" w:type="dxa"/>
@@ -19624,12 +17638,6 @@
         </w:tc>
       </w:tr>
       <w:tr>
-        <w:tblPrEx>
-          <w:tblCellMar>
-            <w:top w:w="0" w:type="dxa"/>
-            <w:bottom w:w="0" w:type="dxa"/>
-          </w:tblCellMar>
-        </w:tblPrEx>
         <w:tc>
           <w:tcPr>
             <w:tcW w:w="1120" w:type="dxa"/>
@@ -19670,12 +17678,6 @@
         </w:tc>
       </w:tr>
       <w:tr>
-        <w:tblPrEx>
-          <w:tblCellMar>
-            <w:top w:w="0" w:type="dxa"/>
-            <w:bottom w:w="0" w:type="dxa"/>
-          </w:tblCellMar>
-        </w:tblPrEx>
         <w:tc>
           <w:tcPr>
             <w:tcW w:w="1120" w:type="dxa"/>
@@ -19725,12 +17727,6 @@
         </w:tc>
       </w:tr>
       <w:tr>
-        <w:tblPrEx>
-          <w:tblCellMar>
-            <w:top w:w="0" w:type="dxa"/>
-            <w:bottom w:w="0" w:type="dxa"/>
-          </w:tblCellMar>
-        </w:tblPrEx>
         <w:tc>
           <w:tcPr>
             <w:tcW w:w="1120" w:type="dxa"/>
@@ -19771,12 +17767,6 @@
         </w:tc>
       </w:tr>
       <w:tr>
-        <w:tblPrEx>
-          <w:tblCellMar>
-            <w:top w:w="0" w:type="dxa"/>
-            <w:bottom w:w="0" w:type="dxa"/>
-          </w:tblCellMar>
-        </w:tblPrEx>
         <w:tc>
           <w:tcPr>
             <w:tcW w:w="1120" w:type="dxa"/>
@@ -19817,12 +17807,6 @@
         </w:tc>
       </w:tr>
       <w:tr>
-        <w:tblPrEx>
-          <w:tblCellMar>
-            <w:top w:w="0" w:type="dxa"/>
-            <w:bottom w:w="0" w:type="dxa"/>
-          </w:tblCellMar>
-        </w:tblPrEx>
         <w:tc>
           <w:tcPr>
             <w:tcW w:w="1120" w:type="dxa"/>
@@ -19863,12 +17847,6 @@
         </w:tc>
       </w:tr>
       <w:tr>
-        <w:tblPrEx>
-          <w:tblCellMar>
-            <w:top w:w="0" w:type="dxa"/>
-            <w:bottom w:w="0" w:type="dxa"/>
-          </w:tblCellMar>
-        </w:tblPrEx>
         <w:tc>
           <w:tcPr>
             <w:tcW w:w="1120" w:type="dxa"/>
@@ -19909,12 +17887,6 @@
         </w:tc>
       </w:tr>
       <w:tr>
-        <w:tblPrEx>
-          <w:tblCellMar>
-            <w:top w:w="0" w:type="dxa"/>
-            <w:bottom w:w="0" w:type="dxa"/>
-          </w:tblCellMar>
-        </w:tblPrEx>
         <w:tc>
           <w:tcPr>
             <w:tcW w:w="1120" w:type="dxa"/>
@@ -19955,12 +17927,6 @@
         </w:tc>
       </w:tr>
       <w:tr>
-        <w:tblPrEx>
-          <w:tblCellMar>
-            <w:top w:w="0" w:type="dxa"/>
-            <w:bottom w:w="0" w:type="dxa"/>
-          </w:tblCellMar>
-        </w:tblPrEx>
         <w:tc>
           <w:tcPr>
             <w:tcW w:w="1120" w:type="dxa"/>
@@ -20001,12 +17967,6 @@
         </w:tc>
       </w:tr>
       <w:tr>
-        <w:tblPrEx>
-          <w:tblCellMar>
-            <w:top w:w="0" w:type="dxa"/>
-            <w:bottom w:w="0" w:type="dxa"/>
-          </w:tblCellMar>
-        </w:tblPrEx>
         <w:tc>
           <w:tcPr>
             <w:tcW w:w="1120" w:type="dxa"/>
@@ -20047,12 +18007,6 @@
         </w:tc>
       </w:tr>
       <w:tr>
-        <w:tblPrEx>
-          <w:tblCellMar>
-            <w:top w:w="0" w:type="dxa"/>
-            <w:bottom w:w="0" w:type="dxa"/>
-          </w:tblCellMar>
-        </w:tblPrEx>
         <w:tc>
           <w:tcPr>
             <w:tcW w:w="1120" w:type="dxa"/>
@@ -20093,12 +18047,6 @@
         </w:tc>
       </w:tr>
       <w:tr>
-        <w:tblPrEx>
-          <w:tblCellMar>
-            <w:top w:w="0" w:type="dxa"/>
-            <w:bottom w:w="0" w:type="dxa"/>
-          </w:tblCellMar>
-        </w:tblPrEx>
         <w:tc>
           <w:tcPr>
             <w:tcW w:w="1120" w:type="dxa"/>
@@ -20139,12 +18087,6 @@
         </w:tc>
       </w:tr>
       <w:tr>
-        <w:tblPrEx>
-          <w:tblCellMar>
-            <w:top w:w="0" w:type="dxa"/>
-            <w:bottom w:w="0" w:type="dxa"/>
-          </w:tblCellMar>
-        </w:tblPrEx>
         <w:tc>
           <w:tcPr>
             <w:tcW w:w="1120" w:type="dxa"/>
@@ -20185,12 +18127,6 @@
         </w:tc>
       </w:tr>
       <w:tr>
-        <w:tblPrEx>
-          <w:tblCellMar>
-            <w:top w:w="0" w:type="dxa"/>
-            <w:bottom w:w="0" w:type="dxa"/>
-          </w:tblCellMar>
-        </w:tblPrEx>
         <w:tc>
           <w:tcPr>
             <w:tcW w:w="1120" w:type="dxa"/>
@@ -20231,12 +18167,6 @@
         </w:tc>
       </w:tr>
       <w:tr>
-        <w:tblPrEx>
-          <w:tblCellMar>
-            <w:top w:w="0" w:type="dxa"/>
-            <w:bottom w:w="0" w:type="dxa"/>
-          </w:tblCellMar>
-        </w:tblPrEx>
         <w:tc>
           <w:tcPr>
             <w:tcW w:w="1120" w:type="dxa"/>
@@ -20277,12 +18207,6 @@
         </w:tc>
       </w:tr>
       <w:tr>
-        <w:tblPrEx>
-          <w:tblCellMar>
-            <w:top w:w="0" w:type="dxa"/>
-            <w:bottom w:w="0" w:type="dxa"/>
-          </w:tblCellMar>
-        </w:tblPrEx>
         <w:tc>
           <w:tcPr>
             <w:tcW w:w="1120" w:type="dxa"/>
@@ -20323,12 +18247,6 @@
         </w:tc>
       </w:tr>
       <w:tr>
-        <w:tblPrEx>
-          <w:tblCellMar>
-            <w:top w:w="0" w:type="dxa"/>
-            <w:bottom w:w="0" w:type="dxa"/>
-          </w:tblCellMar>
-        </w:tblPrEx>
         <w:tc>
           <w:tcPr>
             <w:tcW w:w="1120" w:type="dxa"/>
@@ -20369,12 +18287,6 @@
         </w:tc>
       </w:tr>
       <w:tr>
-        <w:tblPrEx>
-          <w:tblCellMar>
-            <w:top w:w="0" w:type="dxa"/>
-            <w:bottom w:w="0" w:type="dxa"/>
-          </w:tblCellMar>
-        </w:tblPrEx>
         <w:tc>
           <w:tcPr>
             <w:tcW w:w="1120" w:type="dxa"/>
@@ -20415,12 +18327,6 @@
         </w:tc>
       </w:tr>
       <w:tr>
-        <w:tblPrEx>
-          <w:tblCellMar>
-            <w:top w:w="0" w:type="dxa"/>
-            <w:bottom w:w="0" w:type="dxa"/>
-          </w:tblCellMar>
-        </w:tblPrEx>
         <w:tc>
           <w:tcPr>
             <w:tcW w:w="1120" w:type="dxa"/>
@@ -20461,12 +18367,6 @@
         </w:tc>
       </w:tr>
       <w:tr>
-        <w:tblPrEx>
-          <w:tblCellMar>
-            <w:top w:w="0" w:type="dxa"/>
-            <w:bottom w:w="0" w:type="dxa"/>
-          </w:tblCellMar>
-        </w:tblPrEx>
         <w:tc>
           <w:tcPr>
             <w:tcW w:w="1120" w:type="dxa"/>
@@ -20507,12 +18407,6 @@
         </w:tc>
       </w:tr>
       <w:tr>
-        <w:tblPrEx>
-          <w:tblCellMar>
-            <w:top w:w="0" w:type="dxa"/>
-            <w:bottom w:w="0" w:type="dxa"/>
-          </w:tblCellMar>
-        </w:tblPrEx>
         <w:tc>
           <w:tcPr>
             <w:tcW w:w="1120" w:type="dxa"/>
@@ -20553,12 +18447,6 @@
         </w:tc>
       </w:tr>
       <w:tr>
-        <w:tblPrEx>
-          <w:tblCellMar>
-            <w:top w:w="0" w:type="dxa"/>
-            <w:bottom w:w="0" w:type="dxa"/>
-          </w:tblCellMar>
-        </w:tblPrEx>
         <w:tc>
           <w:tcPr>
             <w:tcW w:w="1120" w:type="dxa"/>
@@ -20599,12 +18487,6 @@
         </w:tc>
       </w:tr>
       <w:tr>
-        <w:tblPrEx>
-          <w:tblCellMar>
-            <w:top w:w="0" w:type="dxa"/>
-            <w:bottom w:w="0" w:type="dxa"/>
-          </w:tblCellMar>
-        </w:tblPrEx>
         <w:tc>
           <w:tcPr>
             <w:tcW w:w="1120" w:type="dxa"/>
@@ -20645,12 +18527,6 @@
         </w:tc>
       </w:tr>
       <w:tr>
-        <w:tblPrEx>
-          <w:tblCellMar>
-            <w:top w:w="0" w:type="dxa"/>
-            <w:bottom w:w="0" w:type="dxa"/>
-          </w:tblCellMar>
-        </w:tblPrEx>
         <w:tc>
           <w:tcPr>
             <w:tcW w:w="1120" w:type="dxa"/>
@@ -20691,12 +18567,6 @@
         </w:tc>
       </w:tr>
       <w:tr>
-        <w:tblPrEx>
-          <w:tblCellMar>
-            <w:top w:w="0" w:type="dxa"/>
-            <w:bottom w:w="0" w:type="dxa"/>
-          </w:tblCellMar>
-        </w:tblPrEx>
         <w:tc>
           <w:tcPr>
             <w:tcW w:w="1120" w:type="dxa"/>
@@ -20737,12 +18607,6 @@
         </w:tc>
       </w:tr>
       <w:tr>
-        <w:tblPrEx>
-          <w:tblCellMar>
-            <w:top w:w="0" w:type="dxa"/>
-            <w:bottom w:w="0" w:type="dxa"/>
-          </w:tblCellMar>
-        </w:tblPrEx>
         <w:tc>
           <w:tcPr>
             <w:tcW w:w="1120" w:type="dxa"/>
@@ -20783,12 +18647,6 @@
         </w:tc>
       </w:tr>
       <w:tr>
-        <w:tblPrEx>
-          <w:tblCellMar>
-            <w:top w:w="0" w:type="dxa"/>
-            <w:bottom w:w="0" w:type="dxa"/>
-          </w:tblCellMar>
-        </w:tblPrEx>
         <w:tc>
           <w:tcPr>
             <w:tcW w:w="1120" w:type="dxa"/>
@@ -20829,12 +18687,6 @@
         </w:tc>
       </w:tr>
       <w:tr>
-        <w:tblPrEx>
-          <w:tblCellMar>
-            <w:top w:w="0" w:type="dxa"/>
-            <w:bottom w:w="0" w:type="dxa"/>
-          </w:tblCellMar>
-        </w:tblPrEx>
         <w:tc>
           <w:tcPr>
             <w:tcW w:w="1120" w:type="dxa"/>
@@ -20875,12 +18727,6 @@
         </w:tc>
       </w:tr>
       <w:tr>
-        <w:tblPrEx>
-          <w:tblCellMar>
-            <w:top w:w="0" w:type="dxa"/>
-            <w:bottom w:w="0" w:type="dxa"/>
-          </w:tblCellMar>
-        </w:tblPrEx>
         <w:tc>
           <w:tcPr>
             <w:tcW w:w="1120" w:type="dxa"/>
@@ -20921,12 +18767,6 @@
         </w:tc>
       </w:tr>
       <w:tr>
-        <w:tblPrEx>
-          <w:tblCellMar>
-            <w:top w:w="0" w:type="dxa"/>
-            <w:bottom w:w="0" w:type="dxa"/>
-          </w:tblCellMar>
-        </w:tblPrEx>
         <w:tc>
           <w:tcPr>
             <w:tcW w:w="1120" w:type="dxa"/>
@@ -20967,12 +18807,6 @@
         </w:tc>
       </w:tr>
       <w:tr>
-        <w:tblPrEx>
-          <w:tblCellMar>
-            <w:top w:w="0" w:type="dxa"/>
-            <w:bottom w:w="0" w:type="dxa"/>
-          </w:tblCellMar>
-        </w:tblPrEx>
         <w:tc>
           <w:tcPr>
             <w:tcW w:w="1120" w:type="dxa"/>
@@ -21013,12 +18847,6 @@
         </w:tc>
       </w:tr>
       <w:tr>
-        <w:tblPrEx>
-          <w:tblCellMar>
-            <w:top w:w="0" w:type="dxa"/>
-            <w:bottom w:w="0" w:type="dxa"/>
-          </w:tblCellMar>
-        </w:tblPrEx>
         <w:tc>
           <w:tcPr>
             <w:tcW w:w="1120" w:type="dxa"/>
@@ -21059,12 +18887,6 @@
         </w:tc>
       </w:tr>
       <w:tr>
-        <w:tblPrEx>
-          <w:tblCellMar>
-            <w:top w:w="0" w:type="dxa"/>
-            <w:bottom w:w="0" w:type="dxa"/>
-          </w:tblCellMar>
-        </w:tblPrEx>
         <w:tc>
           <w:tcPr>
             <w:tcW w:w="1120" w:type="dxa"/>
@@ -21105,12 +18927,6 @@
         </w:tc>
       </w:tr>
       <w:tr>
-        <w:tblPrEx>
-          <w:tblCellMar>
-            <w:top w:w="0" w:type="dxa"/>
-            <w:bottom w:w="0" w:type="dxa"/>
-          </w:tblCellMar>
-        </w:tblPrEx>
         <w:tc>
           <w:tcPr>
             <w:tcW w:w="1120" w:type="dxa"/>
@@ -21151,12 +18967,6 @@
         </w:tc>
       </w:tr>
       <w:tr>
-        <w:tblPrEx>
-          <w:tblCellMar>
-            <w:top w:w="0" w:type="dxa"/>
-            <w:bottom w:w="0" w:type="dxa"/>
-          </w:tblCellMar>
-        </w:tblPrEx>
         <w:tc>
           <w:tcPr>
             <w:tcW w:w="1120" w:type="dxa"/>
@@ -21197,12 +19007,6 @@
         </w:tc>
       </w:tr>
       <w:tr>
-        <w:tblPrEx>
-          <w:tblCellMar>
-            <w:top w:w="0" w:type="dxa"/>
-            <w:bottom w:w="0" w:type="dxa"/>
-          </w:tblCellMar>
-        </w:tblPrEx>
         <w:tc>
           <w:tcPr>
             <w:tcW w:w="1120" w:type="dxa"/>
@@ -21244,12 +19048,6 @@
         </w:tc>
       </w:tr>
       <w:tr>
-        <w:tblPrEx>
-          <w:tblCellMar>
-            <w:top w:w="0" w:type="dxa"/>
-            <w:bottom w:w="0" w:type="dxa"/>
-          </w:tblCellMar>
-        </w:tblPrEx>
         <w:tc>
           <w:tcPr>
             <w:tcW w:w="1120" w:type="dxa"/>
@@ -21290,12 +19088,6 @@
         </w:tc>
       </w:tr>
       <w:tr>
-        <w:tblPrEx>
-          <w:tblCellMar>
-            <w:top w:w="0" w:type="dxa"/>
-            <w:bottom w:w="0" w:type="dxa"/>
-          </w:tblCellMar>
-        </w:tblPrEx>
         <w:tc>
           <w:tcPr>
             <w:tcW w:w="1120" w:type="dxa"/>
@@ -21336,12 +19128,6 @@
         </w:tc>
       </w:tr>
       <w:tr>
-        <w:tblPrEx>
-          <w:tblCellMar>
-            <w:top w:w="0" w:type="dxa"/>
-            <w:bottom w:w="0" w:type="dxa"/>
-          </w:tblCellMar>
-        </w:tblPrEx>
         <w:tc>
           <w:tcPr>
             <w:tcW w:w="1120" w:type="dxa"/>
@@ -21382,12 +19168,6 @@
         </w:tc>
       </w:tr>
       <w:tr>
-        <w:tblPrEx>
-          <w:tblCellMar>
-            <w:top w:w="0" w:type="dxa"/>
-            <w:bottom w:w="0" w:type="dxa"/>
-          </w:tblCellMar>
-        </w:tblPrEx>
         <w:tc>
           <w:tcPr>
             <w:tcW w:w="1120" w:type="dxa"/>
@@ -21428,12 +19208,6 @@
         </w:tc>
       </w:tr>
       <w:tr>
-        <w:tblPrEx>
-          <w:tblCellMar>
-            <w:top w:w="0" w:type="dxa"/>
-            <w:bottom w:w="0" w:type="dxa"/>
-          </w:tblCellMar>
-        </w:tblPrEx>
         <w:tc>
           <w:tcPr>
             <w:tcW w:w="1120" w:type="dxa"/>
@@ -21474,12 +19248,6 @@
         </w:tc>
       </w:tr>
       <w:tr>
-        <w:tblPrEx>
-          <w:tblCellMar>
-            <w:top w:w="0" w:type="dxa"/>
-            <w:bottom w:w="0" w:type="dxa"/>
-          </w:tblCellMar>
-        </w:tblPrEx>
         <w:tc>
           <w:tcPr>
             <w:tcW w:w="1120" w:type="dxa"/>
@@ -21520,12 +19288,6 @@
         </w:tc>
       </w:tr>
       <w:tr>
-        <w:tblPrEx>
-          <w:tblCellMar>
-            <w:top w:w="0" w:type="dxa"/>
-            <w:bottom w:w="0" w:type="dxa"/>
-          </w:tblCellMar>
-        </w:tblPrEx>
         <w:tc>
           <w:tcPr>
             <w:tcW w:w="1120" w:type="dxa"/>
@@ -21566,12 +19328,6 @@
         </w:tc>
       </w:tr>
       <w:tr>
-        <w:tblPrEx>
-          <w:tblCellMar>
-            <w:top w:w="0" w:type="dxa"/>
-            <w:bottom w:w="0" w:type="dxa"/>
-          </w:tblCellMar>
-        </w:tblPrEx>
         <w:tc>
           <w:tcPr>
             <w:tcW w:w="1120" w:type="dxa"/>
@@ -21612,12 +19368,6 @@
         </w:tc>
       </w:tr>
       <w:tr>
-        <w:tblPrEx>
-          <w:tblCellMar>
-            <w:top w:w="0" w:type="dxa"/>
-            <w:bottom w:w="0" w:type="dxa"/>
-          </w:tblCellMar>
-        </w:tblPrEx>
         <w:tc>
           <w:tcPr>
             <w:tcW w:w="1120" w:type="dxa"/>
@@ -21658,12 +19408,6 @@
         </w:tc>
       </w:tr>
       <w:tr>
-        <w:tblPrEx>
-          <w:tblCellMar>
-            <w:top w:w="0" w:type="dxa"/>
-            <w:bottom w:w="0" w:type="dxa"/>
-          </w:tblCellMar>
-        </w:tblPrEx>
         <w:tc>
           <w:tcPr>
             <w:tcW w:w="1120" w:type="dxa"/>
@@ -21704,12 +19448,6 @@
         </w:tc>
       </w:tr>
       <w:tr>
-        <w:tblPrEx>
-          <w:tblCellMar>
-            <w:top w:w="0" w:type="dxa"/>
-            <w:bottom w:w="0" w:type="dxa"/>
-          </w:tblCellMar>
-        </w:tblPrEx>
         <w:tc>
           <w:tcPr>
             <w:tcW w:w="1120" w:type="dxa"/>
@@ -21750,12 +19488,6 @@
         </w:tc>
       </w:tr>
       <w:tr>
-        <w:tblPrEx>
-          <w:tblCellMar>
-            <w:top w:w="0" w:type="dxa"/>
-            <w:bottom w:w="0" w:type="dxa"/>
-          </w:tblCellMar>
-        </w:tblPrEx>
         <w:tc>
           <w:tcPr>
             <w:tcW w:w="1120" w:type="dxa"/>
@@ -21796,12 +19528,6 @@
         </w:tc>
       </w:tr>
       <w:tr>
-        <w:tblPrEx>
-          <w:tblCellMar>
-            <w:top w:w="0" w:type="dxa"/>
-            <w:bottom w:w="0" w:type="dxa"/>
-          </w:tblCellMar>
-        </w:tblPrEx>
         <w:tc>
           <w:tcPr>
             <w:tcW w:w="1120" w:type="dxa"/>
@@ -21842,12 +19568,6 @@
         </w:tc>
       </w:tr>
       <w:tr>
-        <w:tblPrEx>
-          <w:tblCellMar>
-            <w:top w:w="0" w:type="dxa"/>
-            <w:bottom w:w="0" w:type="dxa"/>
-          </w:tblCellMar>
-        </w:tblPrEx>
         <w:tc>
           <w:tcPr>
             <w:tcW w:w="1120" w:type="dxa"/>
@@ -21888,12 +19608,6 @@
         </w:tc>
       </w:tr>
       <w:tr>
-        <w:tblPrEx>
-          <w:tblCellMar>
-            <w:top w:w="0" w:type="dxa"/>
-            <w:bottom w:w="0" w:type="dxa"/>
-          </w:tblCellMar>
-        </w:tblPrEx>
         <w:tc>
           <w:tcPr>
             <w:tcW w:w="1120" w:type="dxa"/>
@@ -21934,12 +19648,6 @@
         </w:tc>
       </w:tr>
       <w:tr>
-        <w:tblPrEx>
-          <w:tblCellMar>
-            <w:top w:w="0" w:type="dxa"/>
-            <w:bottom w:w="0" w:type="dxa"/>
-          </w:tblCellMar>
-        </w:tblPrEx>
         <w:tc>
           <w:tcPr>
             <w:tcW w:w="1120" w:type="dxa"/>
@@ -21980,12 +19688,6 @@
         </w:tc>
       </w:tr>
       <w:tr>
-        <w:tblPrEx>
-          <w:tblCellMar>
-            <w:top w:w="0" w:type="dxa"/>
-            <w:bottom w:w="0" w:type="dxa"/>
-          </w:tblCellMar>
-        </w:tblPrEx>
         <w:tc>
           <w:tcPr>
             <w:tcW w:w="1120" w:type="dxa"/>
@@ -22026,12 +19728,6 @@
         </w:tc>
       </w:tr>
       <w:tr>
-        <w:tblPrEx>
-          <w:tblCellMar>
-            <w:top w:w="0" w:type="dxa"/>
-            <w:bottom w:w="0" w:type="dxa"/>
-          </w:tblCellMar>
-        </w:tblPrEx>
         <w:tc>
           <w:tcPr>
             <w:tcW w:w="1120" w:type="dxa"/>
@@ -22072,12 +19768,6 @@
         </w:tc>
       </w:tr>
       <w:tr>
-        <w:tblPrEx>
-          <w:tblCellMar>
-            <w:top w:w="0" w:type="dxa"/>
-            <w:bottom w:w="0" w:type="dxa"/>
-          </w:tblCellMar>
-        </w:tblPrEx>
         <w:tc>
           <w:tcPr>
             <w:tcW w:w="1120" w:type="dxa"/>
@@ -22118,12 +19808,6 @@
         </w:tc>
       </w:tr>
       <w:tr>
-        <w:tblPrEx>
-          <w:tblCellMar>
-            <w:top w:w="0" w:type="dxa"/>
-            <w:bottom w:w="0" w:type="dxa"/>
-          </w:tblCellMar>
-        </w:tblPrEx>
         <w:tc>
           <w:tcPr>
             <w:tcW w:w="1120" w:type="dxa"/>
@@ -22164,12 +19848,6 @@
         </w:tc>
       </w:tr>
       <w:tr>
-        <w:tblPrEx>
-          <w:tblCellMar>
-            <w:top w:w="0" w:type="dxa"/>
-            <w:bottom w:w="0" w:type="dxa"/>
-          </w:tblCellMar>
-        </w:tblPrEx>
         <w:tc>
           <w:tcPr>
             <w:tcW w:w="1120" w:type="dxa"/>
@@ -22210,12 +19888,6 @@
         </w:tc>
       </w:tr>
       <w:tr>
-        <w:tblPrEx>
-          <w:tblCellMar>
-            <w:top w:w="0" w:type="dxa"/>
-            <w:bottom w:w="0" w:type="dxa"/>
-          </w:tblCellMar>
-        </w:tblPrEx>
         <w:tc>
           <w:tcPr>
             <w:tcW w:w="1120" w:type="dxa"/>
@@ -22256,12 +19928,6 @@
         </w:tc>
       </w:tr>
       <w:tr>
-        <w:tblPrEx>
-          <w:tblCellMar>
-            <w:top w:w="0" w:type="dxa"/>
-            <w:bottom w:w="0" w:type="dxa"/>
-          </w:tblCellMar>
-        </w:tblPrEx>
         <w:tc>
           <w:tcPr>
             <w:tcW w:w="1120" w:type="dxa"/>
@@ -22302,12 +19968,6 @@
         </w:tc>
       </w:tr>
       <w:tr>
-        <w:tblPrEx>
-          <w:tblCellMar>
-            <w:top w:w="0" w:type="dxa"/>
-            <w:bottom w:w="0" w:type="dxa"/>
-          </w:tblCellMar>
-        </w:tblPrEx>
         <w:tc>
           <w:tcPr>
             <w:tcW w:w="1120" w:type="dxa"/>
@@ -22348,12 +20008,6 @@
         </w:tc>
       </w:tr>
       <w:tr>
-        <w:tblPrEx>
-          <w:tblCellMar>
-            <w:top w:w="0" w:type="dxa"/>
-            <w:bottom w:w="0" w:type="dxa"/>
-          </w:tblCellMar>
-        </w:tblPrEx>
         <w:tc>
           <w:tcPr>
             <w:tcW w:w="1120" w:type="dxa"/>
@@ -22394,12 +20048,6 @@
         </w:tc>
       </w:tr>
       <w:tr>
-        <w:tblPrEx>
-          <w:tblCellMar>
-            <w:top w:w="0" w:type="dxa"/>
-            <w:bottom w:w="0" w:type="dxa"/>
-          </w:tblCellMar>
-        </w:tblPrEx>
         <w:tc>
           <w:tcPr>
             <w:tcW w:w="1120" w:type="dxa"/>
@@ -22440,12 +20088,6 @@
         </w:tc>
       </w:tr>
       <w:tr>
-        <w:tblPrEx>
-          <w:tblCellMar>
-            <w:top w:w="0" w:type="dxa"/>
-            <w:bottom w:w="0" w:type="dxa"/>
-          </w:tblCellMar>
-        </w:tblPrEx>
         <w:tc>
           <w:tcPr>
             <w:tcW w:w="1120" w:type="dxa"/>
@@ -22486,12 +20128,6 @@
         </w:tc>
       </w:tr>
       <w:tr>
-        <w:tblPrEx>
-          <w:tblCellMar>
-            <w:top w:w="0" w:type="dxa"/>
-            <w:bottom w:w="0" w:type="dxa"/>
-          </w:tblCellMar>
-        </w:tblPrEx>
         <w:tc>
           <w:tcPr>
             <w:tcW w:w="1120" w:type="dxa"/>
@@ -22532,12 +20168,6 @@
         </w:tc>
       </w:tr>
       <w:tr>
-        <w:tblPrEx>
-          <w:tblCellMar>
-            <w:top w:w="0" w:type="dxa"/>
-            <w:bottom w:w="0" w:type="dxa"/>
-          </w:tblCellMar>
-        </w:tblPrEx>
         <w:tc>
           <w:tcPr>
             <w:tcW w:w="1120" w:type="dxa"/>
@@ -22578,12 +20208,6 @@
         </w:tc>
       </w:tr>
       <w:tr>
-        <w:tblPrEx>
-          <w:tblCellMar>
-            <w:top w:w="0" w:type="dxa"/>
-            <w:bottom w:w="0" w:type="dxa"/>
-          </w:tblCellMar>
-        </w:tblPrEx>
         <w:tc>
           <w:tcPr>
             <w:tcW w:w="1120" w:type="dxa"/>
@@ -22624,12 +20248,6 @@
         </w:tc>
       </w:tr>
       <w:tr>
-        <w:tblPrEx>
-          <w:tblCellMar>
-            <w:top w:w="0" w:type="dxa"/>
-            <w:bottom w:w="0" w:type="dxa"/>
-          </w:tblCellMar>
-        </w:tblPrEx>
         <w:tc>
           <w:tcPr>
             <w:tcW w:w="1120" w:type="dxa"/>
@@ -22670,12 +20288,6 @@
         </w:tc>
       </w:tr>
       <w:tr>
-        <w:tblPrEx>
-          <w:tblCellMar>
-            <w:top w:w="0" w:type="dxa"/>
-            <w:bottom w:w="0" w:type="dxa"/>
-          </w:tblCellMar>
-        </w:tblPrEx>
         <w:tc>
           <w:tcPr>
             <w:tcW w:w="1120" w:type="dxa"/>
@@ -22716,12 +20328,6 @@
         </w:tc>
       </w:tr>
       <w:tr>
-        <w:tblPrEx>
-          <w:tblCellMar>
-            <w:top w:w="0" w:type="dxa"/>
-            <w:bottom w:w="0" w:type="dxa"/>
-          </w:tblCellMar>
-        </w:tblPrEx>
         <w:tc>
           <w:tcPr>
             <w:tcW w:w="1120" w:type="dxa"/>
@@ -22763,12 +20369,6 @@
         </w:tc>
       </w:tr>
       <w:tr>
-        <w:tblPrEx>
-          <w:tblCellMar>
-            <w:top w:w="0" w:type="dxa"/>
-            <w:bottom w:w="0" w:type="dxa"/>
-          </w:tblCellMar>
-        </w:tblPrEx>
         <w:tc>
           <w:tcPr>
             <w:tcW w:w="1120" w:type="dxa"/>
@@ -22809,12 +20409,6 @@
         </w:tc>
       </w:tr>
       <w:tr>
-        <w:tblPrEx>
-          <w:tblCellMar>
-            <w:top w:w="0" w:type="dxa"/>
-            <w:bottom w:w="0" w:type="dxa"/>
-          </w:tblCellMar>
-        </w:tblPrEx>
         <w:tc>
           <w:tcPr>
             <w:tcW w:w="1120" w:type="dxa"/>
@@ -22855,12 +20449,6 @@
         </w:tc>
       </w:tr>
       <w:tr>
-        <w:tblPrEx>
-          <w:tblCellMar>
-            <w:top w:w="0" w:type="dxa"/>
-            <w:bottom w:w="0" w:type="dxa"/>
-          </w:tblCellMar>
-        </w:tblPrEx>
         <w:tc>
           <w:tcPr>
             <w:tcW w:w="1120" w:type="dxa"/>
@@ -22901,12 +20489,6 @@
         </w:tc>
       </w:tr>
       <w:tr>
-        <w:tblPrEx>
-          <w:tblCellMar>
-            <w:top w:w="0" w:type="dxa"/>
-            <w:bottom w:w="0" w:type="dxa"/>
-          </w:tblCellMar>
-        </w:tblPrEx>
         <w:tc>
           <w:tcPr>
             <w:tcW w:w="1120" w:type="dxa"/>
@@ -22947,12 +20529,6 @@
         </w:tc>
       </w:tr>
       <w:tr>
-        <w:tblPrEx>
-          <w:tblCellMar>
-            <w:top w:w="0" w:type="dxa"/>
-            <w:bottom w:w="0" w:type="dxa"/>
-          </w:tblCellMar>
-        </w:tblPrEx>
         <w:tc>
           <w:tcPr>
             <w:tcW w:w="1120" w:type="dxa"/>
@@ -22993,12 +20569,6 @@
         </w:tc>
       </w:tr>
       <w:tr>
-        <w:tblPrEx>
-          <w:tblCellMar>
-            <w:top w:w="0" w:type="dxa"/>
-            <w:bottom w:w="0" w:type="dxa"/>
-          </w:tblCellMar>
-        </w:tblPrEx>
         <w:tc>
           <w:tcPr>
             <w:tcW w:w="1120" w:type="dxa"/>
@@ -23039,12 +20609,6 @@
         </w:tc>
       </w:tr>
       <w:tr>
-        <w:tblPrEx>
-          <w:tblCellMar>
-            <w:top w:w="0" w:type="dxa"/>
-            <w:bottom w:w="0" w:type="dxa"/>
-          </w:tblCellMar>
-        </w:tblPrEx>
         <w:tc>
           <w:tcPr>
             <w:tcW w:w="1120" w:type="dxa"/>
@@ -23085,12 +20649,6 @@
         </w:tc>
       </w:tr>
       <w:tr>
-        <w:tblPrEx>
-          <w:tblCellMar>
-            <w:top w:w="0" w:type="dxa"/>
-            <w:bottom w:w="0" w:type="dxa"/>
-          </w:tblCellMar>
-        </w:tblPrEx>
         <w:tc>
           <w:tcPr>
             <w:tcW w:w="1120" w:type="dxa"/>
@@ -23131,12 +20689,6 @@
         </w:tc>
       </w:tr>
       <w:tr>
-        <w:tblPrEx>
-          <w:tblCellMar>
-            <w:top w:w="0" w:type="dxa"/>
-            <w:bottom w:w="0" w:type="dxa"/>
-          </w:tblCellMar>
-        </w:tblPrEx>
         <w:tc>
           <w:tcPr>
             <w:tcW w:w="1120" w:type="dxa"/>
@@ -23177,12 +20729,6 @@
         </w:tc>
       </w:tr>
       <w:tr>
-        <w:tblPrEx>
-          <w:tblCellMar>
-            <w:top w:w="0" w:type="dxa"/>
-            <w:bottom w:w="0" w:type="dxa"/>
-          </w:tblCellMar>
-        </w:tblPrEx>
         <w:tc>
           <w:tcPr>
             <w:tcW w:w="1120" w:type="dxa"/>
@@ -23223,12 +20769,6 @@
         </w:tc>
       </w:tr>
       <w:tr>
-        <w:tblPrEx>
-          <w:tblCellMar>
-            <w:top w:w="0" w:type="dxa"/>
-            <w:bottom w:w="0" w:type="dxa"/>
-          </w:tblCellMar>
-        </w:tblPrEx>
         <w:tc>
           <w:tcPr>
             <w:tcW w:w="1120" w:type="dxa"/>
@@ -23269,12 +20809,6 @@
         </w:tc>
       </w:tr>
       <w:tr>
-        <w:tblPrEx>
-          <w:tblCellMar>
-            <w:top w:w="0" w:type="dxa"/>
-            <w:bottom w:w="0" w:type="dxa"/>
-          </w:tblCellMar>
-        </w:tblPrEx>
         <w:tc>
           <w:tcPr>
             <w:tcW w:w="1120" w:type="dxa"/>
@@ -23320,12 +20854,6 @@
         </w:tc>
       </w:tr>
       <w:tr>
-        <w:tblPrEx>
-          <w:tblCellMar>
-            <w:top w:w="0" w:type="dxa"/>
-            <w:bottom w:w="0" w:type="dxa"/>
-          </w:tblCellMar>
-        </w:tblPrEx>
         <w:tc>
           <w:tcPr>
             <w:tcW w:w="1120" w:type="dxa"/>
@@ -23366,12 +20894,6 @@
         </w:tc>
       </w:tr>
       <w:tr>
-        <w:tblPrEx>
-          <w:tblCellMar>
-            <w:top w:w="0" w:type="dxa"/>
-            <w:bottom w:w="0" w:type="dxa"/>
-          </w:tblCellMar>
-        </w:tblPrEx>
         <w:tc>
           <w:tcPr>
             <w:tcW w:w="1120" w:type="dxa"/>
@@ -23412,12 +20934,6 @@
         </w:tc>
       </w:tr>
       <w:tr>
-        <w:tblPrEx>
-          <w:tblCellMar>
-            <w:top w:w="0" w:type="dxa"/>
-            <w:bottom w:w="0" w:type="dxa"/>
-          </w:tblCellMar>
-        </w:tblPrEx>
         <w:tc>
           <w:tcPr>
             <w:tcW w:w="1120" w:type="dxa"/>
@@ -23458,12 +20974,6 @@
         </w:tc>
       </w:tr>
       <w:tr>
-        <w:tblPrEx>
-          <w:tblCellMar>
-            <w:top w:w="0" w:type="dxa"/>
-            <w:bottom w:w="0" w:type="dxa"/>
-          </w:tblCellMar>
-        </w:tblPrEx>
         <w:tc>
           <w:tcPr>
             <w:tcW w:w="1120" w:type="dxa"/>
@@ -23504,12 +21014,6 @@
         </w:tc>
       </w:tr>
       <w:tr>
-        <w:tblPrEx>
-          <w:tblCellMar>
-            <w:top w:w="0" w:type="dxa"/>
-            <w:bottom w:w="0" w:type="dxa"/>
-          </w:tblCellMar>
-        </w:tblPrEx>
         <w:tc>
           <w:tcPr>
             <w:tcW w:w="1120" w:type="dxa"/>
@@ -23550,12 +21054,6 @@
         </w:tc>
       </w:tr>
       <w:tr>
-        <w:tblPrEx>
-          <w:tblCellMar>
-            <w:top w:w="0" w:type="dxa"/>
-            <w:bottom w:w="0" w:type="dxa"/>
-          </w:tblCellMar>
-        </w:tblPrEx>
         <w:tc>
           <w:tcPr>
             <w:tcW w:w="1120" w:type="dxa"/>
@@ -23596,12 +21094,6 @@
         </w:tc>
       </w:tr>
       <w:tr>
-        <w:tblPrEx>
-          <w:tblCellMar>
-            <w:top w:w="0" w:type="dxa"/>
-            <w:bottom w:w="0" w:type="dxa"/>
-          </w:tblCellMar>
-        </w:tblPrEx>
         <w:tc>
           <w:tcPr>
             <w:tcW w:w="1120" w:type="dxa"/>
@@ -23642,12 +21134,6 @@
         </w:tc>
       </w:tr>
       <w:tr>
-        <w:tblPrEx>
-          <w:tblCellMar>
-            <w:top w:w="0" w:type="dxa"/>
-            <w:bottom w:w="0" w:type="dxa"/>
-          </w:tblCellMar>
-        </w:tblPrEx>
         <w:tc>
           <w:tcPr>
             <w:tcW w:w="1120" w:type="dxa"/>
@@ -23688,12 +21174,6 @@
         </w:tc>
       </w:tr>
       <w:tr>
-        <w:tblPrEx>
-          <w:tblCellMar>
-            <w:top w:w="0" w:type="dxa"/>
-            <w:bottom w:w="0" w:type="dxa"/>
-          </w:tblCellMar>
-        </w:tblPrEx>
         <w:tc>
           <w:tcPr>
             <w:tcW w:w="1120" w:type="dxa"/>
@@ -23734,12 +21214,6 @@
         </w:tc>
       </w:tr>
       <w:tr>
-        <w:tblPrEx>
-          <w:tblCellMar>
-            <w:top w:w="0" w:type="dxa"/>
-            <w:bottom w:w="0" w:type="dxa"/>
-          </w:tblCellMar>
-        </w:tblPrEx>
         <w:tc>
           <w:tcPr>
             <w:tcW w:w="1120" w:type="dxa"/>
@@ -23780,12 +21254,6 @@
         </w:tc>
       </w:tr>
       <w:tr>
-        <w:tblPrEx>
-          <w:tblCellMar>
-            <w:top w:w="0" w:type="dxa"/>
-            <w:bottom w:w="0" w:type="dxa"/>
-          </w:tblCellMar>
-        </w:tblPrEx>
         <w:tc>
           <w:tcPr>
             <w:tcW w:w="1120" w:type="dxa"/>
@@ -23826,12 +21294,6 @@
         </w:tc>
       </w:tr>
       <w:tr>
-        <w:tblPrEx>
-          <w:tblCellMar>
-            <w:top w:w="0" w:type="dxa"/>
-            <w:bottom w:w="0" w:type="dxa"/>
-          </w:tblCellMar>
-        </w:tblPrEx>
         <w:tc>
           <w:tcPr>
             <w:tcW w:w="1120" w:type="dxa"/>
@@ -23872,12 +21334,6 @@
         </w:tc>
       </w:tr>
       <w:tr>
-        <w:tblPrEx>
-          <w:tblCellMar>
-            <w:top w:w="0" w:type="dxa"/>
-            <w:bottom w:w="0" w:type="dxa"/>
-          </w:tblCellMar>
-        </w:tblPrEx>
         <w:tc>
           <w:tcPr>
             <w:tcW w:w="1120" w:type="dxa"/>
@@ -23918,12 +21374,6 @@
         </w:tc>
       </w:tr>
       <w:tr>
-        <w:tblPrEx>
-          <w:tblCellMar>
-            <w:top w:w="0" w:type="dxa"/>
-            <w:bottom w:w="0" w:type="dxa"/>
-          </w:tblCellMar>
-        </w:tblPrEx>
         <w:tc>
           <w:tcPr>
             <w:tcW w:w="1120" w:type="dxa"/>
@@ -23964,12 +21414,6 @@
         </w:tc>
       </w:tr>
       <w:tr>
-        <w:tblPrEx>
-          <w:tblCellMar>
-            <w:top w:w="0" w:type="dxa"/>
-            <w:bottom w:w="0" w:type="dxa"/>
-          </w:tblCellMar>
-        </w:tblPrEx>
         <w:tc>
           <w:tcPr>
             <w:tcW w:w="1120" w:type="dxa"/>
@@ -24010,12 +21454,6 @@
         </w:tc>
       </w:tr>
       <w:tr>
-        <w:tblPrEx>
-          <w:tblCellMar>
-            <w:top w:w="0" w:type="dxa"/>
-            <w:bottom w:w="0" w:type="dxa"/>
-          </w:tblCellMar>
-        </w:tblPrEx>
         <w:tc>
           <w:tcPr>
             <w:tcW w:w="1120" w:type="dxa"/>
@@ -24056,12 +21494,6 @@
         </w:tc>
       </w:tr>
       <w:tr>
-        <w:tblPrEx>
-          <w:tblCellMar>
-            <w:top w:w="0" w:type="dxa"/>
-            <w:bottom w:w="0" w:type="dxa"/>
-          </w:tblCellMar>
-        </w:tblPrEx>
         <w:tc>
           <w:tcPr>
             <w:tcW w:w="1120" w:type="dxa"/>
@@ -24102,12 +21534,6 @@
         </w:tc>
       </w:tr>
       <w:tr>
-        <w:tblPrEx>
-          <w:tblCellMar>
-            <w:top w:w="0" w:type="dxa"/>
-            <w:bottom w:w="0" w:type="dxa"/>
-          </w:tblCellMar>
-        </w:tblPrEx>
         <w:tc>
           <w:tcPr>
             <w:tcW w:w="1120" w:type="dxa"/>
@@ -24149,12 +21575,6 @@
         </w:tc>
       </w:tr>
       <w:tr>
-        <w:tblPrEx>
-          <w:tblCellMar>
-            <w:top w:w="0" w:type="dxa"/>
-            <w:bottom w:w="0" w:type="dxa"/>
-          </w:tblCellMar>
-        </w:tblPrEx>
         <w:tc>
           <w:tcPr>
             <w:tcW w:w="1120" w:type="dxa"/>
@@ -24195,12 +21615,6 @@
         </w:tc>
       </w:tr>
       <w:tr>
-        <w:tblPrEx>
-          <w:tblCellMar>
-            <w:top w:w="0" w:type="dxa"/>
-            <w:bottom w:w="0" w:type="dxa"/>
-          </w:tblCellMar>
-        </w:tblPrEx>
         <w:tc>
           <w:tcPr>
             <w:tcW w:w="1120" w:type="dxa"/>
@@ -24241,12 +21655,6 @@
         </w:tc>
       </w:tr>
       <w:tr>
-        <w:tblPrEx>
-          <w:tblCellMar>
-            <w:top w:w="0" w:type="dxa"/>
-            <w:bottom w:w="0" w:type="dxa"/>
-          </w:tblCellMar>
-        </w:tblPrEx>
         <w:tc>
           <w:tcPr>
             <w:tcW w:w="1120" w:type="dxa"/>
@@ -24287,12 +21695,6 @@
         </w:tc>
       </w:tr>
       <w:tr>
-        <w:tblPrEx>
-          <w:tblCellMar>
-            <w:top w:w="0" w:type="dxa"/>
-            <w:bottom w:w="0" w:type="dxa"/>
-          </w:tblCellMar>
-        </w:tblPrEx>
         <w:tc>
           <w:tcPr>
             <w:tcW w:w="1120" w:type="dxa"/>
@@ -24333,12 +21735,6 @@
         </w:tc>
       </w:tr>
       <w:tr>
-        <w:tblPrEx>
-          <w:tblCellMar>
-            <w:top w:w="0" w:type="dxa"/>
-            <w:bottom w:w="0" w:type="dxa"/>
-          </w:tblCellMar>
-        </w:tblPrEx>
         <w:tc>
           <w:tcPr>
             <w:tcW w:w="1120" w:type="dxa"/>
@@ -24379,12 +21775,6 @@
         </w:tc>
       </w:tr>
       <w:tr>
-        <w:tblPrEx>
-          <w:tblCellMar>
-            <w:top w:w="0" w:type="dxa"/>
-            <w:bottom w:w="0" w:type="dxa"/>
-          </w:tblCellMar>
-        </w:tblPrEx>
         <w:tc>
           <w:tcPr>
             <w:tcW w:w="1120" w:type="dxa"/>
@@ -24425,12 +21815,6 @@
         </w:tc>
       </w:tr>
       <w:tr>
-        <w:tblPrEx>
-          <w:tblCellMar>
-            <w:top w:w="0" w:type="dxa"/>
-            <w:bottom w:w="0" w:type="dxa"/>
-          </w:tblCellMar>
-        </w:tblPrEx>
         <w:tc>
           <w:tcPr>
             <w:tcW w:w="1120" w:type="dxa"/>
@@ -24471,12 +21855,6 @@
         </w:tc>
       </w:tr>
       <w:tr>
-        <w:tblPrEx>
-          <w:tblCellMar>
-            <w:top w:w="0" w:type="dxa"/>
-            <w:bottom w:w="0" w:type="dxa"/>
-          </w:tblCellMar>
-        </w:tblPrEx>
         <w:tc>
           <w:tcPr>
             <w:tcW w:w="1120" w:type="dxa"/>
@@ -24517,12 +21895,6 @@
         </w:tc>
       </w:tr>
       <w:tr>
-        <w:tblPrEx>
-          <w:tblCellMar>
-            <w:top w:w="0" w:type="dxa"/>
-            <w:bottom w:w="0" w:type="dxa"/>
-          </w:tblCellMar>
-        </w:tblPrEx>
         <w:tc>
           <w:tcPr>
             <w:tcW w:w="1120" w:type="dxa"/>
@@ -24563,12 +21935,6 @@
         </w:tc>
       </w:tr>
       <w:tr>
-        <w:tblPrEx>
-          <w:tblCellMar>
-            <w:top w:w="0" w:type="dxa"/>
-            <w:bottom w:w="0" w:type="dxa"/>
-          </w:tblCellMar>
-        </w:tblPrEx>
         <w:tc>
           <w:tcPr>
             <w:tcW w:w="1120" w:type="dxa"/>
@@ -24617,12 +21983,6 @@
         </w:tc>
       </w:tr>
       <w:tr>
-        <w:tblPrEx>
-          <w:tblCellMar>
-            <w:top w:w="0" w:type="dxa"/>
-            <w:bottom w:w="0" w:type="dxa"/>
-          </w:tblCellMar>
-        </w:tblPrEx>
         <w:tc>
           <w:tcPr>
             <w:tcW w:w="1120" w:type="dxa"/>
@@ -24663,12 +22023,6 @@
         </w:tc>
       </w:tr>
       <w:tr>
-        <w:tblPrEx>
-          <w:tblCellMar>
-            <w:top w:w="0" w:type="dxa"/>
-            <w:bottom w:w="0" w:type="dxa"/>
-          </w:tblCellMar>
-        </w:tblPrEx>
         <w:tc>
           <w:tcPr>
             <w:tcW w:w="1120" w:type="dxa"/>
@@ -24709,12 +22063,6 @@
         </w:tc>
       </w:tr>
       <w:tr>
-        <w:tblPrEx>
-          <w:tblCellMar>
-            <w:top w:w="0" w:type="dxa"/>
-            <w:bottom w:w="0" w:type="dxa"/>
-          </w:tblCellMar>
-        </w:tblPrEx>
         <w:tc>
           <w:tcPr>
             <w:tcW w:w="1120" w:type="dxa"/>
@@ -24755,12 +22103,6 @@
         </w:tc>
       </w:tr>
       <w:tr>
-        <w:tblPrEx>
-          <w:tblCellMar>
-            <w:top w:w="0" w:type="dxa"/>
-            <w:bottom w:w="0" w:type="dxa"/>
-          </w:tblCellMar>
-        </w:tblPrEx>
         <w:tc>
           <w:tcPr>
             <w:tcW w:w="1120" w:type="dxa"/>
@@ -24801,12 +22143,6 @@
         </w:tc>
       </w:tr>
       <w:tr>
-        <w:tblPrEx>
-          <w:tblCellMar>
-            <w:top w:w="0" w:type="dxa"/>
-            <w:bottom w:w="0" w:type="dxa"/>
-          </w:tblCellMar>
-        </w:tblPrEx>
         <w:tc>
           <w:tcPr>
             <w:tcW w:w="1120" w:type="dxa"/>
@@ -24847,12 +22183,6 @@
         </w:tc>
       </w:tr>
       <w:tr>
-        <w:tblPrEx>
-          <w:tblCellMar>
-            <w:top w:w="0" w:type="dxa"/>
-            <w:bottom w:w="0" w:type="dxa"/>
-          </w:tblCellMar>
-        </w:tblPrEx>
         <w:tc>
           <w:tcPr>
             <w:tcW w:w="1120" w:type="dxa"/>
@@ -24893,12 +22223,6 @@
         </w:tc>
       </w:tr>
       <w:tr>
-        <w:tblPrEx>
-          <w:tblCellMar>
-            <w:top w:w="0" w:type="dxa"/>
-            <w:bottom w:w="0" w:type="dxa"/>
-          </w:tblCellMar>
-        </w:tblPrEx>
         <w:tc>
           <w:tcPr>
             <w:tcW w:w="1120" w:type="dxa"/>
@@ -24939,12 +22263,6 @@
         </w:tc>
       </w:tr>
       <w:tr>
-        <w:tblPrEx>
-          <w:tblCellMar>
-            <w:top w:w="0" w:type="dxa"/>
-            <w:bottom w:w="0" w:type="dxa"/>
-          </w:tblCellMar>
-        </w:tblPrEx>
         <w:tc>
           <w:tcPr>
             <w:tcW w:w="1120" w:type="dxa"/>
@@ -25021,12 +22339,6 @@
         <w:gridCol w:w="7880"/>
       </w:tblGrid>
       <w:tr>
-        <w:tblPrEx>
-          <w:tblCellMar>
-            <w:top w:w="0" w:type="dxa"/>
-            <w:bottom w:w="0" w:type="dxa"/>
-          </w:tblCellMar>
-        </w:tblPrEx>
         <w:trPr>
           <w:tblHeader/>
         </w:trPr>
@@ -25078,12 +22390,6 @@
         </w:tc>
       </w:tr>
       <w:tr>
-        <w:tblPrEx>
-          <w:tblCellMar>
-            <w:top w:w="0" w:type="dxa"/>
-            <w:bottom w:w="0" w:type="dxa"/>
-          </w:tblCellMar>
-        </w:tblPrEx>
         <w:tc>
           <w:tcPr>
             <w:tcW w:w="1120" w:type="dxa"/>
@@ -25129,12 +22435,6 @@
         </w:tc>
       </w:tr>
       <w:tr>
-        <w:tblPrEx>
-          <w:tblCellMar>
-            <w:top w:w="0" w:type="dxa"/>
-            <w:bottom w:w="0" w:type="dxa"/>
-          </w:tblCellMar>
-        </w:tblPrEx>
         <w:tc>
           <w:tcPr>
             <w:tcW w:w="1120" w:type="dxa"/>
@@ -25175,12 +22475,6 @@
         </w:tc>
       </w:tr>
       <w:tr>
-        <w:tblPrEx>
-          <w:tblCellMar>
-            <w:top w:w="0" w:type="dxa"/>
-            <w:bottom w:w="0" w:type="dxa"/>
-          </w:tblCellMar>
-        </w:tblPrEx>
         <w:tc>
           <w:tcPr>
             <w:tcW w:w="1120" w:type="dxa"/>
@@ -25223,12 +22517,6 @@
         </w:tc>
       </w:tr>
       <w:tr>
-        <w:tblPrEx>
-          <w:tblCellMar>
-            <w:top w:w="0" w:type="dxa"/>
-            <w:bottom w:w="0" w:type="dxa"/>
-          </w:tblCellMar>
-        </w:tblPrEx>
         <w:tc>
           <w:tcPr>
             <w:tcW w:w="1120" w:type="dxa"/>
@@ -25271,12 +22559,6 @@
         </w:tc>
       </w:tr>
       <w:tr>
-        <w:tblPrEx>
-          <w:tblCellMar>
-            <w:top w:w="0" w:type="dxa"/>
-            <w:bottom w:w="0" w:type="dxa"/>
-          </w:tblCellMar>
-        </w:tblPrEx>
         <w:tc>
           <w:tcPr>
             <w:tcW w:w="1120" w:type="dxa"/>
@@ -25317,12 +22599,6 @@
         </w:tc>
       </w:tr>
       <w:tr>
-        <w:tblPrEx>
-          <w:tblCellMar>
-            <w:top w:w="0" w:type="dxa"/>
-            <w:bottom w:w="0" w:type="dxa"/>
-          </w:tblCellMar>
-        </w:tblPrEx>
         <w:tc>
           <w:tcPr>
             <w:tcW w:w="1120" w:type="dxa"/>
@@ -25365,12 +22641,6 @@
         </w:tc>
       </w:tr>
       <w:tr>
-        <w:tblPrEx>
-          <w:tblCellMar>
-            <w:top w:w="0" w:type="dxa"/>
-            <w:bottom w:w="0" w:type="dxa"/>
-          </w:tblCellMar>
-        </w:tblPrEx>
         <w:tc>
           <w:tcPr>
             <w:tcW w:w="1120" w:type="dxa"/>
@@ -25413,12 +22683,6 @@
         </w:tc>
       </w:tr>
       <w:tr>
-        <w:tblPrEx>
-          <w:tblCellMar>
-            <w:top w:w="0" w:type="dxa"/>
-            <w:bottom w:w="0" w:type="dxa"/>
-          </w:tblCellMar>
-        </w:tblPrEx>
         <w:tc>
           <w:tcPr>
             <w:tcW w:w="1120" w:type="dxa"/>
@@ -25460,12 +22724,6 @@
         </w:tc>
       </w:tr>
       <w:tr>
-        <w:tblPrEx>
-          <w:tblCellMar>
-            <w:top w:w="0" w:type="dxa"/>
-            <w:bottom w:w="0" w:type="dxa"/>
-          </w:tblCellMar>
-        </w:tblPrEx>
         <w:tc>
           <w:tcPr>
             <w:tcW w:w="1120" w:type="dxa"/>
@@ -25506,12 +22764,6 @@
         </w:tc>
       </w:tr>
       <w:tr>
-        <w:tblPrEx>
-          <w:tblCellMar>
-            <w:top w:w="0" w:type="dxa"/>
-            <w:bottom w:w="0" w:type="dxa"/>
-          </w:tblCellMar>
-        </w:tblPrEx>
         <w:tc>
           <w:tcPr>
             <w:tcW w:w="1120" w:type="dxa"/>
@@ -25554,12 +22806,6 @@
         </w:tc>
       </w:tr>
       <w:tr>
-        <w:tblPrEx>
-          <w:tblCellMar>
-            <w:top w:w="0" w:type="dxa"/>
-            <w:bottom w:w="0" w:type="dxa"/>
-          </w:tblCellMar>
-        </w:tblPrEx>
         <w:tc>
           <w:tcPr>
             <w:tcW w:w="1120" w:type="dxa"/>
@@ -25602,12 +22848,6 @@
         </w:tc>
       </w:tr>
       <w:tr>
-        <w:tblPrEx>
-          <w:tblCellMar>
-            <w:top w:w="0" w:type="dxa"/>
-            <w:bottom w:w="0" w:type="dxa"/>
-          </w:tblCellMar>
-        </w:tblPrEx>
         <w:tc>
           <w:tcPr>
             <w:tcW w:w="1120" w:type="dxa"/>
@@ -25648,12 +22888,6 @@
         </w:tc>
       </w:tr>
       <w:tr>
-        <w:tblPrEx>
-          <w:tblCellMar>
-            <w:top w:w="0" w:type="dxa"/>
-            <w:bottom w:w="0" w:type="dxa"/>
-          </w:tblCellMar>
-        </w:tblPrEx>
         <w:tc>
           <w:tcPr>
             <w:tcW w:w="1120" w:type="dxa"/>
@@ -25730,12 +22964,6 @@
         <w:gridCol w:w="7880"/>
       </w:tblGrid>
       <w:tr>
-        <w:tblPrEx>
-          <w:tblCellMar>
-            <w:top w:w="0" w:type="dxa"/>
-            <w:bottom w:w="0" w:type="dxa"/>
-          </w:tblCellMar>
-        </w:tblPrEx>
         <w:trPr>
           <w:tblHeader/>
         </w:trPr>
@@ -25787,12 +23015,6 @@
         </w:tc>
       </w:tr>
       <w:tr>
-        <w:tblPrEx>
-          <w:tblCellMar>
-            <w:top w:w="0" w:type="dxa"/>
-            <w:bottom w:w="0" w:type="dxa"/>
-          </w:tblCellMar>
-        </w:tblPrEx>
         <w:tc>
           <w:tcPr>
             <w:tcW w:w="1120" w:type="dxa"/>
@@ -25833,12 +23055,6 @@
         </w:tc>
       </w:tr>
       <w:tr>
-        <w:tblPrEx>
-          <w:tblCellMar>
-            <w:top w:w="0" w:type="dxa"/>
-            <w:bottom w:w="0" w:type="dxa"/>
-          </w:tblCellMar>
-        </w:tblPrEx>
         <w:tc>
           <w:tcPr>
             <w:tcW w:w="1120" w:type="dxa"/>
@@ -25879,12 +23095,6 @@
         </w:tc>
       </w:tr>
       <w:tr>
-        <w:tblPrEx>
-          <w:tblCellMar>
-            <w:top w:w="0" w:type="dxa"/>
-            <w:bottom w:w="0" w:type="dxa"/>
-          </w:tblCellMar>
-        </w:tblPrEx>
         <w:tc>
           <w:tcPr>
             <w:tcW w:w="1120" w:type="dxa"/>
@@ -25925,12 +23135,6 @@
         </w:tc>
       </w:tr>
       <w:tr>
-        <w:tblPrEx>
-          <w:tblCellMar>
-            <w:top w:w="0" w:type="dxa"/>
-            <w:bottom w:w="0" w:type="dxa"/>
-          </w:tblCellMar>
-        </w:tblPrEx>
         <w:tc>
           <w:tcPr>
             <w:tcW w:w="1120" w:type="dxa"/>
@@ -25971,12 +23175,6 @@
         </w:tc>
       </w:tr>
       <w:tr>
-        <w:tblPrEx>
-          <w:tblCellMar>
-            <w:top w:w="0" w:type="dxa"/>
-            <w:bottom w:w="0" w:type="dxa"/>
-          </w:tblCellMar>
-        </w:tblPrEx>
         <w:tc>
           <w:tcPr>
             <w:tcW w:w="1120" w:type="dxa"/>
@@ -26017,12 +23215,6 @@
         </w:tc>
       </w:tr>
       <w:tr>
-        <w:tblPrEx>
-          <w:tblCellMar>
-            <w:top w:w="0" w:type="dxa"/>
-            <w:bottom w:w="0" w:type="dxa"/>
-          </w:tblCellMar>
-        </w:tblPrEx>
         <w:tc>
           <w:tcPr>
             <w:tcW w:w="1120" w:type="dxa"/>
@@ -26063,12 +23255,6 @@
         </w:tc>
       </w:tr>
       <w:tr>
-        <w:tblPrEx>
-          <w:tblCellMar>
-            <w:top w:w="0" w:type="dxa"/>
-            <w:bottom w:w="0" w:type="dxa"/>
-          </w:tblCellMar>
-        </w:tblPrEx>
         <w:tc>
           <w:tcPr>
             <w:tcW w:w="1120" w:type="dxa"/>
@@ -26109,12 +23295,6 @@
         </w:tc>
       </w:tr>
       <w:tr>
-        <w:tblPrEx>
-          <w:tblCellMar>
-            <w:top w:w="0" w:type="dxa"/>
-            <w:bottom w:w="0" w:type="dxa"/>
-          </w:tblCellMar>
-        </w:tblPrEx>
         <w:tc>
           <w:tcPr>
             <w:tcW w:w="1120" w:type="dxa"/>
@@ -26155,12 +23335,6 @@
         </w:tc>
       </w:tr>
       <w:tr>
-        <w:tblPrEx>
-          <w:tblCellMar>
-            <w:top w:w="0" w:type="dxa"/>
-            <w:bottom w:w="0" w:type="dxa"/>
-          </w:tblCellMar>
-        </w:tblPrEx>
         <w:tc>
           <w:tcPr>
             <w:tcW w:w="1120" w:type="dxa"/>
@@ -26201,12 +23375,6 @@
         </w:tc>
       </w:tr>
       <w:tr>
-        <w:tblPrEx>
-          <w:tblCellMar>
-            <w:top w:w="0" w:type="dxa"/>
-            <w:bottom w:w="0" w:type="dxa"/>
-          </w:tblCellMar>
-        </w:tblPrEx>
         <w:tc>
           <w:tcPr>
             <w:tcW w:w="1120" w:type="dxa"/>
@@ -26247,12 +23415,6 @@
         </w:tc>
       </w:tr>
       <w:tr>
-        <w:tblPrEx>
-          <w:tblCellMar>
-            <w:top w:w="0" w:type="dxa"/>
-            <w:bottom w:w="0" w:type="dxa"/>
-          </w:tblCellMar>
-        </w:tblPrEx>
         <w:tc>
           <w:tcPr>
             <w:tcW w:w="1120" w:type="dxa"/>
@@ -26293,12 +23455,6 @@
         </w:tc>
       </w:tr>
       <w:tr>
-        <w:tblPrEx>
-          <w:tblCellMar>
-            <w:top w:w="0" w:type="dxa"/>
-            <w:bottom w:w="0" w:type="dxa"/>
-          </w:tblCellMar>
-        </w:tblPrEx>
         <w:tc>
           <w:tcPr>
             <w:tcW w:w="1120" w:type="dxa"/>
@@ -26339,12 +23495,6 @@
         </w:tc>
       </w:tr>
       <w:tr>
-        <w:tblPrEx>
-          <w:tblCellMar>
-            <w:top w:w="0" w:type="dxa"/>
-            <w:bottom w:w="0" w:type="dxa"/>
-          </w:tblCellMar>
-        </w:tblPrEx>
         <w:tc>
           <w:tcPr>
             <w:tcW w:w="1120" w:type="dxa"/>
@@ -26385,12 +23535,6 @@
         </w:tc>
       </w:tr>
       <w:tr>
-        <w:tblPrEx>
-          <w:tblCellMar>
-            <w:top w:w="0" w:type="dxa"/>
-            <w:bottom w:w="0" w:type="dxa"/>
-          </w:tblCellMar>
-        </w:tblPrEx>
         <w:tc>
           <w:tcPr>
             <w:tcW w:w="1120" w:type="dxa"/>
@@ -26431,12 +23575,6 @@
         </w:tc>
       </w:tr>
       <w:tr>
-        <w:tblPrEx>
-          <w:tblCellMar>
-            <w:top w:w="0" w:type="dxa"/>
-            <w:bottom w:w="0" w:type="dxa"/>
-          </w:tblCellMar>
-        </w:tblPrEx>
         <w:tc>
           <w:tcPr>
             <w:tcW w:w="1120" w:type="dxa"/>
@@ -26477,12 +23615,6 @@
         </w:tc>
       </w:tr>
       <w:tr>
-        <w:tblPrEx>
-          <w:tblCellMar>
-            <w:top w:w="0" w:type="dxa"/>
-            <w:bottom w:w="0" w:type="dxa"/>
-          </w:tblCellMar>
-        </w:tblPrEx>
         <w:tc>
           <w:tcPr>
             <w:tcW w:w="1120" w:type="dxa"/>
@@ -26523,12 +23655,6 @@
         </w:tc>
       </w:tr>
       <w:tr>
-        <w:tblPrEx>
-          <w:tblCellMar>
-            <w:top w:w="0" w:type="dxa"/>
-            <w:bottom w:w="0" w:type="dxa"/>
-          </w:tblCellMar>
-        </w:tblPrEx>
         <w:tc>
           <w:tcPr>
             <w:tcW w:w="1120" w:type="dxa"/>
@@ -26569,12 +23695,6 @@
         </w:tc>
       </w:tr>
       <w:tr>
-        <w:tblPrEx>
-          <w:tblCellMar>
-            <w:top w:w="0" w:type="dxa"/>
-            <w:bottom w:w="0" w:type="dxa"/>
-          </w:tblCellMar>
-        </w:tblPrEx>
         <w:tc>
           <w:tcPr>
             <w:tcW w:w="1120" w:type="dxa"/>
@@ -26615,12 +23735,6 @@
         </w:tc>
       </w:tr>
       <w:tr>
-        <w:tblPrEx>
-          <w:tblCellMar>
-            <w:top w:w="0" w:type="dxa"/>
-            <w:bottom w:w="0" w:type="dxa"/>
-          </w:tblCellMar>
-        </w:tblPrEx>
         <w:tc>
           <w:tcPr>
             <w:tcW w:w="1120" w:type="dxa"/>
@@ -26661,12 +23775,6 @@
         </w:tc>
       </w:tr>
       <w:tr>
-        <w:tblPrEx>
-          <w:tblCellMar>
-            <w:top w:w="0" w:type="dxa"/>
-            <w:bottom w:w="0" w:type="dxa"/>
-          </w:tblCellMar>
-        </w:tblPrEx>
         <w:tc>
           <w:tcPr>
             <w:tcW w:w="1120" w:type="dxa"/>
@@ -26707,12 +23815,6 @@
         </w:tc>
       </w:tr>
       <w:tr>
-        <w:tblPrEx>
-          <w:tblCellMar>
-            <w:top w:w="0" w:type="dxa"/>
-            <w:bottom w:w="0" w:type="dxa"/>
-          </w:tblCellMar>
-        </w:tblPrEx>
         <w:tc>
           <w:tcPr>
             <w:tcW w:w="1120" w:type="dxa"/>
@@ -26753,12 +23855,6 @@
         </w:tc>
       </w:tr>
       <w:tr>
-        <w:tblPrEx>
-          <w:tblCellMar>
-            <w:top w:w="0" w:type="dxa"/>
-            <w:bottom w:w="0" w:type="dxa"/>
-          </w:tblCellMar>
-        </w:tblPrEx>
         <w:tc>
           <w:tcPr>
             <w:tcW w:w="1120" w:type="dxa"/>
@@ -26799,12 +23895,6 @@
         </w:tc>
       </w:tr>
       <w:tr>
-        <w:tblPrEx>
-          <w:tblCellMar>
-            <w:top w:w="0" w:type="dxa"/>
-            <w:bottom w:w="0" w:type="dxa"/>
-          </w:tblCellMar>
-        </w:tblPrEx>
         <w:tc>
           <w:tcPr>
             <w:tcW w:w="1120" w:type="dxa"/>
@@ -26845,12 +23935,6 @@
         </w:tc>
       </w:tr>
       <w:tr>
-        <w:tblPrEx>
-          <w:tblCellMar>
-            <w:top w:w="0" w:type="dxa"/>
-            <w:bottom w:w="0" w:type="dxa"/>
-          </w:tblCellMar>
-        </w:tblPrEx>
         <w:tc>
           <w:tcPr>
             <w:tcW w:w="1120" w:type="dxa"/>
@@ -26891,12 +23975,6 @@
         </w:tc>
       </w:tr>
       <w:tr>
-        <w:tblPrEx>
-          <w:tblCellMar>
-            <w:top w:w="0" w:type="dxa"/>
-            <w:bottom w:w="0" w:type="dxa"/>
-          </w:tblCellMar>
-        </w:tblPrEx>
         <w:tc>
           <w:tcPr>
             <w:tcW w:w="1120" w:type="dxa"/>
@@ -26937,12 +24015,6 @@
         </w:tc>
       </w:tr>
       <w:tr>
-        <w:tblPrEx>
-          <w:tblCellMar>
-            <w:top w:w="0" w:type="dxa"/>
-            <w:bottom w:w="0" w:type="dxa"/>
-          </w:tblCellMar>
-        </w:tblPrEx>
         <w:tc>
           <w:tcPr>
             <w:tcW w:w="1120" w:type="dxa"/>
@@ -26983,12 +24055,6 @@
         </w:tc>
       </w:tr>
       <w:tr>
-        <w:tblPrEx>
-          <w:tblCellMar>
-            <w:top w:w="0" w:type="dxa"/>
-            <w:bottom w:w="0" w:type="dxa"/>
-          </w:tblCellMar>
-        </w:tblPrEx>
         <w:tc>
           <w:tcPr>
             <w:tcW w:w="1120" w:type="dxa"/>
@@ -27030,12 +24096,6 @@
         </w:tc>
       </w:tr>
       <w:tr>
-        <w:tblPrEx>
-          <w:tblCellMar>
-            <w:top w:w="0" w:type="dxa"/>
-            <w:bottom w:w="0" w:type="dxa"/>
-          </w:tblCellMar>
-        </w:tblPrEx>
         <w:tc>
           <w:tcPr>
             <w:tcW w:w="1120" w:type="dxa"/>
@@ -27076,12 +24136,6 @@
         </w:tc>
       </w:tr>
       <w:tr>
-        <w:tblPrEx>
-          <w:tblCellMar>
-            <w:top w:w="0" w:type="dxa"/>
-            <w:bottom w:w="0" w:type="dxa"/>
-          </w:tblCellMar>
-        </w:tblPrEx>
         <w:tc>
           <w:tcPr>
             <w:tcW w:w="1120" w:type="dxa"/>
@@ -27122,12 +24176,6 @@
         </w:tc>
       </w:tr>
       <w:tr>
-        <w:tblPrEx>
-          <w:tblCellMar>
-            <w:top w:w="0" w:type="dxa"/>
-            <w:bottom w:w="0" w:type="dxa"/>
-          </w:tblCellMar>
-        </w:tblPrEx>
         <w:tc>
           <w:tcPr>
             <w:tcW w:w="1120" w:type="dxa"/>
@@ -27168,12 +24216,6 @@
         </w:tc>
       </w:tr>
       <w:tr>
-        <w:tblPrEx>
-          <w:tblCellMar>
-            <w:top w:w="0" w:type="dxa"/>
-            <w:bottom w:w="0" w:type="dxa"/>
-          </w:tblCellMar>
-        </w:tblPrEx>
         <w:tc>
           <w:tcPr>
             <w:tcW w:w="1120" w:type="dxa"/>
@@ -27214,12 +24256,6 @@
         </w:tc>
       </w:tr>
       <w:tr>
-        <w:tblPrEx>
-          <w:tblCellMar>
-            <w:top w:w="0" w:type="dxa"/>
-            <w:bottom w:w="0" w:type="dxa"/>
-          </w:tblCellMar>
-        </w:tblPrEx>
         <w:tc>
           <w:tcPr>
             <w:tcW w:w="1120" w:type="dxa"/>
@@ -27260,12 +24296,6 @@
         </w:tc>
       </w:tr>
       <w:tr>
-        <w:tblPrEx>
-          <w:tblCellMar>
-            <w:top w:w="0" w:type="dxa"/>
-            <w:bottom w:w="0" w:type="dxa"/>
-          </w:tblCellMar>
-        </w:tblPrEx>
         <w:tc>
           <w:tcPr>
             <w:tcW w:w="1120" w:type="dxa"/>
@@ -27306,12 +24336,6 @@
         </w:tc>
       </w:tr>
       <w:tr>
-        <w:tblPrEx>
-          <w:tblCellMar>
-            <w:top w:w="0" w:type="dxa"/>
-            <w:bottom w:w="0" w:type="dxa"/>
-          </w:tblCellMar>
-        </w:tblPrEx>
         <w:tc>
           <w:tcPr>
             <w:tcW w:w="1120" w:type="dxa"/>
@@ -27360,12 +24384,6 @@
         </w:tc>
       </w:tr>
       <w:tr>
-        <w:tblPrEx>
-          <w:tblCellMar>
-            <w:top w:w="0" w:type="dxa"/>
-            <w:bottom w:w="0" w:type="dxa"/>
-          </w:tblCellMar>
-        </w:tblPrEx>
         <w:tc>
           <w:tcPr>
             <w:tcW w:w="1120" w:type="dxa"/>
@@ -27406,12 +24424,6 @@
         </w:tc>
       </w:tr>
       <w:tr>
-        <w:tblPrEx>
-          <w:tblCellMar>
-            <w:top w:w="0" w:type="dxa"/>
-            <w:bottom w:w="0" w:type="dxa"/>
-          </w:tblCellMar>
-        </w:tblPrEx>
         <w:tc>
           <w:tcPr>
             <w:tcW w:w="1120" w:type="dxa"/>
@@ -27452,12 +24464,6 @@
         </w:tc>
       </w:tr>
       <w:tr>
-        <w:tblPrEx>
-          <w:tblCellMar>
-            <w:top w:w="0" w:type="dxa"/>
-            <w:bottom w:w="0" w:type="dxa"/>
-          </w:tblCellMar>
-        </w:tblPrEx>
         <w:tc>
           <w:tcPr>
             <w:tcW w:w="1120" w:type="dxa"/>
@@ -27498,12 +24504,6 @@
         </w:tc>
       </w:tr>
       <w:tr>
-        <w:tblPrEx>
-          <w:tblCellMar>
-            <w:top w:w="0" w:type="dxa"/>
-            <w:bottom w:w="0" w:type="dxa"/>
-          </w:tblCellMar>
-        </w:tblPrEx>
         <w:tc>
           <w:tcPr>
             <w:tcW w:w="1120" w:type="dxa"/>
@@ -27544,12 +24544,6 @@
         </w:tc>
       </w:tr>
       <w:tr>
-        <w:tblPrEx>
-          <w:tblCellMar>
-            <w:top w:w="0" w:type="dxa"/>
-            <w:bottom w:w="0" w:type="dxa"/>
-          </w:tblCellMar>
-        </w:tblPrEx>
         <w:tc>
           <w:tcPr>
             <w:tcW w:w="1120" w:type="dxa"/>
@@ -27590,12 +24584,6 @@
         </w:tc>
       </w:tr>
       <w:tr>
-        <w:tblPrEx>
-          <w:tblCellMar>
-            <w:top w:w="0" w:type="dxa"/>
-            <w:bottom w:w="0" w:type="dxa"/>
-          </w:tblCellMar>
-        </w:tblPrEx>
         <w:tc>
           <w:tcPr>
             <w:tcW w:w="1120" w:type="dxa"/>
@@ -27636,12 +24624,6 @@
         </w:tc>
       </w:tr>
       <w:tr>
-        <w:tblPrEx>
-          <w:tblCellMar>
-            <w:top w:w="0" w:type="dxa"/>
-            <w:bottom w:w="0" w:type="dxa"/>
-          </w:tblCellMar>
-        </w:tblPrEx>
         <w:tc>
           <w:tcPr>
             <w:tcW w:w="1120" w:type="dxa"/>
@@ -27718,12 +24700,6 @@
         <w:gridCol w:w="7880"/>
       </w:tblGrid>
       <w:tr>
-        <w:tblPrEx>
-          <w:tblCellMar>
-            <w:top w:w="0" w:type="dxa"/>
-            <w:bottom w:w="0" w:type="dxa"/>
-          </w:tblCellMar>
-        </w:tblPrEx>
         <w:trPr>
           <w:tblHeader/>
         </w:trPr>
@@ -27775,12 +24751,6 @@
         </w:tc>
       </w:tr>
       <w:tr>
-        <w:tblPrEx>
-          <w:tblCellMar>
-            <w:top w:w="0" w:type="dxa"/>
-            <w:bottom w:w="0" w:type="dxa"/>
-          </w:tblCellMar>
-        </w:tblPrEx>
         <w:tc>
           <w:tcPr>
             <w:tcW w:w="1120" w:type="dxa"/>
@@ -27821,12 +24791,6 @@
         </w:tc>
       </w:tr>
       <w:tr>
-        <w:tblPrEx>
-          <w:tblCellMar>
-            <w:top w:w="0" w:type="dxa"/>
-            <w:bottom w:w="0" w:type="dxa"/>
-          </w:tblCellMar>
-        </w:tblPrEx>
         <w:tc>
           <w:tcPr>
             <w:tcW w:w="1120" w:type="dxa"/>
@@ -27867,12 +24831,6 @@
         </w:tc>
       </w:tr>
       <w:tr>
-        <w:tblPrEx>
-          <w:tblCellMar>
-            <w:top w:w="0" w:type="dxa"/>
-            <w:bottom w:w="0" w:type="dxa"/>
-          </w:tblCellMar>
-        </w:tblPrEx>
         <w:tc>
           <w:tcPr>
             <w:tcW w:w="1120" w:type="dxa"/>
@@ -27913,12 +24871,6 @@
         </w:tc>
       </w:tr>
       <w:tr>
-        <w:tblPrEx>
-          <w:tblCellMar>
-            <w:top w:w="0" w:type="dxa"/>
-            <w:bottom w:w="0" w:type="dxa"/>
-          </w:tblCellMar>
-        </w:tblPrEx>
         <w:tc>
           <w:tcPr>
             <w:tcW w:w="1120" w:type="dxa"/>
@@ -27959,12 +24911,6 @@
         </w:tc>
       </w:tr>
       <w:tr>
-        <w:tblPrEx>
-          <w:tblCellMar>
-            <w:top w:w="0" w:type="dxa"/>
-            <w:bottom w:w="0" w:type="dxa"/>
-          </w:tblCellMar>
-        </w:tblPrEx>
         <w:tc>
           <w:tcPr>
             <w:tcW w:w="1120" w:type="dxa"/>
@@ -28005,12 +24951,6 @@
         </w:tc>
       </w:tr>
       <w:tr>
-        <w:tblPrEx>
-          <w:tblCellMar>
-            <w:top w:w="0" w:type="dxa"/>
-            <w:bottom w:w="0" w:type="dxa"/>
-          </w:tblCellMar>
-        </w:tblPrEx>
         <w:tc>
           <w:tcPr>
             <w:tcW w:w="1120" w:type="dxa"/>
@@ -28051,12 +24991,6 @@
         </w:tc>
       </w:tr>
       <w:tr>
-        <w:tblPrEx>
-          <w:tblCellMar>
-            <w:top w:w="0" w:type="dxa"/>
-            <w:bottom w:w="0" w:type="dxa"/>
-          </w:tblCellMar>
-        </w:tblPrEx>
         <w:tc>
           <w:tcPr>
             <w:tcW w:w="1120" w:type="dxa"/>
@@ -28097,12 +25031,6 @@
         </w:tc>
       </w:tr>
       <w:tr>
-        <w:tblPrEx>
-          <w:tblCellMar>
-            <w:top w:w="0" w:type="dxa"/>
-            <w:bottom w:w="0" w:type="dxa"/>
-          </w:tblCellMar>
-        </w:tblPrEx>
         <w:tc>
           <w:tcPr>
             <w:tcW w:w="1120" w:type="dxa"/>
@@ -28143,12 +25071,6 @@
         </w:tc>
       </w:tr>
       <w:tr>
-        <w:tblPrEx>
-          <w:tblCellMar>
-            <w:top w:w="0" w:type="dxa"/>
-            <w:bottom w:w="0" w:type="dxa"/>
-          </w:tblCellMar>
-        </w:tblPrEx>
         <w:tc>
           <w:tcPr>
             <w:tcW w:w="1120" w:type="dxa"/>
@@ -28189,12 +25111,6 @@
         </w:tc>
       </w:tr>
       <w:tr>
-        <w:tblPrEx>
-          <w:tblCellMar>
-            <w:top w:w="0" w:type="dxa"/>
-            <w:bottom w:w="0" w:type="dxa"/>
-          </w:tblCellMar>
-        </w:tblPrEx>
         <w:tc>
           <w:tcPr>
             <w:tcW w:w="1120" w:type="dxa"/>
@@ -28235,12 +25151,6 @@
         </w:tc>
       </w:tr>
       <w:tr>
-        <w:tblPrEx>
-          <w:tblCellMar>
-            <w:top w:w="0" w:type="dxa"/>
-            <w:bottom w:w="0" w:type="dxa"/>
-          </w:tblCellMar>
-        </w:tblPrEx>
         <w:tc>
           <w:tcPr>
             <w:tcW w:w="1120" w:type="dxa"/>
@@ -28281,12 +25191,6 @@
         </w:tc>
       </w:tr>
       <w:tr>
-        <w:tblPrEx>
-          <w:tblCellMar>
-            <w:top w:w="0" w:type="dxa"/>
-            <w:bottom w:w="0" w:type="dxa"/>
-          </w:tblCellMar>
-        </w:tblPrEx>
         <w:tc>
           <w:tcPr>
             <w:tcW w:w="1120" w:type="dxa"/>
@@ -28327,12 +25231,6 @@
         </w:tc>
       </w:tr>
       <w:tr>
-        <w:tblPrEx>
-          <w:tblCellMar>
-            <w:top w:w="0" w:type="dxa"/>
-            <w:bottom w:w="0" w:type="dxa"/>
-          </w:tblCellMar>
-        </w:tblPrEx>
         <w:tc>
           <w:tcPr>
             <w:tcW w:w="1120" w:type="dxa"/>
@@ -28373,12 +25271,6 @@
         </w:tc>
       </w:tr>
       <w:tr>
-        <w:tblPrEx>
-          <w:tblCellMar>
-            <w:top w:w="0" w:type="dxa"/>
-            <w:bottom w:w="0" w:type="dxa"/>
-          </w:tblCellMar>
-        </w:tblPrEx>
         <w:tc>
           <w:tcPr>
             <w:tcW w:w="1120" w:type="dxa"/>
@@ -28419,12 +25311,6 @@
         </w:tc>
       </w:tr>
       <w:tr>
-        <w:tblPrEx>
-          <w:tblCellMar>
-            <w:top w:w="0" w:type="dxa"/>
-            <w:bottom w:w="0" w:type="dxa"/>
-          </w:tblCellMar>
-        </w:tblPrEx>
         <w:tc>
           <w:tcPr>
             <w:tcW w:w="1120" w:type="dxa"/>
@@ -28465,12 +25351,6 @@
         </w:tc>
       </w:tr>
       <w:tr>
-        <w:tblPrEx>
-          <w:tblCellMar>
-            <w:top w:w="0" w:type="dxa"/>
-            <w:bottom w:w="0" w:type="dxa"/>
-          </w:tblCellMar>
-        </w:tblPrEx>
         <w:tc>
           <w:tcPr>
             <w:tcW w:w="1120" w:type="dxa"/>
@@ -28512,12 +25392,6 @@
         </w:tc>
       </w:tr>
       <w:tr>
-        <w:tblPrEx>
-          <w:tblCellMar>
-            <w:top w:w="0" w:type="dxa"/>
-            <w:bottom w:w="0" w:type="dxa"/>
-          </w:tblCellMar>
-        </w:tblPrEx>
         <w:tc>
           <w:tcPr>
             <w:tcW w:w="1120" w:type="dxa"/>
@@ -28558,12 +25432,6 @@
         </w:tc>
       </w:tr>
       <w:tr>
-        <w:tblPrEx>
-          <w:tblCellMar>
-            <w:top w:w="0" w:type="dxa"/>
-            <w:bottom w:w="0" w:type="dxa"/>
-          </w:tblCellMar>
-        </w:tblPrEx>
         <w:tc>
           <w:tcPr>
             <w:tcW w:w="1120" w:type="dxa"/>
@@ -28604,12 +25472,6 @@
         </w:tc>
       </w:tr>
       <w:tr>
-        <w:tblPrEx>
-          <w:tblCellMar>
-            <w:top w:w="0" w:type="dxa"/>
-            <w:bottom w:w="0" w:type="dxa"/>
-          </w:tblCellMar>
-        </w:tblPrEx>
         <w:tc>
           <w:tcPr>
             <w:tcW w:w="1120" w:type="dxa"/>
@@ -28650,12 +25512,6 @@
         </w:tc>
       </w:tr>
       <w:tr>
-        <w:tblPrEx>
-          <w:tblCellMar>
-            <w:top w:w="0" w:type="dxa"/>
-            <w:bottom w:w="0" w:type="dxa"/>
-          </w:tblCellMar>
-        </w:tblPrEx>
         <w:tc>
           <w:tcPr>
             <w:tcW w:w="1120" w:type="dxa"/>
@@ -28696,12 +25552,6 @@
         </w:tc>
       </w:tr>
       <w:tr>
-        <w:tblPrEx>
-          <w:tblCellMar>
-            <w:top w:w="0" w:type="dxa"/>
-            <w:bottom w:w="0" w:type="dxa"/>
-          </w:tblCellMar>
-        </w:tblPrEx>
         <w:tc>
           <w:tcPr>
             <w:tcW w:w="1120" w:type="dxa"/>
@@ -28778,12 +25628,6 @@
         <w:gridCol w:w="7880"/>
       </w:tblGrid>
       <w:tr>
-        <w:tblPrEx>
-          <w:tblCellMar>
-            <w:top w:w="0" w:type="dxa"/>
-            <w:bottom w:w="0" w:type="dxa"/>
-          </w:tblCellMar>
-        </w:tblPrEx>
         <w:trPr>
           <w:tblHeader/>
         </w:trPr>
@@ -28835,12 +25679,6 @@
         </w:tc>
       </w:tr>
       <w:tr>
-        <w:tblPrEx>
-          <w:tblCellMar>
-            <w:top w:w="0" w:type="dxa"/>
-            <w:bottom w:w="0" w:type="dxa"/>
-          </w:tblCellMar>
-        </w:tblPrEx>
         <w:tc>
           <w:tcPr>
             <w:tcW w:w="1120" w:type="dxa"/>
@@ -28881,12 +25719,6 @@
         </w:tc>
       </w:tr>
       <w:tr>
-        <w:tblPrEx>
-          <w:tblCellMar>
-            <w:top w:w="0" w:type="dxa"/>
-            <w:bottom w:w="0" w:type="dxa"/>
-          </w:tblCellMar>
-        </w:tblPrEx>
         <w:tc>
           <w:tcPr>
             <w:tcW w:w="1120" w:type="dxa"/>
@@ -28927,12 +25759,6 @@
         </w:tc>
       </w:tr>
       <w:tr>
-        <w:tblPrEx>
-          <w:tblCellMar>
-            <w:top w:w="0" w:type="dxa"/>
-            <w:bottom w:w="0" w:type="dxa"/>
-          </w:tblCellMar>
-        </w:tblPrEx>
         <w:tc>
           <w:tcPr>
             <w:tcW w:w="1120" w:type="dxa"/>
@@ -28973,12 +25799,6 @@
         </w:tc>
       </w:tr>
       <w:tr>
-        <w:tblPrEx>
-          <w:tblCellMar>
-            <w:top w:w="0" w:type="dxa"/>
-            <w:bottom w:w="0" w:type="dxa"/>
-          </w:tblCellMar>
-        </w:tblPrEx>
         <w:tc>
           <w:tcPr>
             <w:tcW w:w="1120" w:type="dxa"/>
@@ -29063,12 +25883,6 @@
         <w:gridCol w:w="7880"/>
       </w:tblGrid>
       <w:tr>
-        <w:tblPrEx>
-          <w:tblCellMar>
-            <w:top w:w="0" w:type="dxa"/>
-            <w:bottom w:w="0" w:type="dxa"/>
-          </w:tblCellMar>
-        </w:tblPrEx>
         <w:trPr>
           <w:tblHeader/>
         </w:trPr>
@@ -29120,12 +25934,6 @@
         </w:tc>
       </w:tr>
       <w:tr>
-        <w:tblPrEx>
-          <w:tblCellMar>
-            <w:top w:w="0" w:type="dxa"/>
-            <w:bottom w:w="0" w:type="dxa"/>
-          </w:tblCellMar>
-        </w:tblPrEx>
         <w:tc>
           <w:tcPr>
             <w:tcW w:w="1120" w:type="dxa"/>
@@ -29166,12 +25974,6 @@
         </w:tc>
       </w:tr>
       <w:tr>
-        <w:tblPrEx>
-          <w:tblCellMar>
-            <w:top w:w="0" w:type="dxa"/>
-            <w:bottom w:w="0" w:type="dxa"/>
-          </w:tblCellMar>
-        </w:tblPrEx>
         <w:tc>
           <w:tcPr>
             <w:tcW w:w="1120" w:type="dxa"/>
@@ -29212,12 +26014,6 @@
         </w:tc>
       </w:tr>
       <w:tr>
-        <w:tblPrEx>
-          <w:tblCellMar>
-            <w:top w:w="0" w:type="dxa"/>
-            <w:bottom w:w="0" w:type="dxa"/>
-          </w:tblCellMar>
-        </w:tblPrEx>
         <w:tc>
           <w:tcPr>
             <w:tcW w:w="1120" w:type="dxa"/>
@@ -29294,12 +26090,6 @@
         <w:gridCol w:w="7880"/>
       </w:tblGrid>
       <w:tr>
-        <w:tblPrEx>
-          <w:tblCellMar>
-            <w:top w:w="0" w:type="dxa"/>
-            <w:bottom w:w="0" w:type="dxa"/>
-          </w:tblCellMar>
-        </w:tblPrEx>
         <w:trPr>
           <w:tblHeader/>
         </w:trPr>
@@ -29351,12 +26141,6 @@
         </w:tc>
       </w:tr>
       <w:tr>
-        <w:tblPrEx>
-          <w:tblCellMar>
-            <w:top w:w="0" w:type="dxa"/>
-            <w:bottom w:w="0" w:type="dxa"/>
-          </w:tblCellMar>
-        </w:tblPrEx>
         <w:tc>
           <w:tcPr>
             <w:tcW w:w="1120" w:type="dxa"/>
@@ -29397,12 +26181,6 @@
         </w:tc>
       </w:tr>
       <w:tr>
-        <w:tblPrEx>
-          <w:tblCellMar>
-            <w:top w:w="0" w:type="dxa"/>
-            <w:bottom w:w="0" w:type="dxa"/>
-          </w:tblCellMar>
-        </w:tblPrEx>
         <w:tc>
           <w:tcPr>
             <w:tcW w:w="1120" w:type="dxa"/>
@@ -29443,12 +26221,6 @@
         </w:tc>
       </w:tr>
       <w:tr>
-        <w:tblPrEx>
-          <w:tblCellMar>
-            <w:top w:w="0" w:type="dxa"/>
-            <w:bottom w:w="0" w:type="dxa"/>
-          </w:tblCellMar>
-        </w:tblPrEx>
         <w:tc>
           <w:tcPr>
             <w:tcW w:w="1120" w:type="dxa"/>
@@ -29534,12 +26306,6 @@
         </w:tc>
       </w:tr>
       <w:tr>
-        <w:tblPrEx>
-          <w:tblCellMar>
-            <w:top w:w="0" w:type="dxa"/>
-            <w:bottom w:w="0" w:type="dxa"/>
-          </w:tblCellMar>
-        </w:tblPrEx>
         <w:tc>
           <w:tcPr>
             <w:tcW w:w="1120" w:type="dxa"/>
@@ -29588,12 +26354,6 @@
         </w:tc>
       </w:tr>
       <w:tr>
-        <w:tblPrEx>
-          <w:tblCellMar>
-            <w:top w:w="0" w:type="dxa"/>
-            <w:bottom w:w="0" w:type="dxa"/>
-          </w:tblCellMar>
-        </w:tblPrEx>
         <w:tc>
           <w:tcPr>
             <w:tcW w:w="1120" w:type="dxa"/>
@@ -29647,12 +26407,6 @@
         </w:tc>
       </w:tr>
       <w:tr>
-        <w:tblPrEx>
-          <w:tblCellMar>
-            <w:top w:w="0" w:type="dxa"/>
-            <w:bottom w:w="0" w:type="dxa"/>
-          </w:tblCellMar>
-        </w:tblPrEx>
         <w:tc>
           <w:tcPr>
             <w:tcW w:w="1120" w:type="dxa"/>
@@ -29693,12 +26447,6 @@
         </w:tc>
       </w:tr>
       <w:tr>
-        <w:tblPrEx>
-          <w:tblCellMar>
-            <w:top w:w="0" w:type="dxa"/>
-            <w:bottom w:w="0" w:type="dxa"/>
-          </w:tblCellMar>
-        </w:tblPrEx>
         <w:tc>
           <w:tcPr>
             <w:tcW w:w="1120" w:type="dxa"/>
@@ -29768,12 +26516,6 @@
         </w:tc>
       </w:tr>
       <w:tr>
-        <w:tblPrEx>
-          <w:tblCellMar>
-            <w:top w:w="0" w:type="dxa"/>
-            <w:bottom w:w="0" w:type="dxa"/>
-          </w:tblCellMar>
-        </w:tblPrEx>
         <w:tc>
           <w:tcPr>
             <w:tcW w:w="1120" w:type="dxa"/>
@@ -29827,12 +26569,6 @@
         </w:tc>
       </w:tr>
       <w:tr>
-        <w:tblPrEx>
-          <w:tblCellMar>
-            <w:top w:w="0" w:type="dxa"/>
-            <w:bottom w:w="0" w:type="dxa"/>
-          </w:tblCellMar>
-        </w:tblPrEx>
         <w:tc>
           <w:tcPr>
             <w:tcW w:w="1120" w:type="dxa"/>
@@ -29897,12 +26633,6 @@
         </w:tc>
       </w:tr>
       <w:tr>
-        <w:tblPrEx>
-          <w:tblCellMar>
-            <w:top w:w="0" w:type="dxa"/>
-            <w:bottom w:w="0" w:type="dxa"/>
-          </w:tblCellMar>
-        </w:tblPrEx>
         <w:tc>
           <w:tcPr>
             <w:tcW w:w="1120" w:type="dxa"/>
@@ -29951,12 +26681,6 @@
         </w:tc>
       </w:tr>
       <w:tr>
-        <w:tblPrEx>
-          <w:tblCellMar>
-            <w:top w:w="0" w:type="dxa"/>
-            <w:bottom w:w="0" w:type="dxa"/>
-          </w:tblCellMar>
-        </w:tblPrEx>
         <w:tc>
           <w:tcPr>
             <w:tcW w:w="1120" w:type="dxa"/>
@@ -29997,12 +26721,6 @@
         </w:tc>
       </w:tr>
       <w:tr>
-        <w:tblPrEx>
-          <w:tblCellMar>
-            <w:top w:w="0" w:type="dxa"/>
-            <w:bottom w:w="0" w:type="dxa"/>
-          </w:tblCellMar>
-        </w:tblPrEx>
         <w:tc>
           <w:tcPr>
             <w:tcW w:w="1120" w:type="dxa"/>
@@ -30044,12 +26762,6 @@
         </w:tc>
       </w:tr>
       <w:tr>
-        <w:tblPrEx>
-          <w:tblCellMar>
-            <w:top w:w="0" w:type="dxa"/>
-            <w:bottom w:w="0" w:type="dxa"/>
-          </w:tblCellMar>
-        </w:tblPrEx>
         <w:tc>
           <w:tcPr>
             <w:tcW w:w="1120" w:type="dxa"/>
@@ -30114,12 +26826,6 @@
         </w:tc>
       </w:tr>
       <w:tr>
-        <w:tblPrEx>
-          <w:tblCellMar>
-            <w:top w:w="0" w:type="dxa"/>
-            <w:bottom w:w="0" w:type="dxa"/>
-          </w:tblCellMar>
-        </w:tblPrEx>
         <w:tc>
           <w:tcPr>
             <w:tcW w:w="1120" w:type="dxa"/>
@@ -30160,12 +26866,6 @@
         </w:tc>
       </w:tr>
       <w:tr>
-        <w:tblPrEx>
-          <w:tblCellMar>
-            <w:top w:w="0" w:type="dxa"/>
-            <w:bottom w:w="0" w:type="dxa"/>
-          </w:tblCellMar>
-        </w:tblPrEx>
         <w:tc>
           <w:tcPr>
             <w:tcW w:w="1120" w:type="dxa"/>
@@ -30230,12 +26930,6 @@
         </w:tc>
       </w:tr>
       <w:tr>
-        <w:tblPrEx>
-          <w:tblCellMar>
-            <w:top w:w="0" w:type="dxa"/>
-            <w:bottom w:w="0" w:type="dxa"/>
-          </w:tblCellMar>
-        </w:tblPrEx>
         <w:tc>
           <w:tcPr>
             <w:tcW w:w="1120" w:type="dxa"/>
@@ -30276,12 +26970,6 @@
         </w:tc>
       </w:tr>
       <w:tr>
-        <w:tblPrEx>
-          <w:tblCellMar>
-            <w:top w:w="0" w:type="dxa"/>
-            <w:bottom w:w="0" w:type="dxa"/>
-          </w:tblCellMar>
-        </w:tblPrEx>
         <w:tc>
           <w:tcPr>
             <w:tcW w:w="1120" w:type="dxa"/>
@@ -30322,12 +27010,6 @@
         </w:tc>
       </w:tr>
       <w:tr>
-        <w:tblPrEx>
-          <w:tblCellMar>
-            <w:top w:w="0" w:type="dxa"/>
-            <w:bottom w:w="0" w:type="dxa"/>
-          </w:tblCellMar>
-        </w:tblPrEx>
         <w:tc>
           <w:tcPr>
             <w:tcW w:w="1120" w:type="dxa"/>
@@ -30404,12 +27086,6 @@
         <w:gridCol w:w="7880"/>
       </w:tblGrid>
       <w:tr>
-        <w:tblPrEx>
-          <w:tblCellMar>
-            <w:top w:w="0" w:type="dxa"/>
-            <w:bottom w:w="0" w:type="dxa"/>
-          </w:tblCellMar>
-        </w:tblPrEx>
         <w:trPr>
           <w:tblHeader/>
         </w:trPr>
@@ -30461,12 +27137,6 @@
         </w:tc>
       </w:tr>
       <w:tr>
-        <w:tblPrEx>
-          <w:tblCellMar>
-            <w:top w:w="0" w:type="dxa"/>
-            <w:bottom w:w="0" w:type="dxa"/>
-          </w:tblCellMar>
-        </w:tblPrEx>
         <w:tc>
           <w:tcPr>
             <w:tcW w:w="1120" w:type="dxa"/>
@@ -30515,12 +27185,6 @@
         </w:tc>
       </w:tr>
       <w:tr>
-        <w:tblPrEx>
-          <w:tblCellMar>
-            <w:top w:w="0" w:type="dxa"/>
-            <w:bottom w:w="0" w:type="dxa"/>
-          </w:tblCellMar>
-        </w:tblPrEx>
         <w:tc>
           <w:tcPr>
             <w:tcW w:w="1120" w:type="dxa"/>
@@ -30561,12 +27225,6 @@
         </w:tc>
       </w:tr>
       <w:tr>
-        <w:tblPrEx>
-          <w:tblCellMar>
-            <w:top w:w="0" w:type="dxa"/>
-            <w:bottom w:w="0" w:type="dxa"/>
-          </w:tblCellMar>
-        </w:tblPrEx>
         <w:tc>
           <w:tcPr>
             <w:tcW w:w="1120" w:type="dxa"/>
@@ -30607,12 +27265,6 @@
         </w:tc>
       </w:tr>
       <w:tr>
-        <w:tblPrEx>
-          <w:tblCellMar>
-            <w:top w:w="0" w:type="dxa"/>
-            <w:bottom w:w="0" w:type="dxa"/>
-          </w:tblCellMar>
-        </w:tblPrEx>
         <w:tc>
           <w:tcPr>
             <w:tcW w:w="1120" w:type="dxa"/>
@@ -30653,12 +27305,6 @@
         </w:tc>
       </w:tr>
       <w:tr>
-        <w:tblPrEx>
-          <w:tblCellMar>
-            <w:top w:w="0" w:type="dxa"/>
-            <w:bottom w:w="0" w:type="dxa"/>
-          </w:tblCellMar>
-        </w:tblPrEx>
         <w:tc>
           <w:tcPr>
             <w:tcW w:w="1120" w:type="dxa"/>
@@ -30699,12 +27345,6 @@
         </w:tc>
       </w:tr>
       <w:tr>
-        <w:tblPrEx>
-          <w:tblCellMar>
-            <w:top w:w="0" w:type="dxa"/>
-            <w:bottom w:w="0" w:type="dxa"/>
-          </w:tblCellMar>
-        </w:tblPrEx>
         <w:tc>
           <w:tcPr>
             <w:tcW w:w="1120" w:type="dxa"/>
@@ -30745,12 +27385,6 @@
         </w:tc>
       </w:tr>
       <w:tr>
-        <w:tblPrEx>
-          <w:tblCellMar>
-            <w:top w:w="0" w:type="dxa"/>
-            <w:bottom w:w="0" w:type="dxa"/>
-          </w:tblCellMar>
-        </w:tblPrEx>
         <w:tc>
           <w:tcPr>
             <w:tcW w:w="1120" w:type="dxa"/>
@@ -30791,12 +27425,6 @@
         </w:tc>
       </w:tr>
       <w:tr>
-        <w:tblPrEx>
-          <w:tblCellMar>
-            <w:top w:w="0" w:type="dxa"/>
-            <w:bottom w:w="0" w:type="dxa"/>
-          </w:tblCellMar>
-        </w:tblPrEx>
         <w:tc>
           <w:tcPr>
             <w:tcW w:w="1120" w:type="dxa"/>
@@ -30837,12 +27465,6 @@
         </w:tc>
       </w:tr>
       <w:tr>
-        <w:tblPrEx>
-          <w:tblCellMar>
-            <w:top w:w="0" w:type="dxa"/>
-            <w:bottom w:w="0" w:type="dxa"/>
-          </w:tblCellMar>
-        </w:tblPrEx>
         <w:tc>
           <w:tcPr>
             <w:tcW w:w="1120" w:type="dxa"/>
@@ -30883,12 +27505,6 @@
         </w:tc>
       </w:tr>
       <w:tr>
-        <w:tblPrEx>
-          <w:tblCellMar>
-            <w:top w:w="0" w:type="dxa"/>
-            <w:bottom w:w="0" w:type="dxa"/>
-          </w:tblCellMar>
-        </w:tblPrEx>
         <w:tc>
           <w:tcPr>
             <w:tcW w:w="1120" w:type="dxa"/>
@@ -30929,12 +27545,6 @@
         </w:tc>
       </w:tr>
       <w:tr>
-        <w:tblPrEx>
-          <w:tblCellMar>
-            <w:top w:w="0" w:type="dxa"/>
-            <w:bottom w:w="0" w:type="dxa"/>
-          </w:tblCellMar>
-        </w:tblPrEx>
         <w:tc>
           <w:tcPr>
             <w:tcW w:w="1120" w:type="dxa"/>
@@ -30975,12 +27585,6 @@
         </w:tc>
       </w:tr>
       <w:tr>
-        <w:tblPrEx>
-          <w:tblCellMar>
-            <w:top w:w="0" w:type="dxa"/>
-            <w:bottom w:w="0" w:type="dxa"/>
-          </w:tblCellMar>
-        </w:tblPrEx>
         <w:tc>
           <w:tcPr>
             <w:tcW w:w="1120" w:type="dxa"/>
@@ -31057,12 +27661,6 @@
         <w:gridCol w:w="7880"/>
       </w:tblGrid>
       <w:tr>
-        <w:tblPrEx>
-          <w:tblCellMar>
-            <w:top w:w="0" w:type="dxa"/>
-            <w:bottom w:w="0" w:type="dxa"/>
-          </w:tblCellMar>
-        </w:tblPrEx>
         <w:trPr>
           <w:tblHeader/>
         </w:trPr>
@@ -31114,12 +27712,6 @@
         </w:tc>
       </w:tr>
       <w:tr>
-        <w:tblPrEx>
-          <w:tblCellMar>
-            <w:top w:w="0" w:type="dxa"/>
-            <w:bottom w:w="0" w:type="dxa"/>
-          </w:tblCellMar>
-        </w:tblPrEx>
         <w:tc>
           <w:tcPr>
             <w:tcW w:w="1120" w:type="dxa"/>
@@ -31160,12 +27752,6 @@
         </w:tc>
       </w:tr>
       <w:tr>
-        <w:tblPrEx>
-          <w:tblCellMar>
-            <w:top w:w="0" w:type="dxa"/>
-            <w:bottom w:w="0" w:type="dxa"/>
-          </w:tblCellMar>
-        </w:tblPrEx>
         <w:tc>
           <w:tcPr>
             <w:tcW w:w="1120" w:type="dxa"/>
@@ -31206,12 +27792,6 @@
         </w:tc>
       </w:tr>
       <w:tr>
-        <w:tblPrEx>
-          <w:tblCellMar>
-            <w:top w:w="0" w:type="dxa"/>
-            <w:bottom w:w="0" w:type="dxa"/>
-          </w:tblCellMar>
-        </w:tblPrEx>
         <w:tc>
           <w:tcPr>
             <w:tcW w:w="1120" w:type="dxa"/>
@@ -31252,12 +27832,6 @@
         </w:tc>
       </w:tr>
       <w:tr>
-        <w:tblPrEx>
-          <w:tblCellMar>
-            <w:top w:w="0" w:type="dxa"/>
-            <w:bottom w:w="0" w:type="dxa"/>
-          </w:tblCellMar>
-        </w:tblPrEx>
         <w:tc>
           <w:tcPr>
             <w:tcW w:w="1120" w:type="dxa"/>
@@ -31298,12 +27872,6 @@
         </w:tc>
       </w:tr>
       <w:tr>
-        <w:tblPrEx>
-          <w:tblCellMar>
-            <w:top w:w="0" w:type="dxa"/>
-            <w:bottom w:w="0" w:type="dxa"/>
-          </w:tblCellMar>
-        </w:tblPrEx>
         <w:tc>
           <w:tcPr>
             <w:tcW w:w="1120" w:type="dxa"/>
@@ -31344,12 +27912,6 @@
         </w:tc>
       </w:tr>
       <w:tr>
-        <w:tblPrEx>
-          <w:tblCellMar>
-            <w:top w:w="0" w:type="dxa"/>
-            <w:bottom w:w="0" w:type="dxa"/>
-          </w:tblCellMar>
-        </w:tblPrEx>
         <w:tc>
           <w:tcPr>
             <w:tcW w:w="1120" w:type="dxa"/>
@@ -31390,12 +27952,6 @@
         </w:tc>
       </w:tr>
       <w:tr>
-        <w:tblPrEx>
-          <w:tblCellMar>
-            <w:top w:w="0" w:type="dxa"/>
-            <w:bottom w:w="0" w:type="dxa"/>
-          </w:tblCellMar>
-        </w:tblPrEx>
         <w:tc>
           <w:tcPr>
             <w:tcW w:w="1120" w:type="dxa"/>
@@ -31436,12 +27992,6 @@
         </w:tc>
       </w:tr>
       <w:tr>
-        <w:tblPrEx>
-          <w:tblCellMar>
-            <w:top w:w="0" w:type="dxa"/>
-            <w:bottom w:w="0" w:type="dxa"/>
-          </w:tblCellMar>
-        </w:tblPrEx>
         <w:tc>
           <w:tcPr>
             <w:tcW w:w="1120" w:type="dxa"/>
@@ -31518,12 +28068,6 @@
         <w:gridCol w:w="7880"/>
       </w:tblGrid>
       <w:tr>
-        <w:tblPrEx>
-          <w:tblCellMar>
-            <w:top w:w="0" w:type="dxa"/>
-            <w:bottom w:w="0" w:type="dxa"/>
-          </w:tblCellMar>
-        </w:tblPrEx>
         <w:trPr>
           <w:tblHeader/>
         </w:trPr>
@@ -31576,12 +28120,6 @@
         </w:tc>
       </w:tr>
       <w:tr>
-        <w:tblPrEx>
-          <w:tblCellMar>
-            <w:top w:w="0" w:type="dxa"/>
-            <w:bottom w:w="0" w:type="dxa"/>
-          </w:tblCellMar>
-        </w:tblPrEx>
         <w:tc>
           <w:tcPr>
             <w:tcW w:w="1120" w:type="dxa"/>
@@ -31622,12 +28160,6 @@
         </w:tc>
       </w:tr>
       <w:tr>
-        <w:tblPrEx>
-          <w:tblCellMar>
-            <w:top w:w="0" w:type="dxa"/>
-            <w:bottom w:w="0" w:type="dxa"/>
-          </w:tblCellMar>
-        </w:tblPrEx>
         <w:tc>
           <w:tcPr>
             <w:tcW w:w="1120" w:type="dxa"/>
@@ -31668,12 +28200,6 @@
         </w:tc>
       </w:tr>
       <w:tr>
-        <w:tblPrEx>
-          <w:tblCellMar>
-            <w:top w:w="0" w:type="dxa"/>
-            <w:bottom w:w="0" w:type="dxa"/>
-          </w:tblCellMar>
-        </w:tblPrEx>
         <w:tc>
           <w:tcPr>
             <w:tcW w:w="1120" w:type="dxa"/>
@@ -31714,12 +28240,6 @@
         </w:tc>
       </w:tr>
       <w:tr>
-        <w:tblPrEx>
-          <w:tblCellMar>
-            <w:top w:w="0" w:type="dxa"/>
-            <w:bottom w:w="0" w:type="dxa"/>
-          </w:tblCellMar>
-        </w:tblPrEx>
         <w:tc>
           <w:tcPr>
             <w:tcW w:w="1120" w:type="dxa"/>
@@ -31760,12 +28280,6 @@
         </w:tc>
       </w:tr>
       <w:tr>
-        <w:tblPrEx>
-          <w:tblCellMar>
-            <w:top w:w="0" w:type="dxa"/>
-            <w:bottom w:w="0" w:type="dxa"/>
-          </w:tblCellMar>
-        </w:tblPrEx>
         <w:tc>
           <w:tcPr>
             <w:tcW w:w="1120" w:type="dxa"/>
@@ -31814,12 +28328,6 @@
         </w:tc>
       </w:tr>
       <w:tr>
-        <w:tblPrEx>
-          <w:tblCellMar>
-            <w:top w:w="0" w:type="dxa"/>
-            <w:bottom w:w="0" w:type="dxa"/>
-          </w:tblCellMar>
-        </w:tblPrEx>
         <w:tc>
           <w:tcPr>
             <w:tcW w:w="1120" w:type="dxa"/>
@@ -31896,12 +28404,6 @@
         <w:gridCol w:w="7880"/>
       </w:tblGrid>
       <w:tr>
-        <w:tblPrEx>
-          <w:tblCellMar>
-            <w:top w:w="0" w:type="dxa"/>
-            <w:bottom w:w="0" w:type="dxa"/>
-          </w:tblCellMar>
-        </w:tblPrEx>
         <w:trPr>
           <w:tblHeader/>
         </w:trPr>
@@ -31953,12 +28455,6 @@
         </w:tc>
       </w:tr>
       <w:tr>
-        <w:tblPrEx>
-          <w:tblCellMar>
-            <w:top w:w="0" w:type="dxa"/>
-            <w:bottom w:w="0" w:type="dxa"/>
-          </w:tblCellMar>
-        </w:tblPrEx>
         <w:tc>
           <w:tcPr>
             <w:tcW w:w="1120" w:type="dxa"/>
@@ -31999,12 +28495,6 @@
         </w:tc>
       </w:tr>
       <w:tr>
-        <w:tblPrEx>
-          <w:tblCellMar>
-            <w:top w:w="0" w:type="dxa"/>
-            <w:bottom w:w="0" w:type="dxa"/>
-          </w:tblCellMar>
-        </w:tblPrEx>
         <w:tc>
           <w:tcPr>
             <w:tcW w:w="1120" w:type="dxa"/>
@@ -32045,12 +28535,6 @@
         </w:tc>
       </w:tr>
       <w:tr>
-        <w:tblPrEx>
-          <w:tblCellMar>
-            <w:top w:w="0" w:type="dxa"/>
-            <w:bottom w:w="0" w:type="dxa"/>
-          </w:tblCellMar>
-        </w:tblPrEx>
         <w:tc>
           <w:tcPr>
             <w:tcW w:w="1120" w:type="dxa"/>
@@ -32091,12 +28575,6 @@
         </w:tc>
       </w:tr>
       <w:tr>
-        <w:tblPrEx>
-          <w:tblCellMar>
-            <w:top w:w="0" w:type="dxa"/>
-            <w:bottom w:w="0" w:type="dxa"/>
-          </w:tblCellMar>
-        </w:tblPrEx>
         <w:tc>
           <w:tcPr>
             <w:tcW w:w="1120" w:type="dxa"/>
@@ -32173,12 +28651,6 @@
         <w:gridCol w:w="7880"/>
       </w:tblGrid>
       <w:tr>
-        <w:tblPrEx>
-          <w:tblCellMar>
-            <w:top w:w="0" w:type="dxa"/>
-            <w:bottom w:w="0" w:type="dxa"/>
-          </w:tblCellMar>
-        </w:tblPrEx>
         <w:trPr>
           <w:tblHeader/>
         </w:trPr>
@@ -32230,12 +28702,6 @@
         </w:tc>
       </w:tr>
       <w:tr>
-        <w:tblPrEx>
-          <w:tblCellMar>
-            <w:top w:w="0" w:type="dxa"/>
-            <w:bottom w:w="0" w:type="dxa"/>
-          </w:tblCellMar>
-        </w:tblPrEx>
         <w:tc>
           <w:tcPr>
             <w:tcW w:w="1120" w:type="dxa"/>
@@ -32276,12 +28742,6 @@
         </w:tc>
       </w:tr>
       <w:tr>
-        <w:tblPrEx>
-          <w:tblCellMar>
-            <w:top w:w="0" w:type="dxa"/>
-            <w:bottom w:w="0" w:type="dxa"/>
-          </w:tblCellMar>
-        </w:tblPrEx>
         <w:tc>
           <w:tcPr>
             <w:tcW w:w="1120" w:type="dxa"/>
@@ -32322,12 +28782,6 @@
         </w:tc>
       </w:tr>
       <w:tr>
-        <w:tblPrEx>
-          <w:tblCellMar>
-            <w:top w:w="0" w:type="dxa"/>
-            <w:bottom w:w="0" w:type="dxa"/>
-          </w:tblCellMar>
-        </w:tblPrEx>
         <w:tc>
           <w:tcPr>
             <w:tcW w:w="1120" w:type="dxa"/>
@@ -32368,12 +28822,6 @@
         </w:tc>
       </w:tr>
       <w:tr>
-        <w:tblPrEx>
-          <w:tblCellMar>
-            <w:top w:w="0" w:type="dxa"/>
-            <w:bottom w:w="0" w:type="dxa"/>
-          </w:tblCellMar>
-        </w:tblPrEx>
         <w:tc>
           <w:tcPr>
             <w:tcW w:w="1120" w:type="dxa"/>
@@ -32414,12 +28862,6 @@
         </w:tc>
       </w:tr>
       <w:tr>
-        <w:tblPrEx>
-          <w:tblCellMar>
-            <w:top w:w="0" w:type="dxa"/>
-            <w:bottom w:w="0" w:type="dxa"/>
-          </w:tblCellMar>
-        </w:tblPrEx>
         <w:tc>
           <w:tcPr>
             <w:tcW w:w="1120" w:type="dxa"/>
@@ -32460,12 +28902,6 @@
         </w:tc>
       </w:tr>
       <w:tr>
-        <w:tblPrEx>
-          <w:tblCellMar>
-            <w:top w:w="0" w:type="dxa"/>
-            <w:bottom w:w="0" w:type="dxa"/>
-          </w:tblCellMar>
-        </w:tblPrEx>
         <w:tc>
           <w:tcPr>
             <w:tcW w:w="1120" w:type="dxa"/>
@@ -32506,12 +28942,6 @@
         </w:tc>
       </w:tr>
       <w:tr>
-        <w:tblPrEx>
-          <w:tblCellMar>
-            <w:top w:w="0" w:type="dxa"/>
-            <w:bottom w:w="0" w:type="dxa"/>
-          </w:tblCellMar>
-        </w:tblPrEx>
         <w:tc>
           <w:tcPr>
             <w:tcW w:w="1120" w:type="dxa"/>
@@ -32588,12 +29018,6 @@
         <w:gridCol w:w="7880"/>
       </w:tblGrid>
       <w:tr>
-        <w:tblPrEx>
-          <w:tblCellMar>
-            <w:top w:w="0" w:type="dxa"/>
-            <w:bottom w:w="0" w:type="dxa"/>
-          </w:tblCellMar>
-        </w:tblPrEx>
         <w:trPr>
           <w:tblHeader/>
         </w:trPr>
@@ -32645,12 +29069,6 @@
         </w:tc>
       </w:tr>
       <w:tr>
-        <w:tblPrEx>
-          <w:tblCellMar>
-            <w:top w:w="0" w:type="dxa"/>
-            <w:bottom w:w="0" w:type="dxa"/>
-          </w:tblCellMar>
-        </w:tblPrEx>
         <w:tc>
           <w:tcPr>
             <w:tcW w:w="1120" w:type="dxa"/>
@@ -32691,12 +29109,6 @@
         </w:tc>
       </w:tr>
       <w:tr>
-        <w:tblPrEx>
-          <w:tblCellMar>
-            <w:top w:w="0" w:type="dxa"/>
-            <w:bottom w:w="0" w:type="dxa"/>
-          </w:tblCellMar>
-        </w:tblPrEx>
         <w:tc>
           <w:tcPr>
             <w:tcW w:w="1120" w:type="dxa"/>
@@ -32737,12 +29149,6 @@
         </w:tc>
       </w:tr>
       <w:tr>
-        <w:tblPrEx>
-          <w:tblCellMar>
-            <w:top w:w="0" w:type="dxa"/>
-            <w:bottom w:w="0" w:type="dxa"/>
-          </w:tblCellMar>
-        </w:tblPrEx>
         <w:tc>
           <w:tcPr>
             <w:tcW w:w="1120" w:type="dxa"/>
@@ -32783,12 +29189,6 @@
         </w:tc>
       </w:tr>
       <w:tr>
-        <w:tblPrEx>
-          <w:tblCellMar>
-            <w:top w:w="0" w:type="dxa"/>
-            <w:bottom w:w="0" w:type="dxa"/>
-          </w:tblCellMar>
-        </w:tblPrEx>
         <w:tc>
           <w:tcPr>
             <w:tcW w:w="1120" w:type="dxa"/>
@@ -32829,12 +29229,6 @@
         </w:tc>
       </w:tr>
       <w:tr>
-        <w:tblPrEx>
-          <w:tblCellMar>
-            <w:top w:w="0" w:type="dxa"/>
-            <w:bottom w:w="0" w:type="dxa"/>
-          </w:tblCellMar>
-        </w:tblPrEx>
         <w:tc>
           <w:tcPr>
             <w:tcW w:w="1120" w:type="dxa"/>
@@ -32875,12 +29269,6 @@
         </w:tc>
       </w:tr>
       <w:tr>
-        <w:tblPrEx>
-          <w:tblCellMar>
-            <w:top w:w="0" w:type="dxa"/>
-            <w:bottom w:w="0" w:type="dxa"/>
-          </w:tblCellMar>
-        </w:tblPrEx>
         <w:tc>
           <w:tcPr>
             <w:tcW w:w="1120" w:type="dxa"/>
@@ -32921,12 +29309,6 @@
         </w:tc>
       </w:tr>
       <w:tr>
-        <w:tblPrEx>
-          <w:tblCellMar>
-            <w:top w:w="0" w:type="dxa"/>
-            <w:bottom w:w="0" w:type="dxa"/>
-          </w:tblCellMar>
-        </w:tblPrEx>
         <w:tc>
           <w:tcPr>
             <w:tcW w:w="1120" w:type="dxa"/>
@@ -32967,12 +29349,6 @@
         </w:tc>
       </w:tr>
       <w:tr>
-        <w:tblPrEx>
-          <w:tblCellMar>
-            <w:top w:w="0" w:type="dxa"/>
-            <w:bottom w:w="0" w:type="dxa"/>
-          </w:tblCellMar>
-        </w:tblPrEx>
         <w:tc>
           <w:tcPr>
             <w:tcW w:w="1120" w:type="dxa"/>
@@ -33055,12 +29431,6 @@
         <w:gridCol w:w="7880"/>
       </w:tblGrid>
       <w:tr>
-        <w:tblPrEx>
-          <w:tblCellMar>
-            <w:top w:w="0" w:type="dxa"/>
-            <w:bottom w:w="0" w:type="dxa"/>
-          </w:tblCellMar>
-        </w:tblPrEx>
         <w:trPr>
           <w:tblHeader/>
         </w:trPr>
@@ -33112,12 +29482,6 @@
         </w:tc>
       </w:tr>
       <w:tr>
-        <w:tblPrEx>
-          <w:tblCellMar>
-            <w:top w:w="0" w:type="dxa"/>
-            <w:bottom w:w="0" w:type="dxa"/>
-          </w:tblCellMar>
-        </w:tblPrEx>
         <w:tc>
           <w:tcPr>
             <w:tcW w:w="1120" w:type="dxa"/>
@@ -33158,12 +29522,6 @@
         </w:tc>
       </w:tr>
       <w:tr>
-        <w:tblPrEx>
-          <w:tblCellMar>
-            <w:top w:w="0" w:type="dxa"/>
-            <w:bottom w:w="0" w:type="dxa"/>
-          </w:tblCellMar>
-        </w:tblPrEx>
         <w:tc>
           <w:tcPr>
             <w:tcW w:w="1120" w:type="dxa"/>
@@ -33204,12 +29562,6 @@
         </w:tc>
       </w:tr>
       <w:tr>
-        <w:tblPrEx>
-          <w:tblCellMar>
-            <w:top w:w="0" w:type="dxa"/>
-            <w:bottom w:w="0" w:type="dxa"/>
-          </w:tblCellMar>
-        </w:tblPrEx>
         <w:tc>
           <w:tcPr>
             <w:tcW w:w="1120" w:type="dxa"/>
@@ -33250,12 +29602,6 @@
         </w:tc>
       </w:tr>
       <w:tr>
-        <w:tblPrEx>
-          <w:tblCellMar>
-            <w:top w:w="0" w:type="dxa"/>
-            <w:bottom w:w="0" w:type="dxa"/>
-          </w:tblCellMar>
-        </w:tblPrEx>
         <w:tc>
           <w:tcPr>
             <w:tcW w:w="1120" w:type="dxa"/>
@@ -33296,12 +29642,6 @@
         </w:tc>
       </w:tr>
       <w:tr>
-        <w:tblPrEx>
-          <w:tblCellMar>
-            <w:top w:w="0" w:type="dxa"/>
-            <w:bottom w:w="0" w:type="dxa"/>
-          </w:tblCellMar>
-        </w:tblPrEx>
         <w:tc>
           <w:tcPr>
             <w:tcW w:w="1120" w:type="dxa"/>
@@ -33378,12 +29718,6 @@
         <w:gridCol w:w="7880"/>
       </w:tblGrid>
       <w:tr>
-        <w:tblPrEx>
-          <w:tblCellMar>
-            <w:top w:w="0" w:type="dxa"/>
-            <w:bottom w:w="0" w:type="dxa"/>
-          </w:tblCellMar>
-        </w:tblPrEx>
         <w:trPr>
           <w:tblHeader/>
         </w:trPr>
@@ -33435,12 +29769,6 @@
         </w:tc>
       </w:tr>
       <w:tr>
-        <w:tblPrEx>
-          <w:tblCellMar>
-            <w:top w:w="0" w:type="dxa"/>
-            <w:bottom w:w="0" w:type="dxa"/>
-          </w:tblCellMar>
-        </w:tblPrEx>
         <w:tc>
           <w:tcPr>
             <w:tcW w:w="1120" w:type="dxa"/>
@@ -33481,12 +29809,6 @@
         </w:tc>
       </w:tr>
       <w:tr>
-        <w:tblPrEx>
-          <w:tblCellMar>
-            <w:top w:w="0" w:type="dxa"/>
-            <w:bottom w:w="0" w:type="dxa"/>
-          </w:tblCellMar>
-        </w:tblPrEx>
         <w:tc>
           <w:tcPr>
             <w:tcW w:w="1120" w:type="dxa"/>
@@ -33527,12 +29849,6 @@
         </w:tc>
       </w:tr>
       <w:tr>
-        <w:tblPrEx>
-          <w:tblCellMar>
-            <w:top w:w="0" w:type="dxa"/>
-            <w:bottom w:w="0" w:type="dxa"/>
-          </w:tblCellMar>
-        </w:tblPrEx>
         <w:tc>
           <w:tcPr>
             <w:tcW w:w="1120" w:type="dxa"/>
@@ -33573,12 +29889,6 @@
         </w:tc>
       </w:tr>
       <w:tr>
-        <w:tblPrEx>
-          <w:tblCellMar>
-            <w:top w:w="0" w:type="dxa"/>
-            <w:bottom w:w="0" w:type="dxa"/>
-          </w:tblCellMar>
-        </w:tblPrEx>
         <w:tc>
           <w:tcPr>
             <w:tcW w:w="1120" w:type="dxa"/>
@@ -33655,12 +29965,6 @@
         <w:gridCol w:w="7880"/>
       </w:tblGrid>
       <w:tr>
-        <w:tblPrEx>
-          <w:tblCellMar>
-            <w:top w:w="0" w:type="dxa"/>
-            <w:bottom w:w="0" w:type="dxa"/>
-          </w:tblCellMar>
-        </w:tblPrEx>
         <w:trPr>
           <w:tblHeader/>
         </w:trPr>
@@ -33712,12 +30016,6 @@
         </w:tc>
       </w:tr>
       <w:tr>
-        <w:tblPrEx>
-          <w:tblCellMar>
-            <w:top w:w="0" w:type="dxa"/>
-            <w:bottom w:w="0" w:type="dxa"/>
-          </w:tblCellMar>
-        </w:tblPrEx>
         <w:tc>
           <w:tcPr>
             <w:tcW w:w="1120" w:type="dxa"/>
@@ -33763,12 +30061,6 @@
         </w:tc>
       </w:tr>
       <w:tr>
-        <w:tblPrEx>
-          <w:tblCellMar>
-            <w:top w:w="0" w:type="dxa"/>
-            <w:bottom w:w="0" w:type="dxa"/>
-          </w:tblCellMar>
-        </w:tblPrEx>
         <w:tc>
           <w:tcPr>
             <w:tcW w:w="1120" w:type="dxa"/>
@@ -33809,12 +30101,6 @@
         </w:tc>
       </w:tr>
       <w:tr>
-        <w:tblPrEx>
-          <w:tblCellMar>
-            <w:top w:w="0" w:type="dxa"/>
-            <w:bottom w:w="0" w:type="dxa"/>
-          </w:tblCellMar>
-        </w:tblPrEx>
         <w:tc>
           <w:tcPr>
             <w:tcW w:w="1120" w:type="dxa"/>
@@ -33855,12 +30141,6 @@
         </w:tc>
       </w:tr>
       <w:tr>
-        <w:tblPrEx>
-          <w:tblCellMar>
-            <w:top w:w="0" w:type="dxa"/>
-            <w:bottom w:w="0" w:type="dxa"/>
-          </w:tblCellMar>
-        </w:tblPrEx>
         <w:tc>
           <w:tcPr>
             <w:tcW w:w="1120" w:type="dxa"/>
@@ -33914,12 +30194,6 @@
         </w:tc>
       </w:tr>
       <w:tr>
-        <w:tblPrEx>
-          <w:tblCellMar>
-            <w:top w:w="0" w:type="dxa"/>
-            <w:bottom w:w="0" w:type="dxa"/>
-          </w:tblCellMar>
-        </w:tblPrEx>
         <w:tc>
           <w:tcPr>
             <w:tcW w:w="1120" w:type="dxa"/>
@@ -34009,12 +30283,6 @@
         <w:gridCol w:w="7880"/>
       </w:tblGrid>
       <w:tr>
-        <w:tblPrEx>
-          <w:tblCellMar>
-            <w:top w:w="0" w:type="dxa"/>
-            <w:bottom w:w="0" w:type="dxa"/>
-          </w:tblCellMar>
-        </w:tblPrEx>
         <w:trPr>
           <w:tblHeader/>
         </w:trPr>
@@ -34066,12 +30334,6 @@
         </w:tc>
       </w:tr>
       <w:tr>
-        <w:tblPrEx>
-          <w:tblCellMar>
-            <w:top w:w="0" w:type="dxa"/>
-            <w:bottom w:w="0" w:type="dxa"/>
-          </w:tblCellMar>
-        </w:tblPrEx>
         <w:tc>
           <w:tcPr>
             <w:tcW w:w="1120" w:type="dxa"/>
@@ -34117,12 +30379,6 @@
         </w:tc>
       </w:tr>
       <w:tr>
-        <w:tblPrEx>
-          <w:tblCellMar>
-            <w:top w:w="0" w:type="dxa"/>
-            <w:bottom w:w="0" w:type="dxa"/>
-          </w:tblCellMar>
-        </w:tblPrEx>
         <w:tc>
           <w:tcPr>
             <w:tcW w:w="1120" w:type="dxa"/>
@@ -34163,12 +30419,6 @@
         </w:tc>
       </w:tr>
       <w:tr>
-        <w:tblPrEx>
-          <w:tblCellMar>
-            <w:top w:w="0" w:type="dxa"/>
-            <w:bottom w:w="0" w:type="dxa"/>
-          </w:tblCellMar>
-        </w:tblPrEx>
         <w:tc>
           <w:tcPr>
             <w:tcW w:w="1120" w:type="dxa"/>
@@ -34214,12 +30464,6 @@
         </w:tc>
       </w:tr>
       <w:tr>
-        <w:tblPrEx>
-          <w:tblCellMar>
-            <w:top w:w="0" w:type="dxa"/>
-            <w:bottom w:w="0" w:type="dxa"/>
-          </w:tblCellMar>
-        </w:tblPrEx>
         <w:tc>
           <w:tcPr>
             <w:tcW w:w="1120" w:type="dxa"/>
@@ -34260,12 +30504,6 @@
         </w:tc>
       </w:tr>
       <w:tr>
-        <w:tblPrEx>
-          <w:tblCellMar>
-            <w:top w:w="0" w:type="dxa"/>
-            <w:bottom w:w="0" w:type="dxa"/>
-          </w:tblCellMar>
-        </w:tblPrEx>
         <w:tc>
           <w:tcPr>
             <w:tcW w:w="1120" w:type="dxa"/>
@@ -34306,12 +30544,6 @@
         </w:tc>
       </w:tr>
       <w:tr>
-        <w:tblPrEx>
-          <w:tblCellMar>
-            <w:top w:w="0" w:type="dxa"/>
-            <w:bottom w:w="0" w:type="dxa"/>
-          </w:tblCellMar>
-        </w:tblPrEx>
         <w:tc>
           <w:tcPr>
             <w:tcW w:w="1120" w:type="dxa"/>
@@ -34352,12 +30584,6 @@
         </w:tc>
       </w:tr>
       <w:tr>
-        <w:tblPrEx>
-          <w:tblCellMar>
-            <w:top w:w="0" w:type="dxa"/>
-            <w:bottom w:w="0" w:type="dxa"/>
-          </w:tblCellMar>
-        </w:tblPrEx>
         <w:tc>
           <w:tcPr>
             <w:tcW w:w="1120" w:type="dxa"/>
@@ -34411,12 +30637,6 @@
         </w:tc>
       </w:tr>
       <w:tr>
-        <w:tblPrEx>
-          <w:tblCellMar>
-            <w:top w:w="0" w:type="dxa"/>
-            <w:bottom w:w="0" w:type="dxa"/>
-          </w:tblCellMar>
-        </w:tblPrEx>
         <w:tc>
           <w:tcPr>
             <w:tcW w:w="1120" w:type="dxa"/>
@@ -34462,12 +30682,6 @@
         </w:tc>
       </w:tr>
       <w:tr>
-        <w:tblPrEx>
-          <w:tblCellMar>
-            <w:top w:w="0" w:type="dxa"/>
-            <w:bottom w:w="0" w:type="dxa"/>
-          </w:tblCellMar>
-        </w:tblPrEx>
         <w:tc>
           <w:tcPr>
             <w:tcW w:w="1120" w:type="dxa"/>
@@ -34550,12 +30764,6 @@
         <w:gridCol w:w="7880"/>
       </w:tblGrid>
       <w:tr>
-        <w:tblPrEx>
-          <w:tblCellMar>
-            <w:top w:w="0" w:type="dxa"/>
-            <w:bottom w:w="0" w:type="dxa"/>
-          </w:tblCellMar>
-        </w:tblPrEx>
         <w:trPr>
           <w:tblHeader/>
         </w:trPr>
@@ -34607,12 +30815,6 @@
         </w:tc>
       </w:tr>
       <w:tr>
-        <w:tblPrEx>
-          <w:tblCellMar>
-            <w:top w:w="0" w:type="dxa"/>
-            <w:bottom w:w="0" w:type="dxa"/>
-          </w:tblCellMar>
-        </w:tblPrEx>
         <w:tc>
           <w:tcPr>
             <w:tcW w:w="1120" w:type="dxa"/>
@@ -34658,12 +30860,6 @@
         </w:tc>
       </w:tr>
       <w:tr>
-        <w:tblPrEx>
-          <w:tblCellMar>
-            <w:top w:w="0" w:type="dxa"/>
-            <w:bottom w:w="0" w:type="dxa"/>
-          </w:tblCellMar>
-        </w:tblPrEx>
         <w:tc>
           <w:tcPr>
             <w:tcW w:w="1120" w:type="dxa"/>
@@ -34704,12 +30900,6 @@
         </w:tc>
       </w:tr>
       <w:tr>
-        <w:tblPrEx>
-          <w:tblCellMar>
-            <w:top w:w="0" w:type="dxa"/>
-            <w:bottom w:w="0" w:type="dxa"/>
-          </w:tblCellMar>
-        </w:tblPrEx>
         <w:tc>
           <w:tcPr>
             <w:tcW w:w="1120" w:type="dxa"/>
@@ -34750,12 +30940,6 @@
         </w:tc>
       </w:tr>
       <w:tr>
-        <w:tblPrEx>
-          <w:tblCellMar>
-            <w:top w:w="0" w:type="dxa"/>
-            <w:bottom w:w="0" w:type="dxa"/>
-          </w:tblCellMar>
-        </w:tblPrEx>
         <w:tc>
           <w:tcPr>
             <w:tcW w:w="1120" w:type="dxa"/>
@@ -34796,12 +30980,6 @@
         </w:tc>
       </w:tr>
       <w:tr>
-        <w:tblPrEx>
-          <w:tblCellMar>
-            <w:top w:w="0" w:type="dxa"/>
-            <w:bottom w:w="0" w:type="dxa"/>
-          </w:tblCellMar>
-        </w:tblPrEx>
         <w:tc>
           <w:tcPr>
             <w:tcW w:w="1120" w:type="dxa"/>
@@ -34842,12 +31020,6 @@
         </w:tc>
       </w:tr>
       <w:tr>
-        <w:tblPrEx>
-          <w:tblCellMar>
-            <w:top w:w="0" w:type="dxa"/>
-            <w:bottom w:w="0" w:type="dxa"/>
-          </w:tblCellMar>
-        </w:tblPrEx>
         <w:tc>
           <w:tcPr>
             <w:tcW w:w="1120" w:type="dxa"/>
@@ -34888,12 +31060,6 @@
         </w:tc>
       </w:tr>
       <w:tr>
-        <w:tblPrEx>
-          <w:tblCellMar>
-            <w:top w:w="0" w:type="dxa"/>
-            <w:bottom w:w="0" w:type="dxa"/>
-          </w:tblCellMar>
-        </w:tblPrEx>
         <w:tc>
           <w:tcPr>
             <w:tcW w:w="1120" w:type="dxa"/>
@@ -34939,12 +31105,6 @@
         </w:tc>
       </w:tr>
       <w:tr>
-        <w:tblPrEx>
-          <w:tblCellMar>
-            <w:top w:w="0" w:type="dxa"/>
-            <w:bottom w:w="0" w:type="dxa"/>
-          </w:tblCellMar>
-        </w:tblPrEx>
         <w:tc>
           <w:tcPr>
             <w:tcW w:w="1120" w:type="dxa"/>
@@ -34985,12 +31145,6 @@
         </w:tc>
       </w:tr>
       <w:tr>
-        <w:tblPrEx>
-          <w:tblCellMar>
-            <w:top w:w="0" w:type="dxa"/>
-            <w:bottom w:w="0" w:type="dxa"/>
-          </w:tblCellMar>
-        </w:tblPrEx>
         <w:tc>
           <w:tcPr>
             <w:tcW w:w="1120" w:type="dxa"/>
@@ -35031,12 +31185,6 @@
         </w:tc>
       </w:tr>
       <w:tr>
-        <w:tblPrEx>
-          <w:tblCellMar>
-            <w:top w:w="0" w:type="dxa"/>
-            <w:bottom w:w="0" w:type="dxa"/>
-          </w:tblCellMar>
-        </w:tblPrEx>
         <w:tc>
           <w:tcPr>
             <w:tcW w:w="1120" w:type="dxa"/>
@@ -35082,12 +31230,6 @@
         </w:tc>
       </w:tr>
       <w:tr>
-        <w:tblPrEx>
-          <w:tblCellMar>
-            <w:top w:w="0" w:type="dxa"/>
-            <w:bottom w:w="0" w:type="dxa"/>
-          </w:tblCellMar>
-        </w:tblPrEx>
         <w:tc>
           <w:tcPr>
             <w:tcW w:w="1120" w:type="dxa"/>
@@ -35128,12 +31270,6 @@
         </w:tc>
       </w:tr>
       <w:tr>
-        <w:tblPrEx>
-          <w:tblCellMar>
-            <w:top w:w="0" w:type="dxa"/>
-            <w:bottom w:w="0" w:type="dxa"/>
-          </w:tblCellMar>
-        </w:tblPrEx>
         <w:tc>
           <w:tcPr>
             <w:tcW w:w="1120" w:type="dxa"/>
@@ -35174,12 +31310,6 @@
         </w:tc>
       </w:tr>
       <w:tr>
-        <w:tblPrEx>
-          <w:tblCellMar>
-            <w:top w:w="0" w:type="dxa"/>
-            <w:bottom w:w="0" w:type="dxa"/>
-          </w:tblCellMar>
-        </w:tblPrEx>
         <w:tc>
           <w:tcPr>
             <w:tcW w:w="1120" w:type="dxa"/>
@@ -35225,12 +31355,6 @@
         </w:tc>
       </w:tr>
       <w:tr>
-        <w:tblPrEx>
-          <w:tblCellMar>
-            <w:top w:w="0" w:type="dxa"/>
-            <w:bottom w:w="0" w:type="dxa"/>
-          </w:tblCellMar>
-        </w:tblPrEx>
         <w:tc>
           <w:tcPr>
             <w:tcW w:w="1120" w:type="dxa"/>
@@ -35271,12 +31395,6 @@
         </w:tc>
       </w:tr>
       <w:tr>
-        <w:tblPrEx>
-          <w:tblCellMar>
-            <w:top w:w="0" w:type="dxa"/>
-            <w:bottom w:w="0" w:type="dxa"/>
-          </w:tblCellMar>
-        </w:tblPrEx>
         <w:tc>
           <w:tcPr>
             <w:tcW w:w="1120" w:type="dxa"/>
@@ -35317,12 +31435,6 @@
         </w:tc>
       </w:tr>
       <w:tr>
-        <w:tblPrEx>
-          <w:tblCellMar>
-            <w:top w:w="0" w:type="dxa"/>
-            <w:bottom w:w="0" w:type="dxa"/>
-          </w:tblCellMar>
-        </w:tblPrEx>
         <w:tc>
           <w:tcPr>
             <w:tcW w:w="1120" w:type="dxa"/>
@@ -35363,12 +31475,6 @@
         </w:tc>
       </w:tr>
       <w:tr>
-        <w:tblPrEx>
-          <w:tblCellMar>
-            <w:top w:w="0" w:type="dxa"/>
-            <w:bottom w:w="0" w:type="dxa"/>
-          </w:tblCellMar>
-        </w:tblPrEx>
         <w:tc>
           <w:tcPr>
             <w:tcW w:w="1120" w:type="dxa"/>
@@ -35409,12 +31515,6 @@
         </w:tc>
       </w:tr>
       <w:tr>
-        <w:tblPrEx>
-          <w:tblCellMar>
-            <w:top w:w="0" w:type="dxa"/>
-            <w:bottom w:w="0" w:type="dxa"/>
-          </w:tblCellMar>
-        </w:tblPrEx>
         <w:tc>
           <w:tcPr>
             <w:tcW w:w="1120" w:type="dxa"/>
@@ -35455,12 +31555,6 @@
         </w:tc>
       </w:tr>
       <w:tr>
-        <w:tblPrEx>
-          <w:tblCellMar>
-            <w:top w:w="0" w:type="dxa"/>
-            <w:bottom w:w="0" w:type="dxa"/>
-          </w:tblCellMar>
-        </w:tblPrEx>
         <w:tc>
           <w:tcPr>
             <w:tcW w:w="1120" w:type="dxa"/>
@@ -35501,12 +31595,6 @@
         </w:tc>
       </w:tr>
       <w:tr>
-        <w:tblPrEx>
-          <w:tblCellMar>
-            <w:top w:w="0" w:type="dxa"/>
-            <w:bottom w:w="0" w:type="dxa"/>
-          </w:tblCellMar>
-        </w:tblPrEx>
         <w:tc>
           <w:tcPr>
             <w:tcW w:w="1120" w:type="dxa"/>
@@ -35547,12 +31635,6 @@
         </w:tc>
       </w:tr>
       <w:tr>
-        <w:tblPrEx>
-          <w:tblCellMar>
-            <w:top w:w="0" w:type="dxa"/>
-            <w:bottom w:w="0" w:type="dxa"/>
-          </w:tblCellMar>
-        </w:tblPrEx>
         <w:tc>
           <w:tcPr>
             <w:tcW w:w="1120" w:type="dxa"/>
@@ -35593,12 +31675,6 @@
         </w:tc>
       </w:tr>
       <w:tr>
-        <w:tblPrEx>
-          <w:tblCellMar>
-            <w:top w:w="0" w:type="dxa"/>
-            <w:bottom w:w="0" w:type="dxa"/>
-          </w:tblCellMar>
-        </w:tblPrEx>
         <w:tc>
           <w:tcPr>
             <w:tcW w:w="1120" w:type="dxa"/>
@@ -35639,12 +31715,6 @@
         </w:tc>
       </w:tr>
       <w:tr>
-        <w:tblPrEx>
-          <w:tblCellMar>
-            <w:top w:w="0" w:type="dxa"/>
-            <w:bottom w:w="0" w:type="dxa"/>
-          </w:tblCellMar>
-        </w:tblPrEx>
         <w:tc>
           <w:tcPr>
             <w:tcW w:w="1120" w:type="dxa"/>
@@ -35721,12 +31791,6 @@
         <w:gridCol w:w="7880"/>
       </w:tblGrid>
       <w:tr>
-        <w:tblPrEx>
-          <w:tblCellMar>
-            <w:top w:w="0" w:type="dxa"/>
-            <w:bottom w:w="0" w:type="dxa"/>
-          </w:tblCellMar>
-        </w:tblPrEx>
         <w:trPr>
           <w:tblHeader/>
         </w:trPr>
@@ -35778,12 +31842,6 @@
         </w:tc>
       </w:tr>
       <w:tr>
-        <w:tblPrEx>
-          <w:tblCellMar>
-            <w:top w:w="0" w:type="dxa"/>
-            <w:bottom w:w="0" w:type="dxa"/>
-          </w:tblCellMar>
-        </w:tblPrEx>
         <w:tc>
           <w:tcPr>
             <w:tcW w:w="1120" w:type="dxa"/>
@@ -35829,12 +31887,6 @@
         </w:tc>
       </w:tr>
       <w:tr>
-        <w:tblPrEx>
-          <w:tblCellMar>
-            <w:top w:w="0" w:type="dxa"/>
-            <w:bottom w:w="0" w:type="dxa"/>
-          </w:tblCellMar>
-        </w:tblPrEx>
         <w:tc>
           <w:tcPr>
             <w:tcW w:w="1120" w:type="dxa"/>
@@ -35875,12 +31927,6 @@
         </w:tc>
       </w:tr>
       <w:tr>
-        <w:tblPrEx>
-          <w:tblCellMar>
-            <w:top w:w="0" w:type="dxa"/>
-            <w:bottom w:w="0" w:type="dxa"/>
-          </w:tblCellMar>
-        </w:tblPrEx>
         <w:tc>
           <w:tcPr>
             <w:tcW w:w="1120" w:type="dxa"/>
@@ -35921,12 +31967,6 @@
         </w:tc>
       </w:tr>
       <w:tr>
-        <w:tblPrEx>
-          <w:tblCellMar>
-            <w:top w:w="0" w:type="dxa"/>
-            <w:bottom w:w="0" w:type="dxa"/>
-          </w:tblCellMar>
-        </w:tblPrEx>
         <w:tc>
           <w:tcPr>
             <w:tcW w:w="1120" w:type="dxa"/>
@@ -35967,12 +32007,6 @@
         </w:tc>
       </w:tr>
       <w:tr>
-        <w:tblPrEx>
-          <w:tblCellMar>
-            <w:top w:w="0" w:type="dxa"/>
-            <w:bottom w:w="0" w:type="dxa"/>
-          </w:tblCellMar>
-        </w:tblPrEx>
         <w:tc>
           <w:tcPr>
             <w:tcW w:w="1120" w:type="dxa"/>
@@ -36015,12 +32049,6 @@
         </w:tc>
       </w:tr>
       <w:tr>
-        <w:tblPrEx>
-          <w:tblCellMar>
-            <w:top w:w="0" w:type="dxa"/>
-            <w:bottom w:w="0" w:type="dxa"/>
-          </w:tblCellMar>
-        </w:tblPrEx>
         <w:tc>
           <w:tcPr>
             <w:tcW w:w="1120" w:type="dxa"/>
@@ -36061,12 +32089,6 @@
         </w:tc>
       </w:tr>
       <w:tr>
-        <w:tblPrEx>
-          <w:tblCellMar>
-            <w:top w:w="0" w:type="dxa"/>
-            <w:bottom w:w="0" w:type="dxa"/>
-          </w:tblCellMar>
-        </w:tblPrEx>
         <w:tc>
           <w:tcPr>
             <w:tcW w:w="1120" w:type="dxa"/>
@@ -36107,12 +32129,6 @@
         </w:tc>
       </w:tr>
       <w:tr>
-        <w:tblPrEx>
-          <w:tblCellMar>
-            <w:top w:w="0" w:type="dxa"/>
-            <w:bottom w:w="0" w:type="dxa"/>
-          </w:tblCellMar>
-        </w:tblPrEx>
         <w:tc>
           <w:tcPr>
             <w:tcW w:w="1120" w:type="dxa"/>
@@ -36190,12 +32206,6 @@
         <w:gridCol w:w="7880"/>
       </w:tblGrid>
       <w:tr>
-        <w:tblPrEx>
-          <w:tblCellMar>
-            <w:top w:w="0" w:type="dxa"/>
-            <w:bottom w:w="0" w:type="dxa"/>
-          </w:tblCellMar>
-        </w:tblPrEx>
         <w:trPr>
           <w:tblHeader/>
         </w:trPr>
@@ -36247,12 +32257,6 @@
         </w:tc>
       </w:tr>
       <w:tr>
-        <w:tblPrEx>
-          <w:tblCellMar>
-            <w:top w:w="0" w:type="dxa"/>
-            <w:bottom w:w="0" w:type="dxa"/>
-          </w:tblCellMar>
-        </w:tblPrEx>
         <w:tc>
           <w:tcPr>
             <w:tcW w:w="1120" w:type="dxa"/>
@@ -36293,12 +32297,6 @@
         </w:tc>
       </w:tr>
       <w:tr>
-        <w:tblPrEx>
-          <w:tblCellMar>
-            <w:top w:w="0" w:type="dxa"/>
-            <w:bottom w:w="0" w:type="dxa"/>
-          </w:tblCellMar>
-        </w:tblPrEx>
         <w:tc>
           <w:tcPr>
             <w:tcW w:w="1120" w:type="dxa"/>
@@ -36339,12 +32337,6 @@
         </w:tc>
       </w:tr>
       <w:tr>
-        <w:tblPrEx>
-          <w:tblCellMar>
-            <w:top w:w="0" w:type="dxa"/>
-            <w:bottom w:w="0" w:type="dxa"/>
-          </w:tblCellMar>
-        </w:tblPrEx>
         <w:tc>
           <w:tcPr>
             <w:tcW w:w="1120" w:type="dxa"/>
@@ -36385,12 +32377,6 @@
         </w:tc>
       </w:tr>
       <w:tr>
-        <w:tblPrEx>
-          <w:tblCellMar>
-            <w:top w:w="0" w:type="dxa"/>
-            <w:bottom w:w="0" w:type="dxa"/>
-          </w:tblCellMar>
-        </w:tblPrEx>
         <w:tc>
           <w:tcPr>
             <w:tcW w:w="1120" w:type="dxa"/>
@@ -36431,12 +32417,6 @@
         </w:tc>
       </w:tr>
       <w:tr>
-        <w:tblPrEx>
-          <w:tblCellMar>
-            <w:top w:w="0" w:type="dxa"/>
-            <w:bottom w:w="0" w:type="dxa"/>
-          </w:tblCellMar>
-        </w:tblPrEx>
         <w:tc>
           <w:tcPr>
             <w:tcW w:w="1120" w:type="dxa"/>
@@ -36477,12 +32457,6 @@
         </w:tc>
       </w:tr>
       <w:tr>
-        <w:tblPrEx>
-          <w:tblCellMar>
-            <w:top w:w="0" w:type="dxa"/>
-            <w:bottom w:w="0" w:type="dxa"/>
-          </w:tblCellMar>
-        </w:tblPrEx>
         <w:tc>
           <w:tcPr>
             <w:tcW w:w="1120" w:type="dxa"/>
@@ -36523,12 +32497,6 @@
         </w:tc>
       </w:tr>
       <w:tr>
-        <w:tblPrEx>
-          <w:tblCellMar>
-            <w:top w:w="0" w:type="dxa"/>
-            <w:bottom w:w="0" w:type="dxa"/>
-          </w:tblCellMar>
-        </w:tblPrEx>
         <w:tc>
           <w:tcPr>
             <w:tcW w:w="1120" w:type="dxa"/>
@@ -36569,12 +32537,6 @@
         </w:tc>
       </w:tr>
       <w:tr>
-        <w:tblPrEx>
-          <w:tblCellMar>
-            <w:top w:w="0" w:type="dxa"/>
-            <w:bottom w:w="0" w:type="dxa"/>
-          </w:tblCellMar>
-        </w:tblPrEx>
         <w:tc>
           <w:tcPr>
             <w:tcW w:w="1120" w:type="dxa"/>
@@ -36615,12 +32577,6 @@
         </w:tc>
       </w:tr>
       <w:tr>
-        <w:tblPrEx>
-          <w:tblCellMar>
-            <w:top w:w="0" w:type="dxa"/>
-            <w:bottom w:w="0" w:type="dxa"/>
-          </w:tblCellMar>
-        </w:tblPrEx>
         <w:tc>
           <w:tcPr>
             <w:tcW w:w="1120" w:type="dxa"/>
@@ -36661,12 +32617,6 @@
         </w:tc>
       </w:tr>
       <w:tr>
-        <w:tblPrEx>
-          <w:tblCellMar>
-            <w:top w:w="0" w:type="dxa"/>
-            <w:bottom w:w="0" w:type="dxa"/>
-          </w:tblCellMar>
-        </w:tblPrEx>
         <w:tc>
           <w:tcPr>
             <w:tcW w:w="1120" w:type="dxa"/>
@@ -36707,12 +32657,6 @@
         </w:tc>
       </w:tr>
       <w:tr>
-        <w:tblPrEx>
-          <w:tblCellMar>
-            <w:top w:w="0" w:type="dxa"/>
-            <w:bottom w:w="0" w:type="dxa"/>
-          </w:tblCellMar>
-        </w:tblPrEx>
         <w:tc>
           <w:tcPr>
             <w:tcW w:w="1120" w:type="dxa"/>
@@ -36753,12 +32697,6 @@
         </w:tc>
       </w:tr>
       <w:tr>
-        <w:tblPrEx>
-          <w:tblCellMar>
-            <w:top w:w="0" w:type="dxa"/>
-            <w:bottom w:w="0" w:type="dxa"/>
-          </w:tblCellMar>
-        </w:tblPrEx>
         <w:tc>
           <w:tcPr>
             <w:tcW w:w="1120" w:type="dxa"/>
@@ -36799,12 +32737,6 @@
         </w:tc>
       </w:tr>
       <w:tr>
-        <w:tblPrEx>
-          <w:tblCellMar>
-            <w:top w:w="0" w:type="dxa"/>
-            <w:bottom w:w="0" w:type="dxa"/>
-          </w:tblCellMar>
-        </w:tblPrEx>
         <w:tc>
           <w:tcPr>
             <w:tcW w:w="1120" w:type="dxa"/>
@@ -36845,12 +32777,6 @@
         </w:tc>
       </w:tr>
       <w:tr>
-        <w:tblPrEx>
-          <w:tblCellMar>
-            <w:top w:w="0" w:type="dxa"/>
-            <w:bottom w:w="0" w:type="dxa"/>
-          </w:tblCellMar>
-        </w:tblPrEx>
         <w:tc>
           <w:tcPr>
             <w:tcW w:w="1120" w:type="dxa"/>
@@ -36891,12 +32817,6 @@
         </w:tc>
       </w:tr>
       <w:tr>
-        <w:tblPrEx>
-          <w:tblCellMar>
-            <w:top w:w="0" w:type="dxa"/>
-            <w:bottom w:w="0" w:type="dxa"/>
-          </w:tblCellMar>
-        </w:tblPrEx>
         <w:tc>
           <w:tcPr>
             <w:tcW w:w="1120" w:type="dxa"/>
@@ -36937,12 +32857,6 @@
         </w:tc>
       </w:tr>
       <w:tr>
-        <w:tblPrEx>
-          <w:tblCellMar>
-            <w:top w:w="0" w:type="dxa"/>
-            <w:bottom w:w="0" w:type="dxa"/>
-          </w:tblCellMar>
-        </w:tblPrEx>
         <w:tc>
           <w:tcPr>
             <w:tcW w:w="1120" w:type="dxa"/>
@@ -36983,12 +32897,6 @@
         </w:tc>
       </w:tr>
       <w:tr>
-        <w:tblPrEx>
-          <w:tblCellMar>
-            <w:top w:w="0" w:type="dxa"/>
-            <w:bottom w:w="0" w:type="dxa"/>
-          </w:tblCellMar>
-        </w:tblPrEx>
         <w:tc>
           <w:tcPr>
             <w:tcW w:w="1120" w:type="dxa"/>
@@ -37029,12 +32937,6 @@
         </w:tc>
       </w:tr>
       <w:tr>
-        <w:tblPrEx>
-          <w:tblCellMar>
-            <w:top w:w="0" w:type="dxa"/>
-            <w:bottom w:w="0" w:type="dxa"/>
-          </w:tblCellMar>
-        </w:tblPrEx>
         <w:tc>
           <w:tcPr>
             <w:tcW w:w="1120" w:type="dxa"/>
@@ -37075,12 +32977,6 @@
         </w:tc>
       </w:tr>
       <w:tr>
-        <w:tblPrEx>
-          <w:tblCellMar>
-            <w:top w:w="0" w:type="dxa"/>
-            <w:bottom w:w="0" w:type="dxa"/>
-          </w:tblCellMar>
-        </w:tblPrEx>
         <w:tc>
           <w:tcPr>
             <w:tcW w:w="1120" w:type="dxa"/>
@@ -37157,12 +33053,6 @@
         <w:gridCol w:w="7880"/>
       </w:tblGrid>
       <w:tr>
-        <w:tblPrEx>
-          <w:tblCellMar>
-            <w:top w:w="0" w:type="dxa"/>
-            <w:bottom w:w="0" w:type="dxa"/>
-          </w:tblCellMar>
-        </w:tblPrEx>
         <w:trPr>
           <w:tblHeader/>
         </w:trPr>
@@ -37214,12 +33104,6 @@
         </w:tc>
       </w:tr>
       <w:tr>
-        <w:tblPrEx>
-          <w:tblCellMar>
-            <w:top w:w="0" w:type="dxa"/>
-            <w:bottom w:w="0" w:type="dxa"/>
-          </w:tblCellMar>
-        </w:tblPrEx>
         <w:tc>
           <w:tcPr>
             <w:tcW w:w="1120" w:type="dxa"/>
@@ -37296,12 +33180,6 @@
         <w:gridCol w:w="7880"/>
       </w:tblGrid>
       <w:tr>
-        <w:tblPrEx>
-          <w:tblCellMar>
-            <w:top w:w="0" w:type="dxa"/>
-            <w:bottom w:w="0" w:type="dxa"/>
-          </w:tblCellMar>
-        </w:tblPrEx>
         <w:trPr>
           <w:tblHeader/>
         </w:trPr>
@@ -37353,12 +33231,6 @@
         </w:tc>
       </w:tr>
       <w:tr>
-        <w:tblPrEx>
-          <w:tblCellMar>
-            <w:top w:w="0" w:type="dxa"/>
-            <w:bottom w:w="0" w:type="dxa"/>
-          </w:tblCellMar>
-        </w:tblPrEx>
         <w:tc>
           <w:tcPr>
             <w:tcW w:w="1120" w:type="dxa"/>
@@ -37399,12 +33271,6 @@
         </w:tc>
       </w:tr>
       <w:tr>
-        <w:tblPrEx>
-          <w:tblCellMar>
-            <w:top w:w="0" w:type="dxa"/>
-            <w:bottom w:w="0" w:type="dxa"/>
-          </w:tblCellMar>
-        </w:tblPrEx>
         <w:tc>
           <w:tcPr>
             <w:tcW w:w="1120" w:type="dxa"/>
@@ -37450,12 +33316,6 @@
         </w:tc>
       </w:tr>
       <w:tr>
-        <w:tblPrEx>
-          <w:tblCellMar>
-            <w:top w:w="0" w:type="dxa"/>
-            <w:bottom w:w="0" w:type="dxa"/>
-          </w:tblCellMar>
-        </w:tblPrEx>
         <w:tc>
           <w:tcPr>
             <w:tcW w:w="1120" w:type="dxa"/>
@@ -37496,12 +33356,6 @@
         </w:tc>
       </w:tr>
       <w:tr>
-        <w:tblPrEx>
-          <w:tblCellMar>
-            <w:top w:w="0" w:type="dxa"/>
-            <w:bottom w:w="0" w:type="dxa"/>
-          </w:tblCellMar>
-        </w:tblPrEx>
         <w:tc>
           <w:tcPr>
             <w:tcW w:w="1120" w:type="dxa"/>
@@ -37542,12 +33396,6 @@
         </w:tc>
       </w:tr>
       <w:tr>
-        <w:tblPrEx>
-          <w:tblCellMar>
-            <w:top w:w="0" w:type="dxa"/>
-            <w:bottom w:w="0" w:type="dxa"/>
-          </w:tblCellMar>
-        </w:tblPrEx>
         <w:tc>
           <w:tcPr>
             <w:tcW w:w="1120" w:type="dxa"/>
@@ -37629,12 +33477,6 @@
         <w:gridCol w:w="7880"/>
       </w:tblGrid>
       <w:tr>
-        <w:tblPrEx>
-          <w:tblCellMar>
-            <w:top w:w="0" w:type="dxa"/>
-            <w:bottom w:w="0" w:type="dxa"/>
-          </w:tblCellMar>
-        </w:tblPrEx>
         <w:trPr>
           <w:tblHeader/>
         </w:trPr>
@@ -37687,12 +33529,6 @@
         </w:tc>
       </w:tr>
       <w:tr>
-        <w:tblPrEx>
-          <w:tblCellMar>
-            <w:top w:w="0" w:type="dxa"/>
-            <w:bottom w:w="0" w:type="dxa"/>
-          </w:tblCellMar>
-        </w:tblPrEx>
         <w:tc>
           <w:tcPr>
             <w:tcW w:w="1120" w:type="dxa"/>
@@ -37733,12 +33569,6 @@
         </w:tc>
       </w:tr>
       <w:tr>
-        <w:tblPrEx>
-          <w:tblCellMar>
-            <w:top w:w="0" w:type="dxa"/>
-            <w:bottom w:w="0" w:type="dxa"/>
-          </w:tblCellMar>
-        </w:tblPrEx>
         <w:tc>
           <w:tcPr>
             <w:tcW w:w="1120" w:type="dxa"/>
@@ -37779,12 +33609,6 @@
         </w:tc>
       </w:tr>
       <w:tr>
-        <w:tblPrEx>
-          <w:tblCellMar>
-            <w:top w:w="0" w:type="dxa"/>
-            <w:bottom w:w="0" w:type="dxa"/>
-          </w:tblCellMar>
-        </w:tblPrEx>
         <w:tc>
           <w:tcPr>
             <w:tcW w:w="1120" w:type="dxa"/>
@@ -37825,12 +33649,6 @@
         </w:tc>
       </w:tr>
       <w:tr>
-        <w:tblPrEx>
-          <w:tblCellMar>
-            <w:top w:w="0" w:type="dxa"/>
-            <w:bottom w:w="0" w:type="dxa"/>
-          </w:tblCellMar>
-        </w:tblPrEx>
         <w:tc>
           <w:tcPr>
             <w:tcW w:w="1120" w:type="dxa"/>
@@ -37871,12 +33689,6 @@
         </w:tc>
       </w:tr>
       <w:tr>
-        <w:tblPrEx>
-          <w:tblCellMar>
-            <w:top w:w="0" w:type="dxa"/>
-            <w:bottom w:w="0" w:type="dxa"/>
-          </w:tblCellMar>
-        </w:tblPrEx>
         <w:tc>
           <w:tcPr>
             <w:tcW w:w="1120" w:type="dxa"/>
@@ -37953,12 +33765,6 @@
         <w:gridCol w:w="7880"/>
       </w:tblGrid>
       <w:tr>
-        <w:tblPrEx>
-          <w:tblCellMar>
-            <w:top w:w="0" w:type="dxa"/>
-            <w:bottom w:w="0" w:type="dxa"/>
-          </w:tblCellMar>
-        </w:tblPrEx>
         <w:trPr>
           <w:tblHeader/>
         </w:trPr>
@@ -38010,12 +33816,6 @@
         </w:tc>
       </w:tr>
       <w:tr>
-        <w:tblPrEx>
-          <w:tblCellMar>
-            <w:top w:w="0" w:type="dxa"/>
-            <w:bottom w:w="0" w:type="dxa"/>
-          </w:tblCellMar>
-        </w:tblPrEx>
         <w:tc>
           <w:tcPr>
             <w:tcW w:w="1120" w:type="dxa"/>
@@ -38056,12 +33856,6 @@
         </w:tc>
       </w:tr>
       <w:tr>
-        <w:tblPrEx>
-          <w:tblCellMar>
-            <w:top w:w="0" w:type="dxa"/>
-            <w:bottom w:w="0" w:type="dxa"/>
-          </w:tblCellMar>
-        </w:tblPrEx>
         <w:tc>
           <w:tcPr>
             <w:tcW w:w="1120" w:type="dxa"/>
@@ -38138,12 +33932,6 @@
         <w:gridCol w:w="7880"/>
       </w:tblGrid>
       <w:tr>
-        <w:tblPrEx>
-          <w:tblCellMar>
-            <w:top w:w="0" w:type="dxa"/>
-            <w:bottom w:w="0" w:type="dxa"/>
-          </w:tblCellMar>
-        </w:tblPrEx>
         <w:trPr>
           <w:tblHeader/>
         </w:trPr>
@@ -38195,12 +33983,6 @@
         </w:tc>
       </w:tr>
       <w:tr>
-        <w:tblPrEx>
-          <w:tblCellMar>
-            <w:top w:w="0" w:type="dxa"/>
-            <w:bottom w:w="0" w:type="dxa"/>
-          </w:tblCellMar>
-        </w:tblPrEx>
         <w:tc>
           <w:tcPr>
             <w:tcW w:w="1120" w:type="dxa"/>
@@ -38241,12 +34023,6 @@
         </w:tc>
       </w:tr>
       <w:tr>
-        <w:tblPrEx>
-          <w:tblCellMar>
-            <w:top w:w="0" w:type="dxa"/>
-            <w:bottom w:w="0" w:type="dxa"/>
-          </w:tblCellMar>
-        </w:tblPrEx>
         <w:tc>
           <w:tcPr>
             <w:tcW w:w="1120" w:type="dxa"/>
@@ -38323,12 +34099,6 @@
         <w:gridCol w:w="7880"/>
       </w:tblGrid>
       <w:tr>
-        <w:tblPrEx>
-          <w:tblCellMar>
-            <w:top w:w="0" w:type="dxa"/>
-            <w:bottom w:w="0" w:type="dxa"/>
-          </w:tblCellMar>
-        </w:tblPrEx>
         <w:trPr>
           <w:tblHeader/>
         </w:trPr>
@@ -38380,12 +34150,6 @@
         </w:tc>
       </w:tr>
       <w:tr>
-        <w:tblPrEx>
-          <w:tblCellMar>
-            <w:top w:w="0" w:type="dxa"/>
-            <w:bottom w:w="0" w:type="dxa"/>
-          </w:tblCellMar>
-        </w:tblPrEx>
         <w:tc>
           <w:tcPr>
             <w:tcW w:w="1120" w:type="dxa"/>
@@ -38462,12 +34226,6 @@
         <w:gridCol w:w="7880"/>
       </w:tblGrid>
       <w:tr>
-        <w:tblPrEx>
-          <w:tblCellMar>
-            <w:top w:w="0" w:type="dxa"/>
-            <w:bottom w:w="0" w:type="dxa"/>
-          </w:tblCellMar>
-        </w:tblPrEx>
         <w:trPr>
           <w:tblHeader/>
         </w:trPr>
@@ -38519,12 +34277,6 @@
         </w:tc>
       </w:tr>
       <w:tr>
-        <w:tblPrEx>
-          <w:tblCellMar>
-            <w:top w:w="0" w:type="dxa"/>
-            <w:bottom w:w="0" w:type="dxa"/>
-          </w:tblCellMar>
-        </w:tblPrEx>
         <w:tc>
           <w:tcPr>
             <w:tcW w:w="1120" w:type="dxa"/>
@@ -38565,12 +34317,6 @@
         </w:tc>
       </w:tr>
       <w:tr>
-        <w:tblPrEx>
-          <w:tblCellMar>
-            <w:top w:w="0" w:type="dxa"/>
-            <w:bottom w:w="0" w:type="dxa"/>
-          </w:tblCellMar>
-        </w:tblPrEx>
         <w:tc>
           <w:tcPr>
             <w:tcW w:w="1120" w:type="dxa"/>
